--- a/CICD/github_actions.docx
+++ b/CICD/github_actions.docx
@@ -3,1946 +3,7 @@
 <w:document xmlns:wpc="http://schemas.microsoft.com/office/word/2010/wordprocessingCanvas" xmlns:cx="http://schemas.microsoft.com/office/drawing/2014/chartex" xmlns:cx1="http://schemas.microsoft.com/office/drawing/2015/9/8/chartex" xmlns:cx2="http://schemas.microsoft.com/office/drawing/2015/10/21/chartex" xmlns:cx3="http://schemas.microsoft.com/office/drawing/2016/5/9/chartex" xmlns:cx4="http://schemas.microsoft.com/office/drawing/2016/5/10/chartex" xmlns:cx5="http://schemas.microsoft.com/office/drawing/2016/5/11/chartex" xmlns:cx6="http://schemas.microsoft.com/office/drawing/2016/5/12/chartex" xmlns:cx7="http://schemas.microsoft.com/office/drawing/2016/5/13/chartex" xmlns:cx8="http://schemas.microsoft.com/office/drawing/2016/5/14/chartex" xmlns:mc="http://schemas.openxmlformats.org/markup-compatibility/2006" xmlns:aink="http://schemas.microsoft.com/office/drawing/2016/ink" xmlns:am3d="http://schemas.microsoft.com/office/drawing/2017/model3d" xmlns:o="urn:schemas-microsoft-com:office:office" xmlns:oel="http://schemas.microsoft.com/office/2019/extlst" xmlns:r="http://schemas.openxmlformats.org/officeDocument/2006/relationships" xmlns:m="http://schemas.openxmlformats.org/officeDocument/2006/math" xmlns:v="urn:schemas-microsoft-com:vml" xmlns:wp14="http://schemas.microsoft.com/office/word/2010/wordprocessingDrawing" xmlns:wp="http://schemas.openxmlformats.org/drawingml/2006/wordprocessingDrawing" xmlns:w10="urn:schemas-microsoft-com:office:word" xmlns:w="http://schemas.openxmlformats.org/wordprocessingml/2006/main" xmlns:w14="http://schemas.microsoft.com/office/word/2010/wordml" xmlns:w15="http://schemas.microsoft.com/office/word/2012/wordml" xmlns:w16cex="http://schemas.microsoft.com/office/word/2018/wordml/cex" xmlns:w16cid="http://schemas.microsoft.com/office/word/2016/wordml/cid" xmlns:w16="http://schemas.microsoft.com/office/word/2018/wordml" xmlns:w16du="http://schemas.microsoft.com/office/word/2023/wordml/word16du" xmlns:w16sdtdh="http://schemas.microsoft.com/office/word/2020/wordml/sdtdatahash" xmlns:w16sdtfl="http://schemas.microsoft.com/office/word/2024/wordml/sdtformatlock" xmlns:w16se="http://schemas.microsoft.com/office/word/2015/wordml/symex" xmlns:wpg="http://schemas.microsoft.com/office/word/2010/wordprocessingGroup" xmlns:wpi="http://schemas.microsoft.com/office/word/2010/wordprocessingInk" xmlns:wne="http://schemas.microsoft.com/office/word/2006/wordml" xmlns:wps="http://schemas.microsoft.com/office/word/2010/wordprocessingShape" mc:Ignorable="w14 w15 w16se w16cid w16 w16cex w16sdtdh w16sdtfl w16du wp14">
   <w:body>
     <w:p>
-      <w:r>
-        <w:t>Points:</w:t>
-      </w:r>
-    </w:p>
-    <w:p>
-      <w:r>
-        <w:t>githib sction is cicd tool</w:t>
-      </w:r>
-    </w:p>
-    <w:p>
-      <w:r>
-        <w:t>we can automate using this tool</w:t>
-      </w:r>
-    </w:p>
-    <w:p>
-      <w:r>
-        <w:t>repatitive taks can be automated using this tool</w:t>
-      </w:r>
-    </w:p>
-    <w:p>
-      <w:r>
-        <w:t>jenkins alternative is github action--better than genkins</w:t>
-      </w:r>
-    </w:p>
-    <w:p>
-      <w:r>
-        <w:t>if i know jenkins why i learn github actions</w:t>
-      </w:r>
-    </w:p>
-    <w:p>
-      <w:r>
-        <w:t>today many companies use github actions</w:t>
-      </w:r>
-    </w:p>
-    <w:p>
-      <w:r>
-        <w:t>why better github actions</w:t>
-      </w:r>
-    </w:p>
-    <w:p>
-      <w:r>
-        <w:t>infracture</w:t>
-      </w:r>
-    </w:p>
-    <w:p>
-      <w:r>
-        <w:t>jenkins---need to install server---multiple automation---multiple jenkins server</w:t>
-      </w:r>
-    </w:p>
-    <w:p/>
-    <w:p>
-      <w:r>
-        <w:t>github actions---no server--means own server---vm--server cost no--vm==runner</w:t>
-      </w:r>
-    </w:p>
-    <w:p/>
-    <w:p>
-      <w:r>
-        <w:t>i have own server---selfhosted server---security purpose</w:t>
-      </w:r>
-    </w:p>
-    <w:p/>
-    <w:p/>
-    <w:p>
-      <w:r>
-        <w:t>is it runner free no</w:t>
-      </w:r>
-    </w:p>
-    <w:p>
-      <w:r>
-        <w:t>public repo--free</w:t>
-      </w:r>
-    </w:p>
-    <w:p>
-      <w:r>
-        <w:t>private repo--2000minutes</w:t>
-      </w:r>
-    </w:p>
-    <w:p/>
-    <w:p>
-      <w:r>
-        <w:t>what is public and private</w:t>
-      </w:r>
-    </w:p>
-    <w:p>
-      <w:r>
-        <w:t>what is minutes?</w:t>
-      </w:r>
-    </w:p>
-    <w:p>
-      <w:r>
-        <w:t>auto scaling</w:t>
-      </w:r>
-    </w:p>
-    <w:p/>
-    <w:p>
-      <w:r>
-        <w:t>actions--actions are reusable code that perform specic task in a workflow</w:t>
-      </w:r>
-    </w:p>
-    <w:p>
-      <w:r>
-        <w:t>Both cities did the same job:</w:t>
-      </w:r>
-      <w:r>
-        <w:br/>
-      </w:r>
-      <w:r>
-        <w:rPr>
-          <w:rFonts w:ascii="Segoe UI Emoji" w:hAnsi="Segoe UI Emoji" w:cs="Segoe UI Emoji"/>
-        </w:rPr>
-        <w:t>👉</w:t>
-      </w:r>
-      <w:r>
-        <w:t xml:space="preserve"> automate repetitive software tasks like build, test, deploy (this is called </w:t>
-      </w:r>
-      <w:r>
-        <w:rPr>
-          <w:b/>
-          <w:bCs/>
-        </w:rPr>
-        <w:t>CI/CD</w:t>
-      </w:r>
-      <w:r>
-        <w:t>: Continuous Integration / Continuous Deployment)</w:t>
-      </w:r>
-    </w:p>
-    <w:p>
-      <w:r>
-        <w:pict w14:anchorId="39393E72">
-          <v:rect id="_x0000_i1025" style="width:0;height:1.5pt" o:hralign="center" o:hrstd="t" o:hr="t" fillcolor="#a0a0a0" stroked="f"/>
-        </w:pict>
-      </w:r>
-    </w:p>
-    <w:p>
-      <w:pPr>
-        <w:rPr>
-          <w:b/>
-          <w:bCs/>
-        </w:rPr>
-      </w:pPr>
-      <w:r>
-        <w:rPr>
-          <w:rFonts w:ascii="Segoe UI Emoji" w:hAnsi="Segoe UI Emoji" w:cs="Segoe UI Emoji"/>
-          <w:b/>
-          <w:bCs/>
-        </w:rPr>
-        <w:t>🏗️</w:t>
-      </w:r>
-      <w:r>
-        <w:rPr>
-          <w:b/>
-          <w:bCs/>
-        </w:rPr>
-        <w:t xml:space="preserve"> Chapter 1: Jenkins Land (Old Kingdom)</w:t>
-      </w:r>
-    </w:p>
-    <w:p>
-      <w:r>
-        <w:t>In Jenkins Land, every company had to build their own infrastructure.</w:t>
-      </w:r>
-    </w:p>
-    <w:p>
-      <w:pPr>
-        <w:rPr>
-          <w:b/>
-          <w:bCs/>
-        </w:rPr>
-      </w:pPr>
-      <w:r>
-        <w:rPr>
-          <w:rFonts w:ascii="Segoe UI Emoji" w:hAnsi="Segoe UI Emoji" w:cs="Segoe UI Emoji"/>
-          <w:b/>
-          <w:bCs/>
-        </w:rPr>
-        <w:lastRenderedPageBreak/>
-        <w:t>🧱</w:t>
-      </w:r>
-      <w:r>
-        <w:rPr>
-          <w:b/>
-          <w:bCs/>
-        </w:rPr>
-        <w:t xml:space="preserve"> How Jenkins worked:</w:t>
-      </w:r>
-    </w:p>
-    <w:p>
-      <w:r>
-        <w:t>To use Jenkins, you must:</w:t>
-      </w:r>
-    </w:p>
-    <w:p>
-      <w:pPr>
-        <w:numPr>
-          <w:ilvl w:val="0"/>
-          <w:numId w:val="1"/>
-        </w:numPr>
-      </w:pPr>
-      <w:r>
-        <w:t xml:space="preserve">Install a </w:t>
-      </w:r>
-      <w:r>
-        <w:rPr>
-          <w:b/>
-          <w:bCs/>
-        </w:rPr>
-        <w:t>Jenkins server</w:t>
-      </w:r>
-      <w:r>
-        <w:t xml:space="preserve"> </w:t>
-      </w:r>
-    </w:p>
-    <w:p>
-      <w:pPr>
-        <w:numPr>
-          <w:ilvl w:val="0"/>
-          <w:numId w:val="1"/>
-        </w:numPr>
-      </w:pPr>
-      <w:r>
-        <w:t xml:space="preserve">Maintain it yourself </w:t>
-      </w:r>
-    </w:p>
-    <w:p>
-      <w:pPr>
-        <w:numPr>
-          <w:ilvl w:val="0"/>
-          <w:numId w:val="1"/>
-        </w:numPr>
-      </w:pPr>
-      <w:r>
-        <w:t xml:space="preserve">Install plugins </w:t>
-      </w:r>
-    </w:p>
-    <w:p>
-      <w:pPr>
-        <w:numPr>
-          <w:ilvl w:val="0"/>
-          <w:numId w:val="1"/>
-        </w:numPr>
-      </w:pPr>
-      <w:r>
-        <w:t xml:space="preserve">Manage updates </w:t>
-      </w:r>
-    </w:p>
-    <w:p>
-      <w:pPr>
-        <w:numPr>
-          <w:ilvl w:val="0"/>
-          <w:numId w:val="1"/>
-        </w:numPr>
-      </w:pPr>
-      <w:r>
-        <w:t xml:space="preserve">Handle scaling </w:t>
-      </w:r>
-    </w:p>
-    <w:p>
-      <w:pPr>
-        <w:rPr>
-          <w:b/>
-          <w:bCs/>
-        </w:rPr>
-      </w:pPr>
-      <w:r>
-        <w:rPr>
-          <w:rFonts w:ascii="Segoe UI Emoji" w:hAnsi="Segoe UI Emoji" w:cs="Segoe UI Emoji"/>
-          <w:b/>
-          <w:bCs/>
-        </w:rPr>
-        <w:t>🏢</w:t>
-      </w:r>
-      <w:r>
-        <w:rPr>
-          <w:b/>
-          <w:bCs/>
-        </w:rPr>
-        <w:t xml:space="preserve"> Problem in Jenkins Land:</w:t>
-      </w:r>
-    </w:p>
-    <w:p>
-      <w:r>
-        <w:t>If a company grows:</w:t>
-      </w:r>
-    </w:p>
-    <w:p>
-      <w:pPr>
-        <w:numPr>
-          <w:ilvl w:val="0"/>
-          <w:numId w:val="2"/>
-        </w:numPr>
-      </w:pPr>
-      <w:r>
-        <w:t xml:space="preserve">One Jenkins server becomes slow </w:t>
-      </w:r>
-    </w:p>
-    <w:p>
-      <w:pPr>
-        <w:numPr>
-          <w:ilvl w:val="0"/>
-          <w:numId w:val="2"/>
-        </w:numPr>
-      </w:pPr>
-      <w:r>
-        <w:t xml:space="preserve">So they create </w:t>
-      </w:r>
-      <w:r>
-        <w:rPr>
-          <w:b/>
-          <w:bCs/>
-        </w:rPr>
-        <w:t>multiple Jenkins servers</w:t>
-      </w:r>
-      <w:r>
-        <w:t xml:space="preserve"> </w:t>
-      </w:r>
-    </w:p>
-    <w:p>
-      <w:pPr>
-        <w:numPr>
-          <w:ilvl w:val="0"/>
-          <w:numId w:val="2"/>
-        </w:numPr>
-      </w:pPr>
-      <w:r>
-        <w:t xml:space="preserve">Each server needs maintenance </w:t>
-      </w:r>
-    </w:p>
-    <w:p>
-      <w:pPr>
-        <w:numPr>
-          <w:ilvl w:val="0"/>
-          <w:numId w:val="2"/>
-        </w:numPr>
-      </w:pPr>
-      <w:r>
-        <w:t xml:space="preserve">More cost, more DevOps effort </w:t>
-      </w:r>
-    </w:p>
-    <w:p>
-      <w:r>
-        <w:rPr>
-          <w:rFonts w:ascii="Segoe UI Emoji" w:hAnsi="Segoe UI Emoji" w:cs="Segoe UI Emoji"/>
-        </w:rPr>
-        <w:t>💡</w:t>
-      </w:r>
-      <w:r>
-        <w:t xml:space="preserve"> So Jenkins is powerful but:</w:t>
-      </w:r>
-    </w:p>
-    <w:p>
-      <w:r>
-        <w:t>“You manage everything yourself.”</w:t>
-      </w:r>
-    </w:p>
-    <w:p>
-      <w:r>
-        <w:pict w14:anchorId="641D5EEC">
-          <v:rect id="_x0000_i1026" style="width:0;height:1.5pt" o:hralign="center" o:hrstd="t" o:hr="t" fillcolor="#a0a0a0" stroked="f"/>
-        </w:pict>
-      </w:r>
-    </w:p>
-    <w:p>
-      <w:pPr>
-        <w:rPr>
-          <w:b/>
-          <w:bCs/>
-        </w:rPr>
-      </w:pPr>
-      <w:r>
-        <w:rPr>
-          <w:rFonts w:ascii="Segoe UI Emoji" w:hAnsi="Segoe UI Emoji" w:cs="Segoe UI Emoji"/>
-          <w:b/>
-          <w:bCs/>
-        </w:rPr>
-        <w:t>☁️</w:t>
-      </w:r>
-      <w:r>
-        <w:rPr>
-          <w:b/>
-          <w:bCs/>
-        </w:rPr>
-        <w:t xml:space="preserve"> Chapter 2: GitHub Actions City (Modern Cloud City)</w:t>
-      </w:r>
-    </w:p>
-    <w:p>
-      <w:r>
-        <w:t>In GitHub Actions City, things are much simpler.</w:t>
-      </w:r>
-    </w:p>
-    <w:p>
-      <w:r>
-        <w:t>Instead of installing servers:</w:t>
-      </w:r>
-    </w:p>
-    <w:p>
-      <w:r>
-        <w:rPr>
-          <w:rFonts w:ascii="Segoe UI Emoji" w:hAnsi="Segoe UI Emoji" w:cs="Segoe UI Emoji"/>
-        </w:rPr>
-        <w:t>👉</w:t>
-      </w:r>
-      <w:r>
-        <w:t xml:space="preserve"> GitHub gives you everything as a service.</w:t>
-      </w:r>
-    </w:p>
-    <w:p>
-      <w:pPr>
-        <w:rPr>
-          <w:b/>
-          <w:bCs/>
-        </w:rPr>
-      </w:pPr>
-      <w:r>
-        <w:rPr>
-          <w:rFonts w:ascii="Segoe UI Emoji" w:hAnsi="Segoe UI Emoji" w:cs="Segoe UI Emoji"/>
-          <w:b/>
-          <w:bCs/>
-        </w:rPr>
-        <w:t>⚙️</w:t>
-      </w:r>
-      <w:r>
-        <w:rPr>
-          <w:b/>
-          <w:bCs/>
-        </w:rPr>
-        <w:t xml:space="preserve"> How GitHub Actions works:</w:t>
-      </w:r>
-    </w:p>
-    <w:p>
-      <w:pPr>
-        <w:numPr>
-          <w:ilvl w:val="0"/>
-          <w:numId w:val="3"/>
-        </w:numPr>
-      </w:pPr>
-      <w:r>
-        <w:t xml:space="preserve">You write a </w:t>
-      </w:r>
-      <w:r>
-        <w:rPr>
-          <w:b/>
-          <w:bCs/>
-        </w:rPr>
-        <w:t>workflow file</w:t>
-      </w:r>
-      <w:r>
-        <w:t xml:space="preserve"> </w:t>
-      </w:r>
-    </w:p>
-    <w:p>
-      <w:pPr>
-        <w:numPr>
-          <w:ilvl w:val="0"/>
-          <w:numId w:val="3"/>
-        </w:numPr>
-      </w:pPr>
-      <w:r>
-        <w:t xml:space="preserve">GitHub runs it on a </w:t>
-      </w:r>
-      <w:r>
-        <w:rPr>
-          <w:b/>
-          <w:bCs/>
-        </w:rPr>
-        <w:t>runner</w:t>
-      </w:r>
-      <w:r>
-        <w:t xml:space="preserve"> </w:t>
-      </w:r>
-    </w:p>
-    <w:p>
-      <w:pPr>
-        <w:numPr>
-          <w:ilvl w:val="0"/>
-          <w:numId w:val="3"/>
-        </w:numPr>
-      </w:pPr>
-      <w:r>
-        <w:t xml:space="preserve">No need to install Jenkins server </w:t>
-      </w:r>
-    </w:p>
-    <w:p>
-      <w:pPr>
-        <w:rPr>
-          <w:b/>
-          <w:bCs/>
-        </w:rPr>
-      </w:pPr>
-      <w:r>
-        <w:rPr>
-          <w:rFonts w:ascii="Segoe UI Emoji" w:hAnsi="Segoe UI Emoji" w:cs="Segoe UI Emoji"/>
-          <w:b/>
-          <w:bCs/>
-        </w:rPr>
-        <w:t>💡</w:t>
-      </w:r>
-      <w:r>
-        <w:rPr>
-          <w:b/>
-          <w:bCs/>
-        </w:rPr>
-        <w:t xml:space="preserve"> What is a “runner”?</w:t>
-      </w:r>
-    </w:p>
-    <w:p>
-      <w:r>
-        <w:t xml:space="preserve">A </w:t>
-      </w:r>
-      <w:r>
-        <w:rPr>
-          <w:b/>
-          <w:bCs/>
-        </w:rPr>
-        <w:t>runner = a virtual machine (VM)</w:t>
-      </w:r>
-      <w:r>
-        <w:t xml:space="preserve"> that executes your code.</w:t>
-      </w:r>
-    </w:p>
-    <w:p>
-      <w:r>
-        <w:t>So:</w:t>
-      </w:r>
-    </w:p>
-    <w:p>
-      <w:r>
-        <w:t>GitHub = provides VM</w:t>
-      </w:r>
-      <w:r>
-        <w:br/>
-        <w:t>VM = runs your automation tasks</w:t>
-      </w:r>
-    </w:p>
-    <w:p>
-      <w:r>
-        <w:pict w14:anchorId="55CF76D3">
-          <v:rect id="_x0000_i1027" style="width:0;height:1.5pt" o:hralign="center" o:hrstd="t" o:hr="t" fillcolor="#a0a0a0" stroked="f"/>
-        </w:pict>
-      </w:r>
-    </w:p>
-    <w:p>
-      <w:pPr>
-        <w:rPr>
-          <w:b/>
-          <w:bCs/>
-        </w:rPr>
-      </w:pPr>
-      <w:r>
-        <w:rPr>
-          <w:rFonts w:ascii="Segoe UI Emoji" w:hAnsi="Segoe UI Emoji" w:cs="Segoe UI Emoji"/>
-          <w:b/>
-          <w:bCs/>
-        </w:rPr>
-        <w:t>💰</w:t>
-      </w:r>
-      <w:r>
-        <w:rPr>
-          <w:b/>
-          <w:bCs/>
-        </w:rPr>
-        <w:t xml:space="preserve"> Chapter 3: Cost &amp; Infrastructure</w:t>
-      </w:r>
-    </w:p>
-    <w:p>
-      <w:pPr>
-        <w:rPr>
-          <w:b/>
-          <w:bCs/>
-        </w:rPr>
-      </w:pPr>
-      <w:r>
-        <w:rPr>
-          <w:b/>
-          <w:bCs/>
-        </w:rPr>
-        <w:lastRenderedPageBreak/>
-        <w:t>Jenkins:</w:t>
-      </w:r>
-    </w:p>
-    <w:p>
-      <w:pPr>
-        <w:numPr>
-          <w:ilvl w:val="0"/>
-          <w:numId w:val="4"/>
-        </w:numPr>
-      </w:pPr>
-      <w:r>
-        <w:t xml:space="preserve">You pay for servers </w:t>
-      </w:r>
-    </w:p>
-    <w:p>
-      <w:pPr>
-        <w:numPr>
-          <w:ilvl w:val="0"/>
-          <w:numId w:val="4"/>
-        </w:numPr>
-      </w:pPr>
-      <w:r>
-        <w:t xml:space="preserve">You maintain servers </w:t>
-      </w:r>
-    </w:p>
-    <w:p>
-      <w:pPr>
-        <w:numPr>
-          <w:ilvl w:val="0"/>
-          <w:numId w:val="4"/>
-        </w:numPr>
-      </w:pPr>
-      <w:r>
-        <w:t xml:space="preserve">You scale manually </w:t>
-      </w:r>
-    </w:p>
-    <w:p>
-      <w:pPr>
-        <w:rPr>
-          <w:b/>
-          <w:bCs/>
-        </w:rPr>
-      </w:pPr>
-      <w:r>
-        <w:rPr>
-          <w:b/>
-          <w:bCs/>
-        </w:rPr>
-        <w:t>GitHub Actions:</w:t>
-      </w:r>
-    </w:p>
-    <w:p>
-      <w:pPr>
-        <w:numPr>
-          <w:ilvl w:val="0"/>
-          <w:numId w:val="5"/>
-        </w:numPr>
-      </w:pPr>
-      <w:r>
-        <w:t xml:space="preserve">No server setup needed </w:t>
-      </w:r>
-    </w:p>
-    <w:p>
-      <w:pPr>
-        <w:numPr>
-          <w:ilvl w:val="0"/>
-          <w:numId w:val="5"/>
-        </w:numPr>
-      </w:pPr>
-      <w:r>
-        <w:t xml:space="preserve">GitHub manages infrastructure </w:t>
-      </w:r>
-    </w:p>
-    <w:p>
-      <w:pPr>
-        <w:numPr>
-          <w:ilvl w:val="0"/>
-          <w:numId w:val="5"/>
-        </w:numPr>
-      </w:pPr>
-      <w:r>
-        <w:t xml:space="preserve">You just use runners </w:t>
-      </w:r>
-    </w:p>
-    <w:p>
-      <w:r>
-        <w:rPr>
-          <w:rFonts w:ascii="Segoe UI Emoji" w:hAnsi="Segoe UI Emoji" w:cs="Segoe UI Emoji"/>
-        </w:rPr>
-        <w:t>👉</w:t>
-      </w:r>
-      <w:r>
-        <w:t xml:space="preserve"> You can also use:</w:t>
-      </w:r>
-    </w:p>
-    <w:p>
-      <w:pPr>
-        <w:numPr>
-          <w:ilvl w:val="0"/>
-          <w:numId w:val="6"/>
-        </w:numPr>
-      </w:pPr>
-      <w:r>
-        <w:t xml:space="preserve">GitHub-hosted runners (managed by GitHub) </w:t>
-      </w:r>
-    </w:p>
-    <w:p>
-      <w:pPr>
-        <w:numPr>
-          <w:ilvl w:val="0"/>
-          <w:numId w:val="6"/>
-        </w:numPr>
-      </w:pPr>
-      <w:r>
-        <w:t xml:space="preserve">Self-hosted runners (your own server) </w:t>
-      </w:r>
-    </w:p>
-    <w:p>
-      <w:r>
-        <w:pict w14:anchorId="130E567F">
-          <v:rect id="_x0000_i1028" style="width:0;height:1.5pt" o:hralign="center" o:hrstd="t" o:hr="t" fillcolor="#a0a0a0" stroked="f"/>
-        </w:pict>
-      </w:r>
-    </w:p>
-    <w:p>
-      <w:pPr>
-        <w:rPr>
-          <w:b/>
-          <w:bCs/>
-        </w:rPr>
-      </w:pPr>
-      <w:r>
-        <w:rPr>
-          <w:rFonts w:ascii="Segoe UI Emoji" w:hAnsi="Segoe UI Emoji" w:cs="Segoe UI Emoji"/>
-          <w:b/>
-          <w:bCs/>
-        </w:rPr>
-        <w:t>🔐</w:t>
-      </w:r>
-      <w:r>
-        <w:rPr>
-          <w:b/>
-          <w:bCs/>
-        </w:rPr>
-        <w:t xml:space="preserve"> Chapter 4: Self-Hosted Runner (Important Concept)</w:t>
-      </w:r>
-    </w:p>
-    <w:p>
-      <w:r>
-        <w:t>Sometimes companies want security or control.</w:t>
-      </w:r>
-    </w:p>
-    <w:p>
-      <w:r>
-        <w:t>So they use:</w:t>
-      </w:r>
-    </w:p>
-    <w:p>
-      <w:r>
-        <w:rPr>
-          <w:rFonts w:ascii="Segoe UI Emoji" w:hAnsi="Segoe UI Emoji" w:cs="Segoe UI Emoji"/>
-        </w:rPr>
-        <w:t>👉</w:t>
-      </w:r>
-      <w:r>
-        <w:t xml:space="preserve"> </w:t>
-      </w:r>
-      <w:r>
-        <w:rPr>
-          <w:b/>
-          <w:bCs/>
-        </w:rPr>
-        <w:t>Self-hosted runner</w:t>
-      </w:r>
-    </w:p>
-    <w:p>
-      <w:r>
-        <w:t>That means:</w:t>
-      </w:r>
-    </w:p>
-    <w:p>
-      <w:pPr>
-        <w:numPr>
-          <w:ilvl w:val="0"/>
-          <w:numId w:val="7"/>
-        </w:numPr>
-      </w:pPr>
-      <w:r>
-        <w:t xml:space="preserve">You use your own server </w:t>
-      </w:r>
-    </w:p>
-    <w:p>
-      <w:pPr>
-        <w:numPr>
-          <w:ilvl w:val="0"/>
-          <w:numId w:val="7"/>
-        </w:numPr>
-      </w:pPr>
-      <w:r>
-        <w:t xml:space="preserve">GitHub just sends jobs to your machine </w:t>
-      </w:r>
-    </w:p>
-    <w:p>
-      <w:pPr>
-        <w:numPr>
-          <w:ilvl w:val="0"/>
-          <w:numId w:val="7"/>
-        </w:numPr>
-      </w:pPr>
-      <w:r>
-        <w:t xml:space="preserve">You control security and environment </w:t>
-      </w:r>
-    </w:p>
-    <w:p>
-      <w:r>
-        <w:pict w14:anchorId="2818F172">
-          <v:rect id="_x0000_i1029" style="width:0;height:1.5pt" o:hralign="center" o:hrstd="t" o:hr="t" fillcolor="#a0a0a0" stroked="f"/>
-        </w:pict>
-      </w:r>
-    </w:p>
-    <w:p>
-      <w:pPr>
-        <w:rPr>
-          <w:b/>
-          <w:bCs/>
-        </w:rPr>
-      </w:pPr>
-      <w:r>
-        <w:rPr>
-          <w:rFonts w:ascii="Segoe UI Emoji" w:hAnsi="Segoe UI Emoji" w:cs="Segoe UI Emoji"/>
-          <w:b/>
-          <w:bCs/>
-        </w:rPr>
-        <w:t>🆓</w:t>
-      </w:r>
-      <w:r>
-        <w:rPr>
-          <w:b/>
-          <w:bCs/>
-        </w:rPr>
-        <w:t xml:space="preserve"> Chapter 5: Free vs Paid (Very Important)</w:t>
-      </w:r>
-    </w:p>
-    <w:p>
-      <w:r>
-        <w:t>GitHub Actions pricing depends on repo type:</w:t>
-      </w:r>
-    </w:p>
-    <w:p>
-      <w:pPr>
-        <w:rPr>
-          <w:b/>
-          <w:bCs/>
-        </w:rPr>
-      </w:pPr>
-      <w:r>
-        <w:rPr>
-          <w:rFonts w:ascii="Segoe UI Emoji" w:hAnsi="Segoe UI Emoji" w:cs="Segoe UI Emoji"/>
-          <w:b/>
-          <w:bCs/>
-        </w:rPr>
-        <w:t>📂</w:t>
-      </w:r>
-      <w:r>
-        <w:rPr>
-          <w:b/>
-          <w:bCs/>
-        </w:rPr>
-        <w:t xml:space="preserve"> Public Repository</w:t>
-      </w:r>
-    </w:p>
-    <w:p>
-      <w:pPr>
-        <w:numPr>
-          <w:ilvl w:val="0"/>
-          <w:numId w:val="8"/>
-        </w:numPr>
-      </w:pPr>
-      <w:r>
-        <w:t xml:space="preserve">FREE unlimited or high usage (open source) </w:t>
-      </w:r>
-    </w:p>
-    <w:p>
-      <w:pPr>
-        <w:rPr>
-          <w:b/>
-          <w:bCs/>
-        </w:rPr>
-      </w:pPr>
-      <w:r>
-        <w:rPr>
-          <w:rFonts w:ascii="Segoe UI Emoji" w:hAnsi="Segoe UI Emoji" w:cs="Segoe UI Emoji"/>
-          <w:b/>
-          <w:bCs/>
-        </w:rPr>
-        <w:t>🔒</w:t>
-      </w:r>
-      <w:r>
-        <w:rPr>
-          <w:b/>
-          <w:bCs/>
-        </w:rPr>
-        <w:t xml:space="preserve"> Private Repository</w:t>
-      </w:r>
-    </w:p>
-    <w:p>
-      <w:pPr>
-        <w:numPr>
-          <w:ilvl w:val="0"/>
-          <w:numId w:val="9"/>
-        </w:numPr>
-      </w:pPr>
-      <w:r>
-        <w:t xml:space="preserve">Limited free usage </w:t>
-      </w:r>
-    </w:p>
-    <w:p>
-      <w:pPr>
-        <w:numPr>
-          <w:ilvl w:val="0"/>
-          <w:numId w:val="9"/>
-        </w:numPr>
-      </w:pPr>
-      <w:r>
-        <w:t xml:space="preserve">Example: ~2000 minutes/month free (depends on plan) </w:t>
-      </w:r>
-    </w:p>
-    <w:p>
-      <w:r>
-        <w:pict w14:anchorId="5FF37BCD">
-          <v:rect id="_x0000_i1030" style="width:0;height:1.5pt" o:hralign="center" o:hrstd="t" o:hr="t" fillcolor="#a0a0a0" stroked="f"/>
-        </w:pict>
-      </w:r>
-    </w:p>
-    <w:p>
-      <w:pPr>
-        <w:rPr>
-          <w:b/>
-          <w:bCs/>
-        </w:rPr>
-      </w:pPr>
-      <w:r>
-        <w:rPr>
-          <w:rFonts w:ascii="Segoe UI Emoji" w:hAnsi="Segoe UI Emoji" w:cs="Segoe UI Emoji"/>
-          <w:b/>
-          <w:bCs/>
-        </w:rPr>
-        <w:t>⏱️</w:t>
-      </w:r>
-      <w:r>
-        <w:rPr>
-          <w:b/>
-          <w:bCs/>
-        </w:rPr>
-        <w:t xml:space="preserve"> What is “minutes”?</w:t>
-      </w:r>
-    </w:p>
-    <w:p>
-      <w:r>
-        <w:rPr>
-          <w:rFonts w:ascii="Segoe UI Emoji" w:hAnsi="Segoe UI Emoji" w:cs="Segoe UI Emoji"/>
-        </w:rPr>
-        <w:lastRenderedPageBreak/>
-        <w:t>👉</w:t>
-      </w:r>
-      <w:r>
-        <w:t xml:space="preserve"> Minutes = time your workflow runs on GitHub servers</w:t>
-      </w:r>
-    </w:p>
-    <w:p>
-      <w:r>
-        <w:t>Example:</w:t>
-      </w:r>
-    </w:p>
-    <w:p>
-      <w:pPr>
-        <w:numPr>
-          <w:ilvl w:val="0"/>
-          <w:numId w:val="10"/>
-        </w:numPr>
-      </w:pPr>
-      <w:r>
-        <w:t xml:space="preserve">Build takes 5 minutes </w:t>
-      </w:r>
-    </w:p>
-    <w:p>
-      <w:pPr>
-        <w:numPr>
-          <w:ilvl w:val="0"/>
-          <w:numId w:val="10"/>
-        </w:numPr>
-      </w:pPr>
-      <w:r>
-        <w:t xml:space="preserve">That consumes 5 GitHub Actions minutes </w:t>
-      </w:r>
-    </w:p>
-    <w:p>
-      <w:r>
-        <w:pict w14:anchorId="1AE15C10">
-          <v:rect id="_x0000_i1031" style="width:0;height:1.5pt" o:hralign="center" o:hrstd="t" o:hr="t" fillcolor="#a0a0a0" stroked="f"/>
-        </w:pict>
-      </w:r>
-    </w:p>
-    <w:p>
-      <w:pPr>
-        <w:rPr>
-          <w:b/>
-          <w:bCs/>
-        </w:rPr>
-      </w:pPr>
-      <w:r>
-        <w:rPr>
-          <w:rFonts w:ascii="Segoe UI Emoji" w:hAnsi="Segoe UI Emoji" w:cs="Segoe UI Emoji"/>
-          <w:b/>
-          <w:bCs/>
-        </w:rPr>
-        <w:t>🚀</w:t>
-      </w:r>
-      <w:r>
-        <w:rPr>
-          <w:b/>
-          <w:bCs/>
-        </w:rPr>
-        <w:t xml:space="preserve"> Chapter 6: Why GitHub Actions is Popular (Better than Jenkins?)</w:t>
-      </w:r>
-    </w:p>
-    <w:p>
-      <w:pPr>
-        <w:rPr>
-          <w:b/>
-          <w:bCs/>
-        </w:rPr>
-      </w:pPr>
-      <w:r>
-        <w:rPr>
-          <w:b/>
-          <w:bCs/>
-        </w:rPr>
-        <w:t>Jenkins problems:</w:t>
-      </w:r>
-    </w:p>
-    <w:p>
-      <w:pPr>
-        <w:numPr>
-          <w:ilvl w:val="0"/>
-          <w:numId w:val="11"/>
-        </w:numPr>
-      </w:pPr>
-      <w:r>
-        <w:t xml:space="preserve">Needs server setup </w:t>
-      </w:r>
-    </w:p>
-    <w:p>
-      <w:pPr>
-        <w:numPr>
-          <w:ilvl w:val="0"/>
-          <w:numId w:val="11"/>
-        </w:numPr>
-      </w:pPr>
-      <w:r>
-        <w:t xml:space="preserve">Maintenance heavy </w:t>
-      </w:r>
-    </w:p>
-    <w:p>
-      <w:pPr>
-        <w:numPr>
-          <w:ilvl w:val="0"/>
-          <w:numId w:val="11"/>
-        </w:numPr>
-      </w:pPr>
-      <w:r>
-        <w:t xml:space="preserve">Scaling is manual </w:t>
-      </w:r>
-    </w:p>
-    <w:p>
-      <w:pPr>
-        <w:numPr>
-          <w:ilvl w:val="0"/>
-          <w:numId w:val="11"/>
-        </w:numPr>
-      </w:pPr>
-      <w:r>
-        <w:t xml:space="preserve">Plugin management issues </w:t>
-      </w:r>
-    </w:p>
-    <w:p>
-      <w:pPr>
-        <w:rPr>
-          <w:b/>
-          <w:bCs/>
-        </w:rPr>
-      </w:pPr>
-      <w:r>
-        <w:rPr>
-          <w:b/>
-          <w:bCs/>
-        </w:rPr>
-        <w:t>GitHub Actions advantages:</w:t>
-      </w:r>
-    </w:p>
-    <w:p>
-      <w:pPr>
-        <w:numPr>
-          <w:ilvl w:val="0"/>
-          <w:numId w:val="12"/>
-        </w:numPr>
-      </w:pPr>
-      <w:r>
-        <w:t xml:space="preserve">No server setup </w:t>
-      </w:r>
-    </w:p>
-    <w:p>
-      <w:pPr>
-        <w:numPr>
-          <w:ilvl w:val="0"/>
-          <w:numId w:val="12"/>
-        </w:numPr>
-      </w:pPr>
-      <w:r>
-        <w:t xml:space="preserve">Easy YAML configuration </w:t>
-      </w:r>
-    </w:p>
-    <w:p>
-      <w:pPr>
-        <w:numPr>
-          <w:ilvl w:val="0"/>
-          <w:numId w:val="12"/>
-        </w:numPr>
-      </w:pPr>
-      <w:r>
-        <w:t xml:space="preserve">Built directly into GitHub </w:t>
-      </w:r>
-    </w:p>
-    <w:p>
-      <w:pPr>
-        <w:numPr>
-          <w:ilvl w:val="0"/>
-          <w:numId w:val="12"/>
-        </w:numPr>
-      </w:pPr>
-      <w:r>
-        <w:t xml:space="preserve">Auto-scaling runners </w:t>
-      </w:r>
-    </w:p>
-    <w:p>
-      <w:pPr>
-        <w:numPr>
-          <w:ilvl w:val="0"/>
-          <w:numId w:val="12"/>
-        </w:numPr>
-      </w:pPr>
-      <w:r>
-        <w:t xml:space="preserve">Faster setup </w:t>
-      </w:r>
-    </w:p>
-    <w:p>
-      <w:pPr>
-        <w:numPr>
-          <w:ilvl w:val="0"/>
-          <w:numId w:val="12"/>
-        </w:numPr>
-      </w:pPr>
-      <w:r>
-        <w:t xml:space="preserve">Less maintenance </w:t>
-      </w:r>
-    </w:p>
-    <w:p>
-      <w:r>
-        <w:rPr>
-          <w:rFonts w:ascii="Segoe UI Emoji" w:hAnsi="Segoe UI Emoji" w:cs="Segoe UI Emoji"/>
-        </w:rPr>
-        <w:t>👉</w:t>
-      </w:r>
-      <w:r>
-        <w:t xml:space="preserve"> That’s why modern companies prefer it.</w:t>
-      </w:r>
-    </w:p>
-    <w:p>
-      <w:r>
-        <w:pict w14:anchorId="52959D90">
-          <v:rect id="_x0000_i1032" style="width:0;height:1.5pt" o:hralign="center" o:hrstd="t" o:hr="t" fillcolor="#a0a0a0" stroked="f"/>
-        </w:pict>
-      </w:r>
-    </w:p>
-    <w:p>
-      <w:pPr>
-        <w:rPr>
-          <w:b/>
-          <w:bCs/>
-        </w:rPr>
-      </w:pPr>
-      <w:r>
-        <w:rPr>
-          <w:rFonts w:ascii="Segoe UI Emoji" w:hAnsi="Segoe UI Emoji" w:cs="Segoe UI Emoji"/>
-          <w:b/>
-          <w:bCs/>
-        </w:rPr>
-        <w:t>🔄</w:t>
-      </w:r>
-      <w:r>
-        <w:rPr>
-          <w:b/>
-          <w:bCs/>
-        </w:rPr>
-        <w:t xml:space="preserve"> Chapter 7: Auto Scaling Concept</w:t>
-      </w:r>
-    </w:p>
-    <w:p>
-      <w:r>
-        <w:t>In GitHub Actions:</w:t>
-      </w:r>
-    </w:p>
-    <w:p>
-      <w:pPr>
-        <w:numPr>
-          <w:ilvl w:val="0"/>
-          <w:numId w:val="13"/>
-        </w:numPr>
-      </w:pPr>
-      <w:r>
-        <w:t xml:space="preserve">If 1 job → 1 runner </w:t>
-      </w:r>
-    </w:p>
-    <w:p>
-      <w:pPr>
-        <w:numPr>
-          <w:ilvl w:val="0"/>
-          <w:numId w:val="13"/>
-        </w:numPr>
-      </w:pPr>
-      <w:r>
-        <w:t xml:space="preserve">If 100 jobs → 100 runners (automatically) </w:t>
-      </w:r>
-    </w:p>
-    <w:p>
-      <w:r>
-        <w:t>This is called:</w:t>
-      </w:r>
-      <w:r>
-        <w:br/>
-      </w:r>
-      <w:r>
-        <w:rPr>
-          <w:rFonts w:ascii="Segoe UI Emoji" w:hAnsi="Segoe UI Emoji" w:cs="Segoe UI Emoji"/>
-        </w:rPr>
-        <w:t>👉</w:t>
-      </w:r>
-      <w:r>
-        <w:t xml:space="preserve"> </w:t>
-      </w:r>
-      <w:r>
-        <w:rPr>
-          <w:b/>
-          <w:bCs/>
-        </w:rPr>
-        <w:t>Auto-scaling</w:t>
-      </w:r>
-    </w:p>
-    <w:p>
-      <w:r>
-        <w:t>No manual server setup needed.</w:t>
-      </w:r>
-    </w:p>
-    <w:p>
-      <w:r>
-        <w:pict w14:anchorId="50CA8FA7">
-          <v:rect id="_x0000_i1033" style="width:0;height:1.5pt" o:hralign="center" o:hrstd="t" o:hr="t" fillcolor="#a0a0a0" stroked="f"/>
-        </w:pict>
-      </w:r>
-    </w:p>
-    <w:p>
-      <w:pPr>
-        <w:rPr>
-          <w:b/>
-          <w:bCs/>
-        </w:rPr>
-      </w:pPr>
-      <w:r>
-        <w:rPr>
-          <w:rFonts w:ascii="Segoe UI Emoji" w:hAnsi="Segoe UI Emoji" w:cs="Segoe UI Emoji"/>
-          <w:b/>
-          <w:bCs/>
-        </w:rPr>
-        <w:t>⚙️</w:t>
-      </w:r>
-      <w:r>
-        <w:rPr>
-          <w:b/>
-          <w:bCs/>
-        </w:rPr>
-        <w:t xml:space="preserve"> Chapter 8: What are “Actions”?</w:t>
-      </w:r>
-    </w:p>
-    <w:p>
-      <w:r>
-        <w:t xml:space="preserve">You said it correctly </w:t>
-      </w:r>
-      <w:r>
-        <w:rPr>
-          <w:rFonts w:ascii="Segoe UI Emoji" w:hAnsi="Segoe UI Emoji" w:cs="Segoe UI Emoji"/>
-        </w:rPr>
-        <w:t>👍</w:t>
-      </w:r>
-    </w:p>
-    <w:p>
-      <w:r>
-        <w:rPr>
-          <w:rFonts w:ascii="Segoe UI Emoji" w:hAnsi="Segoe UI Emoji" w:cs="Segoe UI Emoji"/>
-        </w:rPr>
-        <w:t>👉</w:t>
-      </w:r>
-      <w:r>
-        <w:t xml:space="preserve"> </w:t>
-      </w:r>
-      <w:r>
-        <w:rPr>
-          <w:b/>
-          <w:bCs/>
-        </w:rPr>
-        <w:t>GitHub Actions = reusable automation blocks</w:t>
-      </w:r>
-    </w:p>
-    <w:p>
-      <w:r>
-        <w:lastRenderedPageBreak/>
-        <w:t>Think of them like LEGO blocks:</w:t>
-      </w:r>
-    </w:p>
-    <w:p>
-      <w:r>
-        <w:t>Examples:</w:t>
-      </w:r>
-    </w:p>
-    <w:p>
-      <w:pPr>
-        <w:numPr>
-          <w:ilvl w:val="0"/>
-          <w:numId w:val="14"/>
-        </w:numPr>
-      </w:pPr>
-      <w:r>
-        <w:t xml:space="preserve">Checkout code </w:t>
-      </w:r>
-    </w:p>
-    <w:p>
-      <w:pPr>
-        <w:numPr>
-          <w:ilvl w:val="0"/>
-          <w:numId w:val="14"/>
-        </w:numPr>
-      </w:pPr>
-      <w:r>
-        <w:t xml:space="preserve">Install dependencies </w:t>
-      </w:r>
-    </w:p>
-    <w:p>
-      <w:pPr>
-        <w:numPr>
-          <w:ilvl w:val="0"/>
-          <w:numId w:val="14"/>
-        </w:numPr>
-      </w:pPr>
-      <w:r>
-        <w:t xml:space="preserve">Run tests </w:t>
-      </w:r>
-    </w:p>
-    <w:p>
-      <w:pPr>
-        <w:numPr>
-          <w:ilvl w:val="0"/>
-          <w:numId w:val="14"/>
-        </w:numPr>
-      </w:pPr>
-      <w:r>
-        <w:t xml:space="preserve">Deploy app </w:t>
-      </w:r>
-    </w:p>
-    <w:p>
-      <w:r>
-        <w:t xml:space="preserve">Each block = an </w:t>
-      </w:r>
-      <w:r>
-        <w:rPr>
-          <w:b/>
-          <w:bCs/>
-        </w:rPr>
-        <w:t>action</w:t>
-      </w:r>
-    </w:p>
-    <w:p>
-      <w:r>
-        <w:t>Example workflow:</w:t>
-      </w:r>
-    </w:p>
-    <w:p>
-      <w:r>
-        <w:t>steps:</w:t>
-      </w:r>
-      <w:r>
-        <w:br/>
-        <w:t xml:space="preserve">  - uses: actions/checkout</w:t>
-      </w:r>
-      <w:r>
-        <w:br/>
-        <w:t xml:space="preserve">  - run: npm install</w:t>
-      </w:r>
-      <w:r>
-        <w:br/>
-        <w:t xml:space="preserve">  - run: npm test</w:t>
-      </w:r>
-    </w:p>
-    <w:p>
-      <w:r>
-        <w:pict w14:anchorId="05F5DA8E">
-          <v:rect id="_x0000_i1034" style="width:0;height:1.5pt" o:hralign="center" o:hrstd="t" o:hr="t" fillcolor="#a0a0a0" stroked="f"/>
-        </w:pict>
-      </w:r>
-    </w:p>
-    <w:p>
-      <w:pPr>
-        <w:rPr>
-          <w:b/>
-          <w:bCs/>
-        </w:rPr>
-      </w:pPr>
-      <w:r>
-        <w:rPr>
-          <w:rFonts w:ascii="Segoe UI Emoji" w:hAnsi="Segoe UI Emoji" w:cs="Segoe UI Emoji"/>
-          <w:b/>
-          <w:bCs/>
-        </w:rPr>
-        <w:t>🧠</w:t>
-      </w:r>
-      <w:r>
-        <w:rPr>
-          <w:b/>
-          <w:bCs/>
-        </w:rPr>
-        <w:t xml:space="preserve"> Final Summary (Simple)</w:t>
-      </w:r>
-    </w:p>
-    <w:tbl>
-      <w:tblPr>
-        <w:tblW w:w="0" w:type="auto"/>
-        <w:tblCellSpacing w:w="15" w:type="dxa"/>
-        <w:tblCellMar>
-          <w:top w:w="15" w:type="dxa"/>
-          <w:left w:w="15" w:type="dxa"/>
-          <w:bottom w:w="15" w:type="dxa"/>
-          <w:right w:w="15" w:type="dxa"/>
-        </w:tblCellMar>
-        <w:tblLook w:val="04A0" w:firstRow="1" w:lastRow="0" w:firstColumn="1" w:lastColumn="0" w:noHBand="0" w:noVBand="1"/>
-      </w:tblPr>
-      <w:tblGrid>
-        <w:gridCol w:w="1365"/>
-        <w:gridCol w:w="1341"/>
-        <w:gridCol w:w="2212"/>
-      </w:tblGrid>
-      <w:tr>
-        <w:trPr>
-          <w:tblHeader/>
-          <w:tblCellSpacing w:w="15" w:type="dxa"/>
-        </w:trPr>
-        <w:tc>
-          <w:tcPr>
-            <w:tcW w:w="0" w:type="auto"/>
-            <w:vAlign w:val="center"/>
-            <w:hideMark/>
-          </w:tcPr>
-          <w:p>
-            <w:pPr>
-              <w:rPr>
-                <w:b/>
-                <w:bCs/>
-              </w:rPr>
-            </w:pPr>
-            <w:r>
-              <w:rPr>
-                <w:b/>
-                <w:bCs/>
-              </w:rPr>
-              <w:t>Feature</w:t>
-            </w:r>
-          </w:p>
-        </w:tc>
-        <w:tc>
-          <w:tcPr>
-            <w:tcW w:w="0" w:type="auto"/>
-            <w:vAlign w:val="center"/>
-            <w:hideMark/>
-          </w:tcPr>
-          <w:p>
-            <w:pPr>
-              <w:rPr>
-                <w:b/>
-                <w:bCs/>
-              </w:rPr>
-            </w:pPr>
-            <w:r>
-              <w:rPr>
-                <w:b/>
-                <w:bCs/>
-              </w:rPr>
-              <w:t>Jenkins</w:t>
-            </w:r>
-          </w:p>
-        </w:tc>
-        <w:tc>
-          <w:tcPr>
-            <w:tcW w:w="0" w:type="auto"/>
-            <w:vAlign w:val="center"/>
-            <w:hideMark/>
-          </w:tcPr>
-          <w:p>
-            <w:pPr>
-              <w:rPr>
-                <w:b/>
-                <w:bCs/>
-              </w:rPr>
-            </w:pPr>
-            <w:r>
-              <w:rPr>
-                <w:b/>
-                <w:bCs/>
-              </w:rPr>
-              <w:t>GitHub Actions</w:t>
-            </w:r>
-          </w:p>
-        </w:tc>
-      </w:tr>
-      <w:tr>
-        <w:trPr>
-          <w:tblCellSpacing w:w="15" w:type="dxa"/>
-        </w:trPr>
-        <w:tc>
-          <w:tcPr>
-            <w:tcW w:w="0" w:type="auto"/>
-            <w:vAlign w:val="center"/>
-            <w:hideMark/>
-          </w:tcPr>
-          <w:p>
-            <w:r>
-              <w:t>Server setup</w:t>
-            </w:r>
-          </w:p>
-        </w:tc>
-        <w:tc>
-          <w:tcPr>
-            <w:tcW w:w="0" w:type="auto"/>
-            <w:vAlign w:val="center"/>
-            <w:hideMark/>
-          </w:tcPr>
-          <w:p>
-            <w:r>
-              <w:t>Required</w:t>
-            </w:r>
-          </w:p>
-        </w:tc>
-        <w:tc>
-          <w:tcPr>
-            <w:tcW w:w="0" w:type="auto"/>
-            <w:vAlign w:val="center"/>
-            <w:hideMark/>
-          </w:tcPr>
-          <w:p>
-            <w:r>
-              <w:t>Not required</w:t>
-            </w:r>
-          </w:p>
-        </w:tc>
-      </w:tr>
-      <w:tr>
-        <w:trPr>
-          <w:tblCellSpacing w:w="15" w:type="dxa"/>
-        </w:trPr>
-        <w:tc>
-          <w:tcPr>
-            <w:tcW w:w="0" w:type="auto"/>
-            <w:vAlign w:val="center"/>
-            <w:hideMark/>
-          </w:tcPr>
-          <w:p>
-            <w:r>
-              <w:t>Maintenance</w:t>
-            </w:r>
-          </w:p>
-        </w:tc>
-        <w:tc>
-          <w:tcPr>
-            <w:tcW w:w="0" w:type="auto"/>
-            <w:vAlign w:val="center"/>
-            <w:hideMark/>
-          </w:tcPr>
-          <w:p>
-            <w:r>
-              <w:t>High</w:t>
-            </w:r>
-          </w:p>
-        </w:tc>
-        <w:tc>
-          <w:tcPr>
-            <w:tcW w:w="0" w:type="auto"/>
-            <w:vAlign w:val="center"/>
-            <w:hideMark/>
-          </w:tcPr>
-          <w:p>
-            <w:r>
-              <w:t>Low</w:t>
-            </w:r>
-          </w:p>
-        </w:tc>
-      </w:tr>
-      <w:tr>
-        <w:trPr>
-          <w:tblCellSpacing w:w="15" w:type="dxa"/>
-        </w:trPr>
-        <w:tc>
-          <w:tcPr>
-            <w:tcW w:w="0" w:type="auto"/>
-            <w:vAlign w:val="center"/>
-            <w:hideMark/>
-          </w:tcPr>
-          <w:p>
-            <w:r>
-              <w:t>Scaling</w:t>
-            </w:r>
-          </w:p>
-        </w:tc>
-        <w:tc>
-          <w:tcPr>
-            <w:tcW w:w="0" w:type="auto"/>
-            <w:vAlign w:val="center"/>
-            <w:hideMark/>
-          </w:tcPr>
-          <w:p>
-            <w:r>
-              <w:t>Manual</w:t>
-            </w:r>
-          </w:p>
-        </w:tc>
-        <w:tc>
-          <w:tcPr>
-            <w:tcW w:w="0" w:type="auto"/>
-            <w:vAlign w:val="center"/>
-            <w:hideMark/>
-          </w:tcPr>
-          <w:p>
-            <w:r>
-              <w:t>Automatic</w:t>
-            </w:r>
-          </w:p>
-        </w:tc>
-      </w:tr>
-      <w:tr>
-        <w:trPr>
-          <w:tblCellSpacing w:w="15" w:type="dxa"/>
-        </w:trPr>
-        <w:tc>
-          <w:tcPr>
-            <w:tcW w:w="0" w:type="auto"/>
-            <w:vAlign w:val="center"/>
-            <w:hideMark/>
-          </w:tcPr>
-          <w:p>
-            <w:r>
-              <w:t>Cost</w:t>
-            </w:r>
-          </w:p>
-        </w:tc>
-        <w:tc>
-          <w:tcPr>
-            <w:tcW w:w="0" w:type="auto"/>
-            <w:vAlign w:val="center"/>
-            <w:hideMark/>
-          </w:tcPr>
-          <w:p>
-            <w:r>
-              <w:t>High infra cost</w:t>
-            </w:r>
-          </w:p>
-        </w:tc>
-        <w:tc>
-          <w:tcPr>
-            <w:tcW w:w="0" w:type="auto"/>
-            <w:vAlign w:val="center"/>
-            <w:hideMark/>
-          </w:tcPr>
-          <w:p>
-            <w:r>
-              <w:t>Pay per usage (minutes)</w:t>
-            </w:r>
-          </w:p>
-        </w:tc>
-      </w:tr>
-      <w:tr>
-        <w:trPr>
-          <w:tblCellSpacing w:w="15" w:type="dxa"/>
-        </w:trPr>
-        <w:tc>
-          <w:tcPr>
-            <w:tcW w:w="0" w:type="auto"/>
-            <w:vAlign w:val="center"/>
-            <w:hideMark/>
-          </w:tcPr>
-          <w:p>
-            <w:r>
-              <w:t>Setup speed</w:t>
-            </w:r>
-          </w:p>
-        </w:tc>
-        <w:tc>
-          <w:tcPr>
-            <w:tcW w:w="0" w:type="auto"/>
-            <w:vAlign w:val="center"/>
-            <w:hideMark/>
-          </w:tcPr>
-          <w:p>
-            <w:r>
-              <w:t>Slow</w:t>
-            </w:r>
-          </w:p>
-        </w:tc>
-        <w:tc>
-          <w:tcPr>
-            <w:tcW w:w="0" w:type="auto"/>
-            <w:vAlign w:val="center"/>
-            <w:hideMark/>
-          </w:tcPr>
-          <w:p>
-            <w:r>
-              <w:t>Very fast</w:t>
-            </w:r>
-          </w:p>
-        </w:tc>
-      </w:tr>
-      <w:tr>
-        <w:trPr>
-          <w:tblCellSpacing w:w="15" w:type="dxa"/>
-        </w:trPr>
-        <w:tc>
-          <w:tcPr>
-            <w:tcW w:w="0" w:type="auto"/>
-            <w:vAlign w:val="center"/>
-            <w:hideMark/>
-          </w:tcPr>
-          <w:p>
-            <w:r>
-              <w:t>Modern usage</w:t>
-            </w:r>
-          </w:p>
-        </w:tc>
-        <w:tc>
-          <w:tcPr>
-            <w:tcW w:w="0" w:type="auto"/>
-            <w:vAlign w:val="center"/>
-            <w:hideMark/>
-          </w:tcPr>
-          <w:p>
-            <w:r>
-              <w:t>Less</w:t>
-            </w:r>
-          </w:p>
-        </w:tc>
-        <w:tc>
-          <w:tcPr>
-            <w:tcW w:w="0" w:type="auto"/>
-            <w:vAlign w:val="center"/>
-            <w:hideMark/>
-          </w:tcPr>
-          <w:p>
-            <w:r>
-              <w:t>Very high</w:t>
-            </w:r>
-          </w:p>
-        </w:tc>
-      </w:tr>
-    </w:tbl>
-    <w:p>
-      <w:r>
-        <w:pict w14:anchorId="43CE27BE">
-          <v:rect id="_x0000_i1035" style="width:0;height:1.5pt" o:hralign="center" o:hrstd="t" o:hr="t" fillcolor="#a0a0a0" stroked="f"/>
-        </w:pict>
-      </w:r>
-    </w:p>
-    <w:p>
-      <w:pPr>
-        <w:rPr>
-          <w:b/>
-          <w:bCs/>
-        </w:rPr>
-      </w:pPr>
-      <w:r>
-        <w:rPr>
-          <w:rFonts w:ascii="Segoe UI Emoji" w:hAnsi="Segoe UI Emoji" w:cs="Segoe UI Emoji"/>
-          <w:b/>
-          <w:bCs/>
-        </w:rPr>
-        <w:t>🎯</w:t>
-      </w:r>
-      <w:r>
-        <w:rPr>
-          <w:b/>
-          <w:bCs/>
-        </w:rPr>
-        <w:t xml:space="preserve"> Final Answer to Your Main Question:</w:t>
-      </w:r>
-    </w:p>
-    <w:p>
-      <w:pPr>
-        <w:rPr>
-          <w:b/>
-          <w:bCs/>
-        </w:rPr>
-      </w:pPr>
-      <w:r>
-        <w:rPr>
-          <w:rFonts w:ascii="Segoe UI Emoji" w:hAnsi="Segoe UI Emoji" w:cs="Segoe UI Emoji"/>
-          <w:b/>
-          <w:bCs/>
-        </w:rPr>
-        <w:t>❓</w:t>
-      </w:r>
-      <w:r>
-        <w:rPr>
-          <w:b/>
-          <w:bCs/>
-        </w:rPr>
-        <w:t xml:space="preserve"> If I know Jenkins, why learn GitHub Actions?</w:t>
-      </w:r>
-    </w:p>
-    <w:p>
-      <w:r>
-        <w:t>Because:</w:t>
-      </w:r>
-    </w:p>
-    <w:p>
-      <w:pPr>
-        <w:numPr>
-          <w:ilvl w:val="0"/>
-          <w:numId w:val="15"/>
-        </w:numPr>
-      </w:pPr>
-      <w:r>
-        <w:t xml:space="preserve">Jenkins = traditional DevOps tool </w:t>
-      </w:r>
-    </w:p>
-    <w:p>
-      <w:pPr>
-        <w:numPr>
-          <w:ilvl w:val="0"/>
-          <w:numId w:val="15"/>
-        </w:numPr>
-      </w:pPr>
-      <w:r>
-        <w:t xml:space="preserve">GitHub Actions = modern cloud-native CI/CD </w:t>
-      </w:r>
-    </w:p>
-    <w:p>
-      <w:r>
-        <w:rPr>
-          <w:rFonts w:ascii="Segoe UI Emoji" w:hAnsi="Segoe UI Emoji" w:cs="Segoe UI Emoji"/>
-        </w:rPr>
-        <w:t>👉</w:t>
-      </w:r>
-      <w:r>
-        <w:t xml:space="preserve"> Companies are moving to GitHub Actions because:</w:t>
-      </w:r>
-    </w:p>
-    <w:p>
-      <w:pPr>
-        <w:numPr>
-          <w:ilvl w:val="0"/>
-          <w:numId w:val="16"/>
-        </w:numPr>
-      </w:pPr>
-      <w:r>
-        <w:t xml:space="preserve">It reduces infrastructure work </w:t>
-      </w:r>
-    </w:p>
-    <w:p>
-      <w:pPr>
-        <w:numPr>
-          <w:ilvl w:val="0"/>
-          <w:numId w:val="16"/>
-        </w:numPr>
-      </w:pPr>
-      <w:r>
-        <w:t xml:space="preserve">It is tightly integrated with GitHub </w:t>
-      </w:r>
-    </w:p>
-    <w:p>
-      <w:pPr>
-        <w:numPr>
-          <w:ilvl w:val="0"/>
-          <w:numId w:val="16"/>
-        </w:numPr>
-      </w:pPr>
-      <w:r>
-        <w:t xml:space="preserve">It is easier to scale and maintain </w:t>
-      </w:r>
-    </w:p>
-    <w:p>
-      <w:r>
-        <w:lastRenderedPageBreak/>
-        <w:t>So learning both is useful:</w:t>
-      </w:r>
-    </w:p>
-    <w:p>
-      <w:pPr>
-        <w:numPr>
-          <w:ilvl w:val="0"/>
-          <w:numId w:val="17"/>
-        </w:numPr>
-      </w:pPr>
-      <w:r>
-        <w:t xml:space="preserve">Jenkins = understand core CI/CD concepts </w:t>
-      </w:r>
-    </w:p>
-    <w:p>
-      <w:pPr>
-        <w:numPr>
-          <w:ilvl w:val="0"/>
-          <w:numId w:val="17"/>
-        </w:numPr>
-      </w:pPr>
-      <w:r>
-        <w:t>GitHub Actions = real-world modern usage</w:t>
-      </w:r>
-    </w:p>
-    <w:p/>
-    <w:p/>
-    <w:p/>
-    <w:p>
-      <w:pPr>
-        <w:spacing w:before="100" w:beforeAutospacing="1" w:after="100" w:afterAutospacing="1" w:line="240" w:lineRule="auto"/>
-        <w:outlineLvl w:val="2"/>
-        <w:rPr>
-          <w:rFonts w:ascii="Times New Roman" w:eastAsia="Times New Roman" w:hAnsi="Times New Roman" w:cs="Times New Roman"/>
-          <w:b/>
-          <w:bCs/>
-          <w:kern w:val="0"/>
-          <w:sz w:val="27"/>
-          <w:szCs w:val="27"/>
-          <w:lang w:eastAsia="en-IN"/>
-          <w14:ligatures w14:val="none"/>
-        </w:rPr>
-      </w:pPr>
-      <w:r>
-        <w:rPr>
-          <w:rFonts w:ascii="Times New Roman" w:eastAsia="Times New Roman" w:hAnsi="Times New Roman" w:cs="Times New Roman"/>
-          <w:b/>
-          <w:bCs/>
-          <w:kern w:val="0"/>
-          <w:sz w:val="27"/>
-          <w:szCs w:val="27"/>
-          <w:lang w:eastAsia="en-IN"/>
-          <w14:ligatures w14:val="none"/>
-        </w:rPr>
-        <w:t>What is GitHub Actions?</w:t>
-      </w:r>
-    </w:p>
-    <w:p>
-      <w:pPr>
-        <w:spacing w:before="100" w:beforeAutospacing="1" w:after="100" w:afterAutospacing="1" w:line="240" w:lineRule="auto"/>
+      <w:pPr>
         <w:rPr>
           <w:rFonts w:ascii="Times New Roman" w:eastAsia="Times New Roman" w:hAnsi="Times New Roman" w:cs="Times New Roman"/>
           <w:kern w:val="0"/>
@@ -1952,137 +13,6 @@
           <w14:ligatures w14:val="none"/>
         </w:rPr>
       </w:pPr>
-      <w:r>
-        <w:rPr>
-          <w:rFonts w:ascii="Times New Roman" w:eastAsia="Times New Roman" w:hAnsi="Times New Roman" w:cs="Times New Roman"/>
-          <w:kern w:val="0"/>
-          <w:sz w:val="24"/>
-          <w:szCs w:val="24"/>
-          <w:lang w:eastAsia="en-IN"/>
-          <w14:ligatures w14:val="none"/>
-        </w:rPr>
-        <w:t>GitHub Actions is GitHub's built-in automation system. Every time something happens in your repo (a push, a pull request, a schedule), it can automatically run a sequence of commands — like testing your code, building a Docker image, and deploying to a server. No external tools needed.</w:t>
-      </w:r>
-    </w:p>
-    <w:p>
-      <w:pPr>
-        <w:spacing w:before="100" w:beforeAutospacing="1" w:after="100" w:afterAutospacing="1" w:line="240" w:lineRule="auto"/>
-        <w:rPr>
-          <w:rFonts w:ascii="Times New Roman" w:eastAsia="Times New Roman" w:hAnsi="Times New Roman" w:cs="Times New Roman"/>
-          <w:kern w:val="0"/>
-          <w:sz w:val="24"/>
-          <w:szCs w:val="24"/>
-          <w:lang w:eastAsia="en-IN"/>
-          <w14:ligatures w14:val="none"/>
-        </w:rPr>
-      </w:pPr>
-      <w:r>
-        <w:rPr>
-          <w:rFonts w:ascii="Times New Roman" w:eastAsia="Times New Roman" w:hAnsi="Times New Roman" w:cs="Times New Roman"/>
-          <w:kern w:val="0"/>
-          <w:sz w:val="24"/>
-          <w:szCs w:val="24"/>
-          <w:lang w:eastAsia="en-IN"/>
-          <w14:ligatures w14:val="none"/>
-        </w:rPr>
-        <w:t xml:space="preserve">Think of it as: </w:t>
-      </w:r>
-      <w:r>
-        <w:rPr>
-          <w:rFonts w:ascii="Times New Roman" w:eastAsia="Times New Roman" w:hAnsi="Times New Roman" w:cs="Times New Roman"/>
-          <w:b/>
-          <w:bCs/>
-          <w:kern w:val="0"/>
-          <w:sz w:val="24"/>
-          <w:szCs w:val="24"/>
-          <w:lang w:eastAsia="en-IN"/>
-          <w14:ligatures w14:val="none"/>
-        </w:rPr>
-        <w:t>event → trigger → jobs → steps → commands</w:t>
-      </w:r>
-      <w:r>
-        <w:rPr>
-          <w:rFonts w:ascii="Times New Roman" w:eastAsia="Times New Roman" w:hAnsi="Times New Roman" w:cs="Times New Roman"/>
-          <w:kern w:val="0"/>
-          <w:sz w:val="24"/>
-          <w:szCs w:val="24"/>
-          <w:lang w:eastAsia="en-IN"/>
-          <w14:ligatures w14:val="none"/>
-        </w:rPr>
-        <w:t>.</w:t>
-      </w:r>
-    </w:p>
-    <w:p>
-      <w:pPr>
-        <w:spacing w:before="100" w:beforeAutospacing="1" w:after="100" w:afterAutospacing="1" w:line="240" w:lineRule="auto"/>
-        <w:rPr>
-          <w:rFonts w:ascii="Times New Roman" w:eastAsia="Times New Roman" w:hAnsi="Times New Roman" w:cs="Times New Roman"/>
-          <w:kern w:val="0"/>
-          <w:sz w:val="24"/>
-          <w:szCs w:val="24"/>
-          <w:lang w:eastAsia="en-IN"/>
-          <w14:ligatures w14:val="none"/>
-        </w:rPr>
-      </w:pPr>
-      <w:r>
-        <w:rPr>
-          <w:rFonts w:ascii="Times New Roman" w:eastAsia="Times New Roman" w:hAnsi="Times New Roman" w:cs="Times New Roman"/>
-          <w:kern w:val="0"/>
-          <w:sz w:val="24"/>
-          <w:szCs w:val="24"/>
-          <w:lang w:eastAsia="en-IN"/>
-          <w14:ligatures w14:val="none"/>
-        </w:rPr>
-        <w:t>Let me show you the full picture first, then break it down word by word.</w:t>
-      </w:r>
-    </w:p>
-    <w:p>
-      <w:pPr>
-        <w:spacing w:before="100" w:beforeAutospacing="1" w:after="100" w:afterAutospacing="1" w:line="240" w:lineRule="auto"/>
-        <w:rPr>
-          <w:rFonts w:ascii="Times New Roman" w:eastAsia="Times New Roman" w:hAnsi="Times New Roman" w:cs="Times New Roman"/>
-          <w:kern w:val="0"/>
-          <w:sz w:val="20"/>
-          <w:szCs w:val="20"/>
-          <w:lang w:eastAsia="en-IN"/>
-          <w14:ligatures w14:val="none"/>
-        </w:rPr>
-      </w:pPr>
-      <w:r>
-        <w:rPr>
-          <w:rFonts w:ascii="Times New Roman" w:eastAsia="Times New Roman" w:hAnsi="Times New Roman" w:cs="Times New Roman"/>
-          <w:kern w:val="0"/>
-          <w:sz w:val="20"/>
-          <w:szCs w:val="20"/>
-          <w:lang w:eastAsia="en-IN"/>
-          <w14:ligatures w14:val="none"/>
-        </w:rPr>
-        <w:t>V</w:t>
-      </w:r>
-    </w:p>
-    <w:p>
-      <w:pPr>
-        <w:spacing w:after="0" w:line="240" w:lineRule="auto"/>
-        <w:rPr>
-          <w:rFonts w:ascii="Times New Roman" w:eastAsia="Times New Roman" w:hAnsi="Times New Roman" w:cs="Times New Roman"/>
-          <w:kern w:val="0"/>
-          <w:sz w:val="24"/>
-          <w:szCs w:val="24"/>
-          <w:lang w:eastAsia="en-IN"/>
-          <w14:ligatures w14:val="none"/>
-        </w:rPr>
-      </w:pPr>
-      <w:r>
-        <w:rPr>
-          <w:rFonts w:ascii="Times New Roman" w:eastAsia="Times New Roman" w:hAnsi="Times New Roman" w:cs="Times New Roman"/>
-          <w:kern w:val="0"/>
-          <w:sz w:val="24"/>
-          <w:szCs w:val="24"/>
-          <w:lang w:eastAsia="en-IN"/>
-          <w14:ligatures w14:val="none"/>
-        </w:rPr>
-        <w:t>visualize</w:t>
-      </w:r>
     </w:p>
     <w:p>
       <w:pPr>
@@ -2122,301 +52,187 @@
           <w:lang w:eastAsia="en-IN"/>
           <w14:ligatures w14:val="none"/>
         </w:rPr>
-        <w:t>What is GitHub Actions?</w:t>
-      </w:r>
-    </w:p>
-    <w:p>
-      <w:pPr>
-        <w:spacing w:before="100" w:beforeAutospacing="1" w:after="100" w:afterAutospacing="1" w:line="240" w:lineRule="auto"/>
-        <w:rPr>
-          <w:rFonts w:ascii="Times New Roman" w:eastAsia="Times New Roman" w:hAnsi="Times New Roman" w:cs="Times New Roman"/>
-          <w:kern w:val="0"/>
-          <w:sz w:val="24"/>
-          <w:szCs w:val="24"/>
-          <w:lang w:eastAsia="en-IN"/>
-          <w14:ligatures w14:val="none"/>
-        </w:rPr>
-      </w:pPr>
-      <w:r>
-        <w:rPr>
-          <w:rFonts w:ascii="Times New Roman" w:eastAsia="Times New Roman" w:hAnsi="Times New Roman" w:cs="Times New Roman"/>
-          <w:kern w:val="0"/>
-          <w:sz w:val="24"/>
-          <w:szCs w:val="24"/>
-          <w:lang w:eastAsia="en-IN"/>
-          <w14:ligatures w14:val="none"/>
-        </w:rPr>
-        <w:t>GitHub Actions is GitHub's built-in automation system. Every time something happens in your repo (a push, a pull request, a schedule), it can automatically run a sequence of commands — like testing your code, building a Docker image, and deploying to a server. No external tools needed.</w:t>
-      </w:r>
-    </w:p>
-    <w:p>
-      <w:pPr>
-        <w:spacing w:before="100" w:beforeAutospacing="1" w:after="100" w:afterAutospacing="1" w:line="240" w:lineRule="auto"/>
-        <w:rPr>
-          <w:rFonts w:ascii="Times New Roman" w:eastAsia="Times New Roman" w:hAnsi="Times New Roman" w:cs="Times New Roman"/>
-          <w:kern w:val="0"/>
-          <w:sz w:val="24"/>
-          <w:szCs w:val="24"/>
-          <w:lang w:eastAsia="en-IN"/>
-          <w14:ligatures w14:val="none"/>
-        </w:rPr>
-      </w:pPr>
-      <w:r>
-        <w:rPr>
-          <w:rFonts w:ascii="Times New Roman" w:eastAsia="Times New Roman" w:hAnsi="Times New Roman" w:cs="Times New Roman"/>
-          <w:kern w:val="0"/>
-          <w:sz w:val="24"/>
-          <w:szCs w:val="24"/>
-          <w:lang w:eastAsia="en-IN"/>
-          <w14:ligatures w14:val="none"/>
-        </w:rPr>
-        <w:t xml:space="preserve">Think of it as: </w:t>
-      </w:r>
+        <w:t xml:space="preserve">What </w:t>
+      </w:r>
+      <w:proofErr w:type="gramStart"/>
       <w:r>
         <w:rPr>
           <w:rFonts w:ascii="Times New Roman" w:eastAsia="Times New Roman" w:hAnsi="Times New Roman" w:cs="Times New Roman"/>
           <w:b/>
           <w:bCs/>
-          <w:kern w:val="0"/>
-          <w:sz w:val="24"/>
-          <w:szCs w:val="24"/>
-          <w:lang w:eastAsia="en-IN"/>
-          <w14:ligatures w14:val="none"/>
-        </w:rPr>
-        <w:t>event → trigger → jobs → steps → commands</w:t>
-      </w:r>
-      <w:r>
-        <w:rPr>
-          <w:rFonts w:ascii="Times New Roman" w:eastAsia="Times New Roman" w:hAnsi="Times New Roman" w:cs="Times New Roman"/>
-          <w:kern w:val="0"/>
-          <w:sz w:val="24"/>
-          <w:szCs w:val="24"/>
-          <w:lang w:eastAsia="en-IN"/>
-          <w14:ligatures w14:val="none"/>
-        </w:rPr>
-        <w:t>.</w:t>
-      </w:r>
-    </w:p>
-    <w:p>
-      <w:pPr>
-        <w:spacing w:before="100" w:beforeAutospacing="1" w:after="100" w:afterAutospacing="1" w:line="240" w:lineRule="auto"/>
-        <w:rPr>
-          <w:rFonts w:ascii="Times New Roman" w:eastAsia="Times New Roman" w:hAnsi="Times New Roman" w:cs="Times New Roman"/>
-          <w:kern w:val="0"/>
-          <w:sz w:val="24"/>
-          <w:szCs w:val="24"/>
-          <w:lang w:eastAsia="en-IN"/>
-          <w14:ligatures w14:val="none"/>
-        </w:rPr>
-      </w:pPr>
-      <w:r>
-        <w:rPr>
-          <w:rFonts w:ascii="Times New Roman" w:eastAsia="Times New Roman" w:hAnsi="Times New Roman" w:cs="Times New Roman"/>
-          <w:kern w:val="0"/>
-          <w:sz w:val="24"/>
-          <w:szCs w:val="24"/>
-          <w:lang w:eastAsia="en-IN"/>
-          <w14:ligatures w14:val="none"/>
-        </w:rPr>
-        <w:t>Let me show you the full picture first, then break it down word by word.</w:t>
-      </w:r>
-    </w:p>
-    <w:p>
-      <w:pPr>
-        <w:spacing w:before="100" w:beforeAutospacing="1" w:after="100" w:afterAutospacing="1" w:line="240" w:lineRule="auto"/>
-        <w:rPr>
-          <w:rFonts w:ascii="Times New Roman" w:eastAsia="Times New Roman" w:hAnsi="Times New Roman" w:cs="Times New Roman"/>
-          <w:kern w:val="0"/>
-          <w:sz w:val="20"/>
-          <w:szCs w:val="20"/>
-          <w:lang w:eastAsia="en-IN"/>
-          <w14:ligatures w14:val="none"/>
-        </w:rPr>
-      </w:pPr>
-      <w:r>
-        <w:rPr>
-          <w:rFonts w:ascii="Times New Roman" w:eastAsia="Times New Roman" w:hAnsi="Times New Roman" w:cs="Times New Roman"/>
-          <w:kern w:val="0"/>
-          <w:sz w:val="20"/>
-          <w:szCs w:val="20"/>
-          <w:lang w:eastAsia="en-IN"/>
-          <w14:ligatures w14:val="none"/>
-        </w:rPr>
-        <w:t>V</w:t>
-      </w:r>
-    </w:p>
-    <w:p>
-      <w:pPr>
-        <w:spacing w:after="0" w:line="240" w:lineRule="auto"/>
-        <w:rPr>
-          <w:rFonts w:ascii="Times New Roman" w:eastAsia="Times New Roman" w:hAnsi="Times New Roman" w:cs="Times New Roman"/>
-          <w:kern w:val="0"/>
-          <w:sz w:val="24"/>
-          <w:szCs w:val="24"/>
-          <w:lang w:eastAsia="en-IN"/>
-          <w14:ligatures w14:val="none"/>
-        </w:rPr>
-      </w:pPr>
-      <w:r>
-        <w:rPr>
-          <w:rFonts w:ascii="Times New Roman" w:eastAsia="Times New Roman" w:hAnsi="Times New Roman" w:cs="Times New Roman"/>
-          <w:kern w:val="0"/>
-          <w:sz w:val="24"/>
-          <w:szCs w:val="24"/>
-          <w:lang w:eastAsia="en-IN"/>
-          <w14:ligatures w14:val="none"/>
-        </w:rPr>
-        <w:t>visualize</w:t>
-      </w:r>
-    </w:p>
-    <w:p>
-      <w:pPr>
-        <w:spacing w:after="0" w:line="240" w:lineRule="auto"/>
-        <w:rPr>
-          <w:rFonts w:ascii="Times New Roman" w:eastAsia="Times New Roman" w:hAnsi="Times New Roman" w:cs="Times New Roman"/>
-          <w:kern w:val="0"/>
-          <w:sz w:val="24"/>
-          <w:szCs w:val="24"/>
-          <w:lang w:eastAsia="en-IN"/>
-          <w14:ligatures w14:val="none"/>
-        </w:rPr>
-      </w:pPr>
-      <w:r>
-        <w:rPr>
-          <w:rFonts w:ascii="Times New Roman" w:eastAsia="Times New Roman" w:hAnsi="Times New Roman" w:cs="Times New Roman"/>
-          <w:kern w:val="0"/>
-          <w:sz w:val="24"/>
-          <w:szCs w:val="24"/>
-          <w:lang w:eastAsia="en-IN"/>
-          <w14:ligatures w14:val="none"/>
-        </w:rPr>
-        <w:t></w:t>
-      </w:r>
-    </w:p>
-    <w:p>
-      <w:pPr>
-        <w:spacing w:before="100" w:beforeAutospacing="1" w:after="100" w:afterAutospacing="1" w:line="240" w:lineRule="auto"/>
-        <w:rPr>
-          <w:rFonts w:ascii="Times New Roman" w:eastAsia="Times New Roman" w:hAnsi="Times New Roman" w:cs="Times New Roman"/>
-          <w:kern w:val="0"/>
-          <w:sz w:val="16"/>
-          <w:szCs w:val="16"/>
-          <w:lang w:eastAsia="en-IN"/>
-          <w14:ligatures w14:val="none"/>
-        </w:rPr>
-      </w:pPr>
-      <w:r>
-        <w:rPr>
-          <w:rFonts w:ascii="Times New Roman" w:eastAsia="Times New Roman" w:hAnsi="Times New Roman" w:cs="Times New Roman"/>
-          <w:kern w:val="0"/>
-          <w:sz w:val="16"/>
-          <w:szCs w:val="16"/>
-          <w:lang w:eastAsia="en-IN"/>
-          <w14:ligatures w14:val="none"/>
-        </w:rPr>
-        <w:t>V</w:t>
-      </w:r>
-    </w:p>
-    <w:p>
-      <w:pPr>
-        <w:spacing w:after="0" w:line="240" w:lineRule="auto"/>
-        <w:rPr>
-          <w:rFonts w:ascii="Times New Roman" w:eastAsia="Times New Roman" w:hAnsi="Times New Roman" w:cs="Times New Roman"/>
-          <w:kern w:val="0"/>
-          <w:sz w:val="24"/>
-          <w:szCs w:val="24"/>
-          <w:lang w:eastAsia="en-IN"/>
-          <w14:ligatures w14:val="none"/>
-        </w:rPr>
-      </w:pPr>
-      <w:r>
-        <w:rPr>
-          <w:rFonts w:ascii="Times New Roman" w:eastAsia="Times New Roman" w:hAnsi="Times New Roman" w:cs="Times New Roman"/>
-          <w:kern w:val="0"/>
-          <w:sz w:val="24"/>
-          <w:szCs w:val="24"/>
-          <w:lang w:eastAsia="en-IN"/>
-          <w14:ligatures w14:val="none"/>
-        </w:rPr>
-        <w:t>visualize show_widget</w:t>
-      </w:r>
-    </w:p>
-    <w:p>
-      <w:pPr>
-        <w:spacing w:after="0" w:line="240" w:lineRule="auto"/>
-        <w:rPr>
-          <w:rFonts w:ascii="Times New Roman" w:eastAsia="Times New Roman" w:hAnsi="Times New Roman" w:cs="Times New Roman"/>
-          <w:kern w:val="0"/>
-          <w:sz w:val="24"/>
-          <w:szCs w:val="24"/>
-          <w:lang w:eastAsia="en-IN"/>
-          <w14:ligatures w14:val="none"/>
-        </w:rPr>
-      </w:pPr>
-      <w:r>
-        <w:rPr>
-          <w:rFonts w:ascii="Times New Roman" w:eastAsia="Times New Roman" w:hAnsi="Times New Roman" w:cs="Times New Roman"/>
-          <w:kern w:val="0"/>
-          <w:sz w:val="24"/>
-          <w:szCs w:val="24"/>
-          <w:lang w:eastAsia="en-IN"/>
-          <w14:ligatures w14:val="none"/>
-        </w:rPr>
-        <w:t></w:t>
-      </w:r>
-    </w:p>
-    <w:p>
-      <w:pPr>
-        <w:spacing w:after="0" w:line="240" w:lineRule="auto"/>
-        <w:rPr>
-          <w:rFonts w:ascii="Times New Roman" w:eastAsia="Times New Roman" w:hAnsi="Times New Roman" w:cs="Times New Roman"/>
-          <w:kern w:val="0"/>
-          <w:sz w:val="24"/>
-          <w:szCs w:val="24"/>
-          <w:lang w:eastAsia="en-IN"/>
-          <w14:ligatures w14:val="none"/>
-        </w:rPr>
-      </w:pPr>
-      <w:r>
-        <w:rPr>
-          <w:rFonts w:ascii="Times New Roman" w:eastAsia="Times New Roman" w:hAnsi="Times New Roman" w:cs="Times New Roman"/>
-          <w:kern w:val="0"/>
-          <w:sz w:val="24"/>
-          <w:szCs w:val="24"/>
-          <w:lang w:eastAsia="en-IN"/>
-          <w14:ligatures w14:val="none"/>
-        </w:rPr>
-        <w:pict w14:anchorId="49DF609E">
-          <v:rect id="_x0000_i1479" style="width:0;height:1.5pt" o:hralign="center" o:hrstd="t" o:hr="t" fillcolor="#a0a0a0" stroked="f"/>
-        </w:pict>
-      </w:r>
-    </w:p>
-    <w:p>
-      <w:pPr>
-        <w:spacing w:before="100" w:beforeAutospacing="1" w:after="100" w:afterAutospacing="1" w:line="240" w:lineRule="auto"/>
-        <w:outlineLvl w:val="2"/>
+          <w:color w:val="auto"/>
+          <w:kern w:val="0"/>
+          <w:sz w:val="27"/>
+          <w:szCs w:val="27"/>
+          <w:lang w:eastAsia="en-IN"/>
+          <w14:ligatures w14:val="none"/>
+        </w:rPr>
+        <w:t>is</w:t>
+      </w:r>
+      <w:proofErr w:type="gramEnd"/>
+      <w:r>
         <w:rPr>
           <w:rFonts w:ascii="Times New Roman" w:eastAsia="Times New Roman" w:hAnsi="Times New Roman" w:cs="Times New Roman"/>
           <w:b/>
           <w:bCs/>
+          <w:color w:val="auto"/>
           <w:kern w:val="0"/>
           <w:sz w:val="27"/>
           <w:szCs w:val="27"/>
           <w:lang w:eastAsia="en-IN"/>
           <w14:ligatures w14:val="none"/>
         </w:rPr>
-      </w:pPr>
+        <w:t xml:space="preserve"> GitHub Actions?</w:t>
+      </w:r>
+    </w:p>
+    <w:p>
+      <w:pPr>
+        <w:spacing w:before="100" w:beforeAutospacing="1" w:after="100" w:afterAutospacing="1" w:line="240" w:lineRule="auto"/>
+        <w:rPr>
+          <w:rFonts w:ascii="Times New Roman" w:eastAsia="Times New Roman" w:hAnsi="Times New Roman" w:cs="Times New Roman"/>
+          <w:kern w:val="0"/>
+          <w:sz w:val="24"/>
+          <w:szCs w:val="24"/>
+          <w:lang w:eastAsia="en-IN"/>
+          <w14:ligatures w14:val="none"/>
+        </w:rPr>
+      </w:pPr>
+      <w:r>
+        <w:rPr>
+          <w:rFonts w:ascii="Times New Roman" w:eastAsia="Times New Roman" w:hAnsi="Times New Roman" w:cs="Times New Roman"/>
+          <w:kern w:val="0"/>
+          <w:sz w:val="24"/>
+          <w:szCs w:val="24"/>
+          <w:lang w:eastAsia="en-IN"/>
+          <w14:ligatures w14:val="none"/>
+        </w:rPr>
+        <w:t>GitHub Actions is GitHub's built-in automation system. Every time something happens in your repo (a push, a pull request, a schedule), it can automatically run a sequence of commands — like testing your code, building a Docker image, and deploying to a server. No external tools needed.</w:t>
+      </w:r>
+    </w:p>
+    <w:p>
+      <w:pPr>
+        <w:spacing w:before="100" w:beforeAutospacing="1" w:after="100" w:afterAutospacing="1" w:line="240" w:lineRule="auto"/>
+        <w:rPr>
+          <w:rFonts w:ascii="Times New Roman" w:eastAsia="Times New Roman" w:hAnsi="Times New Roman" w:cs="Times New Roman"/>
+          <w:kern w:val="0"/>
+          <w:sz w:val="24"/>
+          <w:szCs w:val="24"/>
+          <w:lang w:eastAsia="en-IN"/>
+          <w14:ligatures w14:val="none"/>
+        </w:rPr>
+      </w:pPr>
+      <w:r>
+        <w:rPr>
+          <w:rFonts w:ascii="Times New Roman" w:eastAsia="Times New Roman" w:hAnsi="Times New Roman" w:cs="Times New Roman"/>
+          <w:kern w:val="0"/>
+          <w:sz w:val="24"/>
+          <w:szCs w:val="24"/>
+          <w:lang w:eastAsia="en-IN"/>
+          <w14:ligatures w14:val="none"/>
+        </w:rPr>
+        <w:t xml:space="preserve">Think of it as: </w:t>
+      </w:r>
       <w:r>
         <w:rPr>
           <w:rFonts w:ascii="Times New Roman" w:eastAsia="Times New Roman" w:hAnsi="Times New Roman" w:cs="Times New Roman"/>
           <w:b/>
           <w:bCs/>
           <w:kern w:val="0"/>
+          <w:sz w:val="24"/>
+          <w:szCs w:val="24"/>
+          <w:lang w:eastAsia="en-IN"/>
+          <w14:ligatures w14:val="none"/>
+        </w:rPr>
+        <w:t>event → trigger → jobs → steps → commands</w:t>
+      </w:r>
+      <w:r>
+        <w:rPr>
+          <w:rFonts w:ascii="Times New Roman" w:eastAsia="Times New Roman" w:hAnsi="Times New Roman" w:cs="Times New Roman"/>
+          <w:kern w:val="0"/>
+          <w:sz w:val="24"/>
+          <w:szCs w:val="24"/>
+          <w:lang w:eastAsia="en-IN"/>
+          <w14:ligatures w14:val="none"/>
+        </w:rPr>
+        <w:t>.</w:t>
+      </w:r>
+    </w:p>
+    <w:p>
+      <w:pPr>
+        <w:spacing w:before="100" w:beforeAutospacing="1" w:after="100" w:afterAutospacing="1" w:line="240" w:lineRule="auto"/>
+        <w:rPr>
+          <w:rFonts w:ascii="Times New Roman" w:eastAsia="Times New Roman" w:hAnsi="Times New Roman" w:cs="Times New Roman"/>
+          <w:kern w:val="0"/>
+          <w:sz w:val="24"/>
+          <w:szCs w:val="24"/>
+          <w:lang w:eastAsia="en-IN"/>
+          <w14:ligatures w14:val="none"/>
+        </w:rPr>
+      </w:pPr>
+      <w:r>
+        <w:rPr>
+          <w:rFonts w:ascii="Times New Roman" w:eastAsia="Times New Roman" w:hAnsi="Times New Roman" w:cs="Times New Roman"/>
+          <w:kern w:val="0"/>
+          <w:sz w:val="24"/>
+          <w:szCs w:val="24"/>
+          <w:lang w:eastAsia="en-IN"/>
+          <w14:ligatures w14:val="none"/>
+        </w:rPr>
+        <w:t>Let me show you the full picture first, then break it down word by word.</w:t>
+      </w:r>
+    </w:p>
+    <w:p>
+      <w:pPr>
+        <w:spacing w:after="0" w:line="240" w:lineRule="auto"/>
+        <w:rPr>
+          <w:rFonts w:ascii="Times New Roman" w:eastAsia="Times New Roman" w:hAnsi="Times New Roman" w:cs="Times New Roman"/>
+          <w:kern w:val="0"/>
+          <w:sz w:val="24"/>
+          <w:szCs w:val="24"/>
+          <w:lang w:eastAsia="en-IN"/>
+          <w14:ligatures w14:val="none"/>
+        </w:rPr>
+      </w:pPr>
+      <w:r>
+        <w:rPr>
+          <w:rFonts w:ascii="Times New Roman" w:eastAsia="Times New Roman" w:hAnsi="Times New Roman" w:cs="Times New Roman"/>
+          <w:kern w:val="0"/>
+          <w:sz w:val="24"/>
+          <w:szCs w:val="24"/>
+          <w:lang w:eastAsia="en-IN"/>
+          <w14:ligatures w14:val="none"/>
+        </w:rPr>
+        <w:pict w14:anchorId="49DF609E">
+          <v:rect id="_x0000_i1025" style="width:0;height:1.5pt" o:hralign="center" o:hrstd="t" o:hr="t" fillcolor="#a0a0a0" stroked="f"/>
+        </w:pict>
+      </w:r>
+    </w:p>
+    <w:p>
+      <w:pPr>
+        <w:spacing w:before="100" w:beforeAutospacing="1" w:after="100" w:afterAutospacing="1" w:line="240" w:lineRule="auto"/>
+        <w:outlineLvl w:val="2"/>
+        <w:rPr>
+          <w:rFonts w:ascii="Times New Roman" w:eastAsia="Times New Roman" w:hAnsi="Times New Roman" w:cs="Times New Roman"/>
+          <w:b/>
+          <w:bCs/>
+          <w:kern w:val="0"/>
           <w:sz w:val="27"/>
           <w:szCs w:val="27"/>
           <w:lang w:eastAsia="en-IN"/>
           <w14:ligatures w14:val="none"/>
         </w:rPr>
+      </w:pPr>
+      <w:r>
+        <w:rPr>
+          <w:rFonts w:ascii="Times New Roman" w:eastAsia="Times New Roman" w:hAnsi="Times New Roman" w:cs="Times New Roman"/>
+          <w:b/>
+          <w:bCs/>
+          <w:kern w:val="0"/>
+          <w:sz w:val="27"/>
+          <w:szCs w:val="27"/>
+          <w:lang w:eastAsia="en-IN"/>
+          <w14:ligatures w14:val="none"/>
+        </w:rPr>
         <w:t>The Complete Template — Build → Test → Deploy</w:t>
       </w:r>
     </w:p>
@@ -2441,7 +257,6 @@
           <w:lang w:eastAsia="en-IN"/>
           <w14:ligatures w14:val="none"/>
         </w:rPr>
-        <w:lastRenderedPageBreak/>
         <w:t xml:space="preserve">Here's a full, production-ready workflow you can drop into </w:t>
       </w:r>
       <w:r>
@@ -2453,8 +268,45 @@
           <w:lang w:eastAsia="en-IN"/>
           <w14:ligatures w14:val="none"/>
         </w:rPr>
-        <w:t>.github/workflows/ci-cd.yml</w:t>
-      </w:r>
+        <w:t>.</w:t>
+      </w:r>
+      <w:proofErr w:type="spellStart"/>
+      <w:r>
+        <w:rPr>
+          <w:rFonts w:ascii="Courier New" w:eastAsia="Times New Roman" w:hAnsi="Courier New" w:cs="Courier New"/>
+          <w:kern w:val="0"/>
+          <w:sz w:val="20"/>
+          <w:szCs w:val="20"/>
+          <w:lang w:eastAsia="en-IN"/>
+          <w14:ligatures w14:val="none"/>
+        </w:rPr>
+        <w:t>github</w:t>
+      </w:r>
+      <w:proofErr w:type="spellEnd"/>
+      <w:r>
+        <w:rPr>
+          <w:rFonts w:ascii="Courier New" w:eastAsia="Times New Roman" w:hAnsi="Courier New" w:cs="Courier New"/>
+          <w:kern w:val="0"/>
+          <w:sz w:val="20"/>
+          <w:szCs w:val="20"/>
+          <w:lang w:eastAsia="en-IN"/>
+          <w14:ligatures w14:val="none"/>
+        </w:rPr>
+        <w:t>/workflows/ci-</w:t>
+      </w:r>
+      <w:proofErr w:type="spellStart"/>
+      <w:r>
+        <w:rPr>
+          <w:rFonts w:ascii="Courier New" w:eastAsia="Times New Roman" w:hAnsi="Courier New" w:cs="Courier New"/>
+          <w:kern w:val="0"/>
+          <w:sz w:val="20"/>
+          <w:szCs w:val="20"/>
+          <w:lang w:eastAsia="en-IN"/>
+          <w14:ligatures w14:val="none"/>
+        </w:rPr>
+        <w:t>cd.yml</w:t>
+      </w:r>
+      <w:proofErr w:type="spellEnd"/>
       <w:r>
         <w:rPr>
           <w:rFonts w:ascii="Times New Roman" w:eastAsia="Times New Roman" w:hAnsi="Times New Roman" w:cs="Times New Roman"/>
@@ -2479,6 +331,7 @@
           <w14:ligatures w14:val="none"/>
         </w:rPr>
       </w:pPr>
+      <w:proofErr w:type="spellStart"/>
       <w:r>
         <w:rPr>
           <w:rFonts w:ascii="Times New Roman" w:eastAsia="Times New Roman" w:hAnsi="Times New Roman" w:cs="Times New Roman"/>
@@ -2490,6 +343,7 @@
         </w:rPr>
         <w:t>yaml</w:t>
       </w:r>
+      <w:proofErr w:type="spellEnd"/>
     </w:p>
     <w:p>
       <w:pPr>
@@ -3104,7 +958,20 @@
           <w:lang w:eastAsia="en-IN"/>
           <w14:ligatures w14:val="none"/>
         </w:rPr>
-        <w:t xml:space="preserve"> develop</w:t>
+        <w:t xml:space="preserve"> </w:t>
+      </w:r>
+      <w:proofErr w:type="gramStart"/>
+      <w:r>
+        <w:rPr>
+          <w:rFonts w:ascii="var(--font-mono)" w:eastAsia="Times New Roman" w:hAnsi="var(--font-mono)" w:cs="Courier New"/>
+          <w:color w:val="008000"/>
+          <w:kern w:val="0"/>
+          <w:sz w:val="20"/>
+          <w:szCs w:val="20"/>
+          <w:lang w:eastAsia="en-IN"/>
+          <w14:ligatures w14:val="none"/>
+        </w:rPr>
+        <w:t>develop</w:t>
       </w:r>
       <w:r>
         <w:rPr>
@@ -3130,6 +997,7 @@
         </w:rPr>
         <w:t xml:space="preserve">   </w:t>
       </w:r>
+      <w:proofErr w:type="gramEnd"/>
       <w:r>
         <w:rPr>
           <w:rFonts w:ascii="var(--font-mono)" w:eastAsia="Times New Roman" w:hAnsi="var(--font-mono)" w:cs="Courier New"/>
@@ -3186,6 +1054,7 @@
         </w:rPr>
         <w:t xml:space="preserve">  </w:t>
       </w:r>
+      <w:proofErr w:type="spellStart"/>
       <w:r>
         <w:rPr>
           <w:rFonts w:ascii="var(--font-mono)" w:eastAsia="Times New Roman" w:hAnsi="var(--font-mono)" w:cs="Courier New"/>
@@ -3198,6 +1067,7 @@
         </w:rPr>
         <w:t>pull_request</w:t>
       </w:r>
+      <w:proofErr w:type="spellEnd"/>
       <w:r>
         <w:rPr>
           <w:rFonts w:ascii="var(--font-mono)" w:eastAsia="Times New Roman" w:hAnsi="var(--font-mono)" w:cs="Courier New"/>
@@ -3302,6 +1172,7 @@
         </w:rPr>
         <w:t>[</w:t>
       </w:r>
+      <w:proofErr w:type="gramStart"/>
       <w:r>
         <w:rPr>
           <w:rFonts w:ascii="var(--font-mono)" w:eastAsia="Times New Roman" w:hAnsi="var(--font-mono)" w:cs="Courier New"/>
@@ -3336,7 +1207,20 @@
           <w:lang w:eastAsia="en-IN"/>
           <w14:ligatures w14:val="none"/>
         </w:rPr>
-        <w:t xml:space="preserve">            </w:t>
+        <w:t xml:space="preserve">   </w:t>
+      </w:r>
+      <w:proofErr w:type="gramEnd"/>
+      <w:r>
+        <w:rPr>
+          <w:rFonts w:ascii="var(--font-mono)" w:eastAsia="Times New Roman" w:hAnsi="var(--font-mono)" w:cs="Courier New"/>
+          <w:color w:val="008000"/>
+          <w:kern w:val="0"/>
+          <w:sz w:val="20"/>
+          <w:szCs w:val="20"/>
+          <w:lang w:eastAsia="en-IN"/>
+          <w14:ligatures w14:val="none"/>
+        </w:rPr>
+        <w:t xml:space="preserve">         </w:t>
       </w:r>
       <w:r>
         <w:rPr>
@@ -3348,7 +1232,33 @@
           <w:lang w:eastAsia="en-IN"/>
           <w14:ligatures w14:val="none"/>
         </w:rPr>
-        <w:t># run when a PR targets main</w:t>
+        <w:t xml:space="preserve"># run when a </w:t>
+      </w:r>
+      <w:proofErr w:type="gramStart"/>
+      <w:r>
+        <w:rPr>
+          <w:rFonts w:ascii="var(--font-mono)" w:eastAsia="Times New Roman" w:hAnsi="var(--font-mono)" w:cs="Courier New"/>
+          <w:color w:val="6E7687"/>
+          <w:kern w:val="0"/>
+          <w:sz w:val="20"/>
+          <w:szCs w:val="20"/>
+          <w:lang w:eastAsia="en-IN"/>
+          <w14:ligatures w14:val="none"/>
+        </w:rPr>
+        <w:t>PR targets</w:t>
+      </w:r>
+      <w:proofErr w:type="gramEnd"/>
+      <w:r>
+        <w:rPr>
+          <w:rFonts w:ascii="var(--font-mono)" w:eastAsia="Times New Roman" w:hAnsi="var(--font-mono)" w:cs="Courier New"/>
+          <w:color w:val="6E7687"/>
+          <w:kern w:val="0"/>
+          <w:sz w:val="20"/>
+          <w:szCs w:val="20"/>
+          <w:lang w:eastAsia="en-IN"/>
+          <w14:ligatures w14:val="none"/>
+        </w:rPr>
+        <w:t xml:space="preserve"> main</w:t>
       </w:r>
     </w:p>
     <w:p>
@@ -3394,6 +1304,7 @@
         </w:rPr>
         <w:t xml:space="preserve">  </w:t>
       </w:r>
+      <w:proofErr w:type="spellStart"/>
       <w:r>
         <w:rPr>
           <w:rFonts w:ascii="var(--font-mono)" w:eastAsia="Times New Roman" w:hAnsi="var(--font-mono)" w:cs="Courier New"/>
@@ -3406,6 +1317,7 @@
         </w:rPr>
         <w:t>workflow_dispatch</w:t>
       </w:r>
+      <w:proofErr w:type="spellEnd"/>
       <w:r>
         <w:rPr>
           <w:rFonts w:ascii="var(--font-mono)" w:eastAsia="Times New Roman" w:hAnsi="var(--font-mono)" w:cs="Courier New"/>
@@ -4544,6 +2456,7 @@
           <w:lang w:eastAsia="en-IN"/>
           <w14:ligatures w14:val="none"/>
         </w:rPr>
+        <w:lastRenderedPageBreak/>
         <w:t xml:space="preserve">    </w:t>
       </w:r>
       <w:r>
@@ -5482,6 +3395,7 @@
         </w:rPr>
         <w:t xml:space="preserve"> $</w:t>
       </w:r>
+      <w:proofErr w:type="gramStart"/>
       <w:r>
         <w:rPr>
           <w:rFonts w:ascii="var(--font-mono)" w:eastAsia="Times New Roman" w:hAnsi="var(--font-mono)" w:cs="Courier New"/>
@@ -5504,7 +3418,59 @@
           <w:lang w:eastAsia="en-IN"/>
           <w14:ligatures w14:val="none"/>
         </w:rPr>
-        <w:t xml:space="preserve"> env.NODE_VERSION </w:t>
+        <w:t xml:space="preserve"> </w:t>
+      </w:r>
+      <w:proofErr w:type="spellStart"/>
+      <w:r>
+        <w:rPr>
+          <w:rFonts w:ascii="var(--font-mono)" w:eastAsia="Times New Roman" w:hAnsi="var(--font-mono)" w:cs="Courier New"/>
+          <w:color w:val="008000"/>
+          <w:kern w:val="0"/>
+          <w:sz w:val="20"/>
+          <w:szCs w:val="20"/>
+          <w:lang w:eastAsia="en-IN"/>
+          <w14:ligatures w14:val="none"/>
+        </w:rPr>
+        <w:t>env</w:t>
+      </w:r>
+      <w:proofErr w:type="gramEnd"/>
+      <w:r>
+        <w:rPr>
+          <w:rFonts w:ascii="var(--font-mono)" w:eastAsia="Times New Roman" w:hAnsi="var(--font-mono)" w:cs="Courier New"/>
+          <w:color w:val="008000"/>
+          <w:kern w:val="0"/>
+          <w:sz w:val="20"/>
+          <w:szCs w:val="20"/>
+          <w:lang w:eastAsia="en-IN"/>
+          <w14:ligatures w14:val="none"/>
+        </w:rPr>
+        <w:t>.NODE_</w:t>
+      </w:r>
+      <w:proofErr w:type="gramStart"/>
+      <w:r>
+        <w:rPr>
+          <w:rFonts w:ascii="var(--font-mono)" w:eastAsia="Times New Roman" w:hAnsi="var(--font-mono)" w:cs="Courier New"/>
+          <w:color w:val="008000"/>
+          <w:kern w:val="0"/>
+          <w:sz w:val="20"/>
+          <w:szCs w:val="20"/>
+          <w:lang w:eastAsia="en-IN"/>
+          <w14:ligatures w14:val="none"/>
+        </w:rPr>
+        <w:t>VERSION</w:t>
+      </w:r>
+      <w:proofErr w:type="spellEnd"/>
+      <w:r>
+        <w:rPr>
+          <w:rFonts w:ascii="var(--font-mono)" w:eastAsia="Times New Roman" w:hAnsi="var(--font-mono)" w:cs="Courier New"/>
+          <w:color w:val="008000"/>
+          <w:kern w:val="0"/>
+          <w:sz w:val="20"/>
+          <w:szCs w:val="20"/>
+          <w:lang w:eastAsia="en-IN"/>
+          <w14:ligatures w14:val="none"/>
+        </w:rPr>
+        <w:t xml:space="preserve"> </w:t>
       </w:r>
       <w:r>
         <w:rPr>
@@ -5516,7 +3482,20 @@
           <w:lang w:eastAsia="en-IN"/>
           <w14:ligatures w14:val="none"/>
         </w:rPr>
-        <w:t>}}</w:t>
+        <w:t>}</w:t>
+      </w:r>
+      <w:proofErr w:type="gramEnd"/>
+      <w:r>
+        <w:rPr>
+          <w:rFonts w:ascii="var(--font-mono)" w:eastAsia="Times New Roman" w:hAnsi="var(--font-mono)" w:cs="Courier New"/>
+          <w:color w:val="2B303B"/>
+          <w:kern w:val="0"/>
+          <w:sz w:val="20"/>
+          <w:szCs w:val="20"/>
+          <w:lang w:eastAsia="en-IN"/>
+          <w14:ligatures w14:val="none"/>
+        </w:rPr>
+        <w:t>}</w:t>
       </w:r>
     </w:p>
     <w:p>
@@ -5596,7 +3575,33 @@
           <w:lang w:eastAsia="en-IN"/>
           <w14:ligatures w14:val="none"/>
         </w:rPr>
-        <w:t xml:space="preserve"> 'npm'           </w:t>
+        <w:t xml:space="preserve"> '</w:t>
+      </w:r>
+      <w:proofErr w:type="spellStart"/>
+      <w:r>
+        <w:rPr>
+          <w:rFonts w:ascii="var(--font-mono)" w:eastAsia="Times New Roman" w:hAnsi="var(--font-mono)" w:cs="Courier New"/>
+          <w:color w:val="008000"/>
+          <w:kern w:val="0"/>
+          <w:sz w:val="20"/>
+          <w:szCs w:val="20"/>
+          <w:lang w:eastAsia="en-IN"/>
+          <w14:ligatures w14:val="none"/>
+        </w:rPr>
+        <w:t>npm</w:t>
+      </w:r>
+      <w:proofErr w:type="spellEnd"/>
+      <w:r>
+        <w:rPr>
+          <w:rFonts w:ascii="var(--font-mono)" w:eastAsia="Times New Roman" w:hAnsi="var(--font-mono)" w:cs="Courier New"/>
+          <w:color w:val="008000"/>
+          <w:kern w:val="0"/>
+          <w:sz w:val="20"/>
+          <w:szCs w:val="20"/>
+          <w:lang w:eastAsia="en-IN"/>
+          <w14:ligatures w14:val="none"/>
+        </w:rPr>
+        <w:t xml:space="preserve">'           </w:t>
       </w:r>
       <w:r>
         <w:rPr>
@@ -5608,7 +3613,33 @@
           <w:lang w:eastAsia="en-IN"/>
           <w14:ligatures w14:val="none"/>
         </w:rPr>
-        <w:t># cache node_modules to speed up future runs</w:t>
+        <w:t xml:space="preserve"># cache </w:t>
+      </w:r>
+      <w:proofErr w:type="spellStart"/>
+      <w:r>
+        <w:rPr>
+          <w:rFonts w:ascii="var(--font-mono)" w:eastAsia="Times New Roman" w:hAnsi="var(--font-mono)" w:cs="Courier New"/>
+          <w:color w:val="6E7687"/>
+          <w:kern w:val="0"/>
+          <w:sz w:val="20"/>
+          <w:szCs w:val="20"/>
+          <w:lang w:eastAsia="en-IN"/>
+          <w14:ligatures w14:val="none"/>
+        </w:rPr>
+        <w:t>node_modules</w:t>
+      </w:r>
+      <w:proofErr w:type="spellEnd"/>
+      <w:r>
+        <w:rPr>
+          <w:rFonts w:ascii="var(--font-mono)" w:eastAsia="Times New Roman" w:hAnsi="var(--font-mono)" w:cs="Courier New"/>
+          <w:color w:val="6E7687"/>
+          <w:kern w:val="0"/>
+          <w:sz w:val="20"/>
+          <w:szCs w:val="20"/>
+          <w:lang w:eastAsia="en-IN"/>
+          <w14:ligatures w14:val="none"/>
+        </w:rPr>
+        <w:t xml:space="preserve"> to speed up future runs</w:t>
       </w:r>
     </w:p>
     <w:p>
@@ -5880,7 +3911,33 @@
           <w:lang w:eastAsia="en-IN"/>
           <w14:ligatures w14:val="none"/>
         </w:rPr>
-        <w:t xml:space="preserve"> npm ci              </w:t>
+        <w:t xml:space="preserve"> </w:t>
+      </w:r>
+      <w:proofErr w:type="spellStart"/>
+      <w:r>
+        <w:rPr>
+          <w:rFonts w:ascii="var(--font-mono)" w:eastAsia="Times New Roman" w:hAnsi="var(--font-mono)" w:cs="Courier New"/>
+          <w:color w:val="008000"/>
+          <w:kern w:val="0"/>
+          <w:sz w:val="20"/>
+          <w:szCs w:val="20"/>
+          <w:lang w:eastAsia="en-IN"/>
+          <w14:ligatures w14:val="none"/>
+        </w:rPr>
+        <w:t>npm</w:t>
+      </w:r>
+      <w:proofErr w:type="spellEnd"/>
+      <w:r>
+        <w:rPr>
+          <w:rFonts w:ascii="var(--font-mono)" w:eastAsia="Times New Roman" w:hAnsi="var(--font-mono)" w:cs="Courier New"/>
+          <w:color w:val="008000"/>
+          <w:kern w:val="0"/>
+          <w:sz w:val="20"/>
+          <w:szCs w:val="20"/>
+          <w:lang w:eastAsia="en-IN"/>
+          <w14:ligatures w14:val="none"/>
+        </w:rPr>
+        <w:t xml:space="preserve"> ci              </w:t>
       </w:r>
       <w:r>
         <w:rPr>
@@ -5892,7 +3949,33 @@
           <w:lang w:eastAsia="en-IN"/>
           <w14:ligatures w14:val="none"/>
         </w:rPr>
-        <w:t># like npm install but faster &amp; deterministic</w:t>
+        <w:t xml:space="preserve"># like </w:t>
+      </w:r>
+      <w:proofErr w:type="spellStart"/>
+      <w:r>
+        <w:rPr>
+          <w:rFonts w:ascii="var(--font-mono)" w:eastAsia="Times New Roman" w:hAnsi="var(--font-mono)" w:cs="Courier New"/>
+          <w:color w:val="6E7687"/>
+          <w:kern w:val="0"/>
+          <w:sz w:val="20"/>
+          <w:szCs w:val="20"/>
+          <w:lang w:eastAsia="en-IN"/>
+          <w14:ligatures w14:val="none"/>
+        </w:rPr>
+        <w:t>npm</w:t>
+      </w:r>
+      <w:proofErr w:type="spellEnd"/>
+      <w:r>
+        <w:rPr>
+          <w:rFonts w:ascii="var(--font-mono)" w:eastAsia="Times New Roman" w:hAnsi="var(--font-mono)" w:cs="Courier New"/>
+          <w:color w:val="6E7687"/>
+          <w:kern w:val="0"/>
+          <w:sz w:val="20"/>
+          <w:szCs w:val="20"/>
+          <w:lang w:eastAsia="en-IN"/>
+          <w14:ligatures w14:val="none"/>
+        </w:rPr>
+        <w:t xml:space="preserve"> install but faster &amp; deterministic</w:t>
       </w:r>
     </w:p>
     <w:p>
@@ -6024,7 +4107,6 @@
           <w:lang w:eastAsia="en-IN"/>
           <w14:ligatures w14:val="none"/>
         </w:rPr>
-        <w:lastRenderedPageBreak/>
         <w:t xml:space="preserve">      </w:t>
       </w:r>
       <w:r>
@@ -6165,7 +4247,33 @@
           <w:lang w:eastAsia="en-IN"/>
           <w14:ligatures w14:val="none"/>
         </w:rPr>
-        <w:t xml:space="preserve"> npm run build</w:t>
+        <w:t xml:space="preserve"> </w:t>
+      </w:r>
+      <w:proofErr w:type="spellStart"/>
+      <w:r>
+        <w:rPr>
+          <w:rFonts w:ascii="var(--font-mono)" w:eastAsia="Times New Roman" w:hAnsi="var(--font-mono)" w:cs="Courier New"/>
+          <w:color w:val="008000"/>
+          <w:kern w:val="0"/>
+          <w:sz w:val="20"/>
+          <w:szCs w:val="20"/>
+          <w:lang w:eastAsia="en-IN"/>
+          <w14:ligatures w14:val="none"/>
+        </w:rPr>
+        <w:t>npm</w:t>
+      </w:r>
+      <w:proofErr w:type="spellEnd"/>
+      <w:r>
+        <w:rPr>
+          <w:rFonts w:ascii="var(--font-mono)" w:eastAsia="Times New Roman" w:hAnsi="var(--font-mono)" w:cs="Courier New"/>
+          <w:color w:val="008000"/>
+          <w:kern w:val="0"/>
+          <w:sz w:val="20"/>
+          <w:szCs w:val="20"/>
+          <w:lang w:eastAsia="en-IN"/>
+          <w14:ligatures w14:val="none"/>
+        </w:rPr>
+        <w:t xml:space="preserve"> run build</w:t>
       </w:r>
     </w:p>
     <w:p>
@@ -6713,7 +4821,33 @@
           <w:lang w:eastAsia="en-IN"/>
           <w14:ligatures w14:val="none"/>
         </w:rPr>
-        <w:t xml:space="preserve"> dist/            </w:t>
+        <w:t xml:space="preserve"> </w:t>
+      </w:r>
+      <w:proofErr w:type="spellStart"/>
+      <w:r>
+        <w:rPr>
+          <w:rFonts w:ascii="var(--font-mono)" w:eastAsia="Times New Roman" w:hAnsi="var(--font-mono)" w:cs="Courier New"/>
+          <w:color w:val="008000"/>
+          <w:kern w:val="0"/>
+          <w:sz w:val="20"/>
+          <w:szCs w:val="20"/>
+          <w:lang w:eastAsia="en-IN"/>
+          <w14:ligatures w14:val="none"/>
+        </w:rPr>
+        <w:t>dist</w:t>
+      </w:r>
+      <w:proofErr w:type="spellEnd"/>
+      <w:r>
+        <w:rPr>
+          <w:rFonts w:ascii="var(--font-mono)" w:eastAsia="Times New Roman" w:hAnsi="var(--font-mono)" w:cs="Courier New"/>
+          <w:color w:val="008000"/>
+          <w:kern w:val="0"/>
+          <w:sz w:val="20"/>
+          <w:szCs w:val="20"/>
+          <w:lang w:eastAsia="en-IN"/>
+          <w14:ligatures w14:val="none"/>
+        </w:rPr>
+        <w:t xml:space="preserve">/            </w:t>
       </w:r>
       <w:r>
         <w:rPr>
@@ -6725,7 +4859,33 @@
           <w:lang w:eastAsia="en-IN"/>
           <w14:ligatures w14:val="none"/>
         </w:rPr>
-        <w:t># upload the dist folder</w:t>
+        <w:t xml:space="preserve"># upload the </w:t>
+      </w:r>
+      <w:proofErr w:type="spellStart"/>
+      <w:r>
+        <w:rPr>
+          <w:rFonts w:ascii="var(--font-mono)" w:eastAsia="Times New Roman" w:hAnsi="var(--font-mono)" w:cs="Courier New"/>
+          <w:color w:val="6E7687"/>
+          <w:kern w:val="0"/>
+          <w:sz w:val="20"/>
+          <w:szCs w:val="20"/>
+          <w:lang w:eastAsia="en-IN"/>
+          <w14:ligatures w14:val="none"/>
+        </w:rPr>
+        <w:t>dist</w:t>
+      </w:r>
+      <w:proofErr w:type="spellEnd"/>
+      <w:r>
+        <w:rPr>
+          <w:rFonts w:ascii="var(--font-mono)" w:eastAsia="Times New Roman" w:hAnsi="var(--font-mono)" w:cs="Courier New"/>
+          <w:color w:val="6E7687"/>
+          <w:kern w:val="0"/>
+          <w:sz w:val="20"/>
+          <w:szCs w:val="20"/>
+          <w:lang w:eastAsia="en-IN"/>
+          <w14:ligatures w14:val="none"/>
+        </w:rPr>
+        <w:t xml:space="preserve"> folder</w:t>
       </w:r>
     </w:p>
     <w:p>
@@ -7999,6 +6159,7 @@
         </w:rPr>
         <w:t xml:space="preserve"> $</w:t>
       </w:r>
+      <w:proofErr w:type="gramStart"/>
       <w:r>
         <w:rPr>
           <w:rFonts w:ascii="var(--font-mono)" w:eastAsia="Times New Roman" w:hAnsi="var(--font-mono)" w:cs="Courier New"/>
@@ -8021,7 +6182,59 @@
           <w:lang w:eastAsia="en-IN"/>
           <w14:ligatures w14:val="none"/>
         </w:rPr>
-        <w:t xml:space="preserve"> env.NODE_VERSION </w:t>
+        <w:t xml:space="preserve"> </w:t>
+      </w:r>
+      <w:proofErr w:type="spellStart"/>
+      <w:r>
+        <w:rPr>
+          <w:rFonts w:ascii="var(--font-mono)" w:eastAsia="Times New Roman" w:hAnsi="var(--font-mono)" w:cs="Courier New"/>
+          <w:color w:val="008000"/>
+          <w:kern w:val="0"/>
+          <w:sz w:val="20"/>
+          <w:szCs w:val="20"/>
+          <w:lang w:eastAsia="en-IN"/>
+          <w14:ligatures w14:val="none"/>
+        </w:rPr>
+        <w:t>env</w:t>
+      </w:r>
+      <w:proofErr w:type="gramEnd"/>
+      <w:r>
+        <w:rPr>
+          <w:rFonts w:ascii="var(--font-mono)" w:eastAsia="Times New Roman" w:hAnsi="var(--font-mono)" w:cs="Courier New"/>
+          <w:color w:val="008000"/>
+          <w:kern w:val="0"/>
+          <w:sz w:val="20"/>
+          <w:szCs w:val="20"/>
+          <w:lang w:eastAsia="en-IN"/>
+          <w14:ligatures w14:val="none"/>
+        </w:rPr>
+        <w:t>.NODE_</w:t>
+      </w:r>
+      <w:proofErr w:type="gramStart"/>
+      <w:r>
+        <w:rPr>
+          <w:rFonts w:ascii="var(--font-mono)" w:eastAsia="Times New Roman" w:hAnsi="var(--font-mono)" w:cs="Courier New"/>
+          <w:color w:val="008000"/>
+          <w:kern w:val="0"/>
+          <w:sz w:val="20"/>
+          <w:szCs w:val="20"/>
+          <w:lang w:eastAsia="en-IN"/>
+          <w14:ligatures w14:val="none"/>
+        </w:rPr>
+        <w:t>VERSION</w:t>
+      </w:r>
+      <w:proofErr w:type="spellEnd"/>
+      <w:r>
+        <w:rPr>
+          <w:rFonts w:ascii="var(--font-mono)" w:eastAsia="Times New Roman" w:hAnsi="var(--font-mono)" w:cs="Courier New"/>
+          <w:color w:val="008000"/>
+          <w:kern w:val="0"/>
+          <w:sz w:val="20"/>
+          <w:szCs w:val="20"/>
+          <w:lang w:eastAsia="en-IN"/>
+          <w14:ligatures w14:val="none"/>
+        </w:rPr>
+        <w:t xml:space="preserve"> </w:t>
       </w:r>
       <w:r>
         <w:rPr>
@@ -8033,7 +6246,20 @@
           <w:lang w:eastAsia="en-IN"/>
           <w14:ligatures w14:val="none"/>
         </w:rPr>
-        <w:t>}}</w:t>
+        <w:t>}</w:t>
+      </w:r>
+      <w:proofErr w:type="gramEnd"/>
+      <w:r>
+        <w:rPr>
+          <w:rFonts w:ascii="var(--font-mono)" w:eastAsia="Times New Roman" w:hAnsi="var(--font-mono)" w:cs="Courier New"/>
+          <w:color w:val="2B303B"/>
+          <w:kern w:val="0"/>
+          <w:sz w:val="20"/>
+          <w:szCs w:val="20"/>
+          <w:lang w:eastAsia="en-IN"/>
+          <w14:ligatures w14:val="none"/>
+        </w:rPr>
+        <w:t>}</w:t>
       </w:r>
     </w:p>
     <w:p>
@@ -8113,7 +6339,33 @@
           <w:lang w:eastAsia="en-IN"/>
           <w14:ligatures w14:val="none"/>
         </w:rPr>
-        <w:t xml:space="preserve"> 'npm'</w:t>
+        <w:t xml:space="preserve"> '</w:t>
+      </w:r>
+      <w:proofErr w:type="spellStart"/>
+      <w:r>
+        <w:rPr>
+          <w:rFonts w:ascii="var(--font-mono)" w:eastAsia="Times New Roman" w:hAnsi="var(--font-mono)" w:cs="Courier New"/>
+          <w:color w:val="008000"/>
+          <w:kern w:val="0"/>
+          <w:sz w:val="20"/>
+          <w:szCs w:val="20"/>
+          <w:lang w:eastAsia="en-IN"/>
+          <w14:ligatures w14:val="none"/>
+        </w:rPr>
+        <w:t>npm</w:t>
+      </w:r>
+      <w:proofErr w:type="spellEnd"/>
+      <w:r>
+        <w:rPr>
+          <w:rFonts w:ascii="var(--font-mono)" w:eastAsia="Times New Roman" w:hAnsi="var(--font-mono)" w:cs="Courier New"/>
+          <w:color w:val="008000"/>
+          <w:kern w:val="0"/>
+          <w:sz w:val="20"/>
+          <w:szCs w:val="20"/>
+          <w:lang w:eastAsia="en-IN"/>
+          <w14:ligatures w14:val="none"/>
+        </w:rPr>
+        <w:t>'</w:t>
       </w:r>
     </w:p>
     <w:p>
@@ -8329,7 +6581,33 @@
           <w:lang w:eastAsia="en-IN"/>
           <w14:ligatures w14:val="none"/>
         </w:rPr>
-        <w:t xml:space="preserve"> npm ci</w:t>
+        <w:t xml:space="preserve"> </w:t>
+      </w:r>
+      <w:proofErr w:type="spellStart"/>
+      <w:r>
+        <w:rPr>
+          <w:rFonts w:ascii="var(--font-mono)" w:eastAsia="Times New Roman" w:hAnsi="var(--font-mono)" w:cs="Courier New"/>
+          <w:color w:val="008000"/>
+          <w:kern w:val="0"/>
+          <w:sz w:val="20"/>
+          <w:szCs w:val="20"/>
+          <w:lang w:eastAsia="en-IN"/>
+          <w14:ligatures w14:val="none"/>
+        </w:rPr>
+        <w:t>npm</w:t>
+      </w:r>
+      <w:proofErr w:type="spellEnd"/>
+      <w:r>
+        <w:rPr>
+          <w:rFonts w:ascii="var(--font-mono)" w:eastAsia="Times New Roman" w:hAnsi="var(--font-mono)" w:cs="Courier New"/>
+          <w:color w:val="008000"/>
+          <w:kern w:val="0"/>
+          <w:sz w:val="20"/>
+          <w:szCs w:val="20"/>
+          <w:lang w:eastAsia="en-IN"/>
+          <w14:ligatures w14:val="none"/>
+        </w:rPr>
+        <w:t xml:space="preserve"> ci</w:t>
       </w:r>
     </w:p>
     <w:p>
@@ -8877,7 +7155,33 @@
           <w:lang w:eastAsia="en-IN"/>
           <w14:ligatures w14:val="none"/>
         </w:rPr>
-        <w:t xml:space="preserve"> dist/</w:t>
+        <w:t xml:space="preserve"> </w:t>
+      </w:r>
+      <w:proofErr w:type="spellStart"/>
+      <w:r>
+        <w:rPr>
+          <w:rFonts w:ascii="var(--font-mono)" w:eastAsia="Times New Roman" w:hAnsi="var(--font-mono)" w:cs="Courier New"/>
+          <w:color w:val="008000"/>
+          <w:kern w:val="0"/>
+          <w:sz w:val="20"/>
+          <w:szCs w:val="20"/>
+          <w:lang w:eastAsia="en-IN"/>
+          <w14:ligatures w14:val="none"/>
+        </w:rPr>
+        <w:t>dist</w:t>
+      </w:r>
+      <w:proofErr w:type="spellEnd"/>
+      <w:r>
+        <w:rPr>
+          <w:rFonts w:ascii="var(--font-mono)" w:eastAsia="Times New Roman" w:hAnsi="var(--font-mono)" w:cs="Courier New"/>
+          <w:color w:val="008000"/>
+          <w:kern w:val="0"/>
+          <w:sz w:val="20"/>
+          <w:szCs w:val="20"/>
+          <w:lang w:eastAsia="en-IN"/>
+          <w14:ligatures w14:val="none"/>
+        </w:rPr>
+        <w:t>/</w:t>
       </w:r>
     </w:p>
     <w:p>
@@ -8953,6 +7257,7 @@
           <w:lang w:eastAsia="en-IN"/>
           <w14:ligatures w14:val="none"/>
         </w:rPr>
+        <w:lastRenderedPageBreak/>
         <w:t xml:space="preserve">      </w:t>
       </w:r>
       <w:r>
@@ -9149,7 +7454,33 @@
           <w:lang w:eastAsia="en-IN"/>
           <w14:ligatures w14:val="none"/>
         </w:rPr>
-        <w:t xml:space="preserve"> npm test</w:t>
+        <w:t xml:space="preserve"> </w:t>
+      </w:r>
+      <w:proofErr w:type="spellStart"/>
+      <w:r>
+        <w:rPr>
+          <w:rFonts w:ascii="var(--font-mono)" w:eastAsia="Times New Roman" w:hAnsi="var(--font-mono)" w:cs="Courier New"/>
+          <w:color w:val="008000"/>
+          <w:kern w:val="0"/>
+          <w:sz w:val="20"/>
+          <w:szCs w:val="20"/>
+          <w:lang w:eastAsia="en-IN"/>
+          <w14:ligatures w14:val="none"/>
+        </w:rPr>
+        <w:t>npm</w:t>
+      </w:r>
+      <w:proofErr w:type="spellEnd"/>
+      <w:r>
+        <w:rPr>
+          <w:rFonts w:ascii="var(--font-mono)" w:eastAsia="Times New Roman" w:hAnsi="var(--font-mono)" w:cs="Courier New"/>
+          <w:color w:val="008000"/>
+          <w:kern w:val="0"/>
+          <w:sz w:val="20"/>
+          <w:szCs w:val="20"/>
+          <w:lang w:eastAsia="en-IN"/>
+          <w14:ligatures w14:val="none"/>
+        </w:rPr>
+        <w:t xml:space="preserve"> test</w:t>
       </w:r>
     </w:p>
     <w:p>
@@ -9421,7 +7752,47 @@
           <w:lang w:eastAsia="en-IN"/>
           <w14:ligatures w14:val="none"/>
         </w:rPr>
-        <w:t xml:space="preserve"> npm run test</w:t>
+        <w:t xml:space="preserve"> </w:t>
+      </w:r>
+      <w:proofErr w:type="spellStart"/>
+      <w:r>
+        <w:rPr>
+          <w:rFonts w:ascii="var(--font-mono)" w:eastAsia="Times New Roman" w:hAnsi="var(--font-mono)" w:cs="Courier New"/>
+          <w:color w:val="008000"/>
+          <w:kern w:val="0"/>
+          <w:sz w:val="20"/>
+          <w:szCs w:val="20"/>
+          <w:lang w:eastAsia="en-IN"/>
+          <w14:ligatures w14:val="none"/>
+        </w:rPr>
+        <w:t>npm</w:t>
+      </w:r>
+      <w:proofErr w:type="spellEnd"/>
+      <w:r>
+        <w:rPr>
+          <w:rFonts w:ascii="var(--font-mono)" w:eastAsia="Times New Roman" w:hAnsi="var(--font-mono)" w:cs="Courier New"/>
+          <w:color w:val="008000"/>
+          <w:kern w:val="0"/>
+          <w:sz w:val="20"/>
+          <w:szCs w:val="20"/>
+          <w:lang w:eastAsia="en-IN"/>
+          <w14:ligatures w14:val="none"/>
+        </w:rPr>
+        <w:t xml:space="preserve"> run </w:t>
+      </w:r>
+      <w:proofErr w:type="spellStart"/>
+      <w:proofErr w:type="gramStart"/>
+      <w:r>
+        <w:rPr>
+          <w:rFonts w:ascii="var(--font-mono)" w:eastAsia="Times New Roman" w:hAnsi="var(--font-mono)" w:cs="Courier New"/>
+          <w:color w:val="008000"/>
+          <w:kern w:val="0"/>
+          <w:sz w:val="20"/>
+          <w:szCs w:val="20"/>
+          <w:lang w:eastAsia="en-IN"/>
+          <w14:ligatures w14:val="none"/>
+        </w:rPr>
+        <w:t>test</w:t>
       </w:r>
       <w:r>
         <w:rPr>
@@ -9447,6 +7818,8 @@
         </w:rPr>
         <w:t>coverage</w:t>
       </w:r>
+      <w:proofErr w:type="spellEnd"/>
+      <w:proofErr w:type="gramEnd"/>
     </w:p>
     <w:p>
       <w:pPr>
@@ -9533,7 +7906,33 @@
           <w:lang w:eastAsia="en-IN"/>
           <w14:ligatures w14:val="none"/>
         </w:rPr>
-        <w:t># Upload coverage report to Codecov (optional)</w:t>
+        <w:t xml:space="preserve"># Upload coverage report to </w:t>
+      </w:r>
+      <w:proofErr w:type="spellStart"/>
+      <w:r>
+        <w:rPr>
+          <w:rFonts w:ascii="var(--font-mono)" w:eastAsia="Times New Roman" w:hAnsi="var(--font-mono)" w:cs="Courier New"/>
+          <w:color w:val="6E7687"/>
+          <w:kern w:val="0"/>
+          <w:sz w:val="20"/>
+          <w:szCs w:val="20"/>
+          <w:lang w:eastAsia="en-IN"/>
+          <w14:ligatures w14:val="none"/>
+        </w:rPr>
+        <w:t>Codecov</w:t>
+      </w:r>
+      <w:proofErr w:type="spellEnd"/>
+      <w:r>
+        <w:rPr>
+          <w:rFonts w:ascii="var(--font-mono)" w:eastAsia="Times New Roman" w:hAnsi="var(--font-mono)" w:cs="Courier New"/>
+          <w:color w:val="6E7687"/>
+          <w:kern w:val="0"/>
+          <w:sz w:val="20"/>
+          <w:szCs w:val="20"/>
+          <w:lang w:eastAsia="en-IN"/>
+          <w14:ligatures w14:val="none"/>
+        </w:rPr>
+        <w:t xml:space="preserve"> (optional)</w:t>
       </w:r>
     </w:p>
     <w:p>
@@ -9717,7 +8116,33 @@
           <w:lang w:eastAsia="en-IN"/>
           <w14:ligatures w14:val="none"/>
         </w:rPr>
-        <w:t xml:space="preserve"> codecov/codecov</w:t>
+        <w:t xml:space="preserve"> </w:t>
+      </w:r>
+      <w:proofErr w:type="spellStart"/>
+      <w:r>
+        <w:rPr>
+          <w:rFonts w:ascii="var(--font-mono)" w:eastAsia="Times New Roman" w:hAnsi="var(--font-mono)" w:cs="Courier New"/>
+          <w:color w:val="008000"/>
+          <w:kern w:val="0"/>
+          <w:sz w:val="20"/>
+          <w:szCs w:val="20"/>
+          <w:lang w:eastAsia="en-IN"/>
+          <w14:ligatures w14:val="none"/>
+        </w:rPr>
+        <w:t>codecov</w:t>
+      </w:r>
+      <w:proofErr w:type="spellEnd"/>
+      <w:r>
+        <w:rPr>
+          <w:rFonts w:ascii="var(--font-mono)" w:eastAsia="Times New Roman" w:hAnsi="var(--font-mono)" w:cs="Courier New"/>
+          <w:color w:val="008000"/>
+          <w:kern w:val="0"/>
+          <w:sz w:val="20"/>
+          <w:szCs w:val="20"/>
+          <w:lang w:eastAsia="en-IN"/>
+          <w14:ligatures w14:val="none"/>
+        </w:rPr>
+        <w:t>/codecov</w:t>
       </w:r>
       <w:r>
         <w:rPr>
@@ -9891,6 +8316,7 @@
         </w:rPr>
         <w:t xml:space="preserve"> $</w:t>
       </w:r>
+      <w:proofErr w:type="gramStart"/>
       <w:r>
         <w:rPr>
           <w:rFonts w:ascii="var(--font-mono)" w:eastAsia="Times New Roman" w:hAnsi="var(--font-mono)" w:cs="Courier New"/>
@@ -9913,7 +8339,59 @@
           <w:lang w:eastAsia="en-IN"/>
           <w14:ligatures w14:val="none"/>
         </w:rPr>
-        <w:t xml:space="preserve"> secrets.CODECOV_TOKEN </w:t>
+        <w:t xml:space="preserve"> </w:t>
+      </w:r>
+      <w:proofErr w:type="spellStart"/>
+      <w:r>
+        <w:rPr>
+          <w:rFonts w:ascii="var(--font-mono)" w:eastAsia="Times New Roman" w:hAnsi="var(--font-mono)" w:cs="Courier New"/>
+          <w:color w:val="008000"/>
+          <w:kern w:val="0"/>
+          <w:sz w:val="20"/>
+          <w:szCs w:val="20"/>
+          <w:lang w:eastAsia="en-IN"/>
+          <w14:ligatures w14:val="none"/>
+        </w:rPr>
+        <w:t>secrets</w:t>
+      </w:r>
+      <w:proofErr w:type="gramEnd"/>
+      <w:r>
+        <w:rPr>
+          <w:rFonts w:ascii="var(--font-mono)" w:eastAsia="Times New Roman" w:hAnsi="var(--font-mono)" w:cs="Courier New"/>
+          <w:color w:val="008000"/>
+          <w:kern w:val="0"/>
+          <w:sz w:val="20"/>
+          <w:szCs w:val="20"/>
+          <w:lang w:eastAsia="en-IN"/>
+          <w14:ligatures w14:val="none"/>
+        </w:rPr>
+        <w:t>.CODECOV_</w:t>
+      </w:r>
+      <w:proofErr w:type="gramStart"/>
+      <w:r>
+        <w:rPr>
+          <w:rFonts w:ascii="var(--font-mono)" w:eastAsia="Times New Roman" w:hAnsi="var(--font-mono)" w:cs="Courier New"/>
+          <w:color w:val="008000"/>
+          <w:kern w:val="0"/>
+          <w:sz w:val="20"/>
+          <w:szCs w:val="20"/>
+          <w:lang w:eastAsia="en-IN"/>
+          <w14:ligatures w14:val="none"/>
+        </w:rPr>
+        <w:t>TOKEN</w:t>
+      </w:r>
+      <w:proofErr w:type="spellEnd"/>
+      <w:r>
+        <w:rPr>
+          <w:rFonts w:ascii="var(--font-mono)" w:eastAsia="Times New Roman" w:hAnsi="var(--font-mono)" w:cs="Courier New"/>
+          <w:color w:val="008000"/>
+          <w:kern w:val="0"/>
+          <w:sz w:val="20"/>
+          <w:szCs w:val="20"/>
+          <w:lang w:eastAsia="en-IN"/>
+          <w14:ligatures w14:val="none"/>
+        </w:rPr>
+        <w:t xml:space="preserve"> </w:t>
       </w:r>
       <w:r>
         <w:rPr>
@@ -9925,7 +8403,20 @@
           <w:lang w:eastAsia="en-IN"/>
           <w14:ligatures w14:val="none"/>
         </w:rPr>
-        <w:t>}}</w:t>
+        <w:t>}</w:t>
+      </w:r>
+      <w:proofErr w:type="gramEnd"/>
+      <w:r>
+        <w:rPr>
+          <w:rFonts w:ascii="var(--font-mono)" w:eastAsia="Times New Roman" w:hAnsi="var(--font-mono)" w:cs="Courier New"/>
+          <w:color w:val="2B303B"/>
+          <w:kern w:val="0"/>
+          <w:sz w:val="20"/>
+          <w:szCs w:val="20"/>
+          <w:lang w:eastAsia="en-IN"/>
+          <w14:ligatures w14:val="none"/>
+        </w:rPr>
+        <w:t>}</w:t>
       </w:r>
     </w:p>
     <w:p>
@@ -10373,7 +8864,6 @@
           <w:lang w:eastAsia="en-IN"/>
           <w14:ligatures w14:val="none"/>
         </w:rPr>
-        <w:lastRenderedPageBreak/>
         <w:t xml:space="preserve">    </w:t>
       </w:r>
       <w:r>
@@ -10694,7 +9184,33 @@
           <w:lang w:eastAsia="en-IN"/>
           <w14:ligatures w14:val="none"/>
         </w:rPr>
-        <w:t xml:space="preserve"> github.ref == 'refs/heads/main' </w:t>
+        <w:t xml:space="preserve"> </w:t>
+      </w:r>
+      <w:proofErr w:type="spellStart"/>
+      <w:r>
+        <w:rPr>
+          <w:rFonts w:ascii="var(--font-mono)" w:eastAsia="Times New Roman" w:hAnsi="var(--font-mono)" w:cs="Courier New"/>
+          <w:color w:val="008000"/>
+          <w:kern w:val="0"/>
+          <w:sz w:val="20"/>
+          <w:szCs w:val="20"/>
+          <w:lang w:eastAsia="en-IN"/>
+          <w14:ligatures w14:val="none"/>
+        </w:rPr>
+        <w:t>github.ref</w:t>
+      </w:r>
+      <w:proofErr w:type="spellEnd"/>
+      <w:r>
+        <w:rPr>
+          <w:rFonts w:ascii="var(--font-mono)" w:eastAsia="Times New Roman" w:hAnsi="var(--font-mono)" w:cs="Courier New"/>
+          <w:color w:val="008000"/>
+          <w:kern w:val="0"/>
+          <w:sz w:val="20"/>
+          <w:szCs w:val="20"/>
+          <w:lang w:eastAsia="en-IN"/>
+          <w14:ligatures w14:val="none"/>
+        </w:rPr>
+        <w:t xml:space="preserve"> == 'refs/heads/main' </w:t>
       </w:r>
       <w:r>
         <w:rPr>
@@ -10720,7 +9236,47 @@
           <w:lang w:eastAsia="en-IN"/>
           <w14:ligatures w14:val="none"/>
         </w:rPr>
-        <w:t xml:space="preserve"> github.event_name == 'push'</w:t>
+        <w:t xml:space="preserve"> </w:t>
+      </w:r>
+      <w:proofErr w:type="spellStart"/>
+      <w:proofErr w:type="gramStart"/>
+      <w:r>
+        <w:rPr>
+          <w:rFonts w:ascii="var(--font-mono)" w:eastAsia="Times New Roman" w:hAnsi="var(--font-mono)" w:cs="Courier New"/>
+          <w:color w:val="008000"/>
+          <w:kern w:val="0"/>
+          <w:sz w:val="20"/>
+          <w:szCs w:val="20"/>
+          <w:lang w:eastAsia="en-IN"/>
+          <w14:ligatures w14:val="none"/>
+        </w:rPr>
+        <w:t>github.event</w:t>
+      </w:r>
+      <w:proofErr w:type="gramEnd"/>
+      <w:r>
+        <w:rPr>
+          <w:rFonts w:ascii="var(--font-mono)" w:eastAsia="Times New Roman" w:hAnsi="var(--font-mono)" w:cs="Courier New"/>
+          <w:color w:val="008000"/>
+          <w:kern w:val="0"/>
+          <w:sz w:val="20"/>
+          <w:szCs w:val="20"/>
+          <w:lang w:eastAsia="en-IN"/>
+          <w14:ligatures w14:val="none"/>
+        </w:rPr>
+        <w:t>_name</w:t>
+      </w:r>
+      <w:proofErr w:type="spellEnd"/>
+      <w:r>
+        <w:rPr>
+          <w:rFonts w:ascii="var(--font-mono)" w:eastAsia="Times New Roman" w:hAnsi="var(--font-mono)" w:cs="Courier New"/>
+          <w:color w:val="008000"/>
+          <w:kern w:val="0"/>
+          <w:sz w:val="20"/>
+          <w:szCs w:val="20"/>
+          <w:lang w:eastAsia="en-IN"/>
+          <w14:ligatures w14:val="none"/>
+        </w:rPr>
+        <w:t xml:space="preserve"> == 'push'</w:t>
       </w:r>
     </w:p>
     <w:p>
@@ -11618,6 +10174,7 @@
         </w:rPr>
         <w:t xml:space="preserve"> $</w:t>
       </w:r>
+      <w:proofErr w:type="gramStart"/>
       <w:r>
         <w:rPr>
           <w:rFonts w:ascii="var(--font-mono)" w:eastAsia="Times New Roman" w:hAnsi="var(--font-mono)" w:cs="Courier New"/>
@@ -11640,7 +10197,59 @@
           <w:lang w:eastAsia="en-IN"/>
           <w14:ligatures w14:val="none"/>
         </w:rPr>
-        <w:t xml:space="preserve"> secrets.DOCKER_USERNAME </w:t>
+        <w:t xml:space="preserve"> </w:t>
+      </w:r>
+      <w:proofErr w:type="spellStart"/>
+      <w:r>
+        <w:rPr>
+          <w:rFonts w:ascii="var(--font-mono)" w:eastAsia="Times New Roman" w:hAnsi="var(--font-mono)" w:cs="Courier New"/>
+          <w:color w:val="008000"/>
+          <w:kern w:val="0"/>
+          <w:sz w:val="20"/>
+          <w:szCs w:val="20"/>
+          <w:lang w:eastAsia="en-IN"/>
+          <w14:ligatures w14:val="none"/>
+        </w:rPr>
+        <w:t>secrets</w:t>
+      </w:r>
+      <w:proofErr w:type="gramEnd"/>
+      <w:r>
+        <w:rPr>
+          <w:rFonts w:ascii="var(--font-mono)" w:eastAsia="Times New Roman" w:hAnsi="var(--font-mono)" w:cs="Courier New"/>
+          <w:color w:val="008000"/>
+          <w:kern w:val="0"/>
+          <w:sz w:val="20"/>
+          <w:szCs w:val="20"/>
+          <w:lang w:eastAsia="en-IN"/>
+          <w14:ligatures w14:val="none"/>
+        </w:rPr>
+        <w:t>.DOCKER_</w:t>
+      </w:r>
+      <w:proofErr w:type="gramStart"/>
+      <w:r>
+        <w:rPr>
+          <w:rFonts w:ascii="var(--font-mono)" w:eastAsia="Times New Roman" w:hAnsi="var(--font-mono)" w:cs="Courier New"/>
+          <w:color w:val="008000"/>
+          <w:kern w:val="0"/>
+          <w:sz w:val="20"/>
+          <w:szCs w:val="20"/>
+          <w:lang w:eastAsia="en-IN"/>
+          <w14:ligatures w14:val="none"/>
+        </w:rPr>
+        <w:t>USERNAME</w:t>
+      </w:r>
+      <w:proofErr w:type="spellEnd"/>
+      <w:r>
+        <w:rPr>
+          <w:rFonts w:ascii="var(--font-mono)" w:eastAsia="Times New Roman" w:hAnsi="var(--font-mono)" w:cs="Courier New"/>
+          <w:color w:val="008000"/>
+          <w:kern w:val="0"/>
+          <w:sz w:val="20"/>
+          <w:szCs w:val="20"/>
+          <w:lang w:eastAsia="en-IN"/>
+          <w14:ligatures w14:val="none"/>
+        </w:rPr>
+        <w:t xml:space="preserve"> </w:t>
       </w:r>
       <w:r>
         <w:rPr>
@@ -11652,7 +10261,20 @@
           <w:lang w:eastAsia="en-IN"/>
           <w14:ligatures w14:val="none"/>
         </w:rPr>
-        <w:t>}}</w:t>
+        <w:t>}</w:t>
+      </w:r>
+      <w:proofErr w:type="gramEnd"/>
+      <w:r>
+        <w:rPr>
+          <w:rFonts w:ascii="var(--font-mono)" w:eastAsia="Times New Roman" w:hAnsi="var(--font-mono)" w:cs="Courier New"/>
+          <w:color w:val="2B303B"/>
+          <w:kern w:val="0"/>
+          <w:sz w:val="20"/>
+          <w:szCs w:val="20"/>
+          <w:lang w:eastAsia="en-IN"/>
+          <w14:ligatures w14:val="none"/>
+        </w:rPr>
+        <w:t>}</w:t>
       </w:r>
     </w:p>
     <w:p>
@@ -11734,6 +10356,7 @@
         </w:rPr>
         <w:t xml:space="preserve"> $</w:t>
       </w:r>
+      <w:proofErr w:type="gramStart"/>
       <w:r>
         <w:rPr>
           <w:rFonts w:ascii="var(--font-mono)" w:eastAsia="Times New Roman" w:hAnsi="var(--font-mono)" w:cs="Courier New"/>
@@ -11756,7 +10379,59 @@
           <w:lang w:eastAsia="en-IN"/>
           <w14:ligatures w14:val="none"/>
         </w:rPr>
-        <w:t xml:space="preserve"> secrets.DOCKER_PASSWORD </w:t>
+        <w:t xml:space="preserve"> </w:t>
+      </w:r>
+      <w:proofErr w:type="spellStart"/>
+      <w:r>
+        <w:rPr>
+          <w:rFonts w:ascii="var(--font-mono)" w:eastAsia="Times New Roman" w:hAnsi="var(--font-mono)" w:cs="Courier New"/>
+          <w:color w:val="008000"/>
+          <w:kern w:val="0"/>
+          <w:sz w:val="20"/>
+          <w:szCs w:val="20"/>
+          <w:lang w:eastAsia="en-IN"/>
+          <w14:ligatures w14:val="none"/>
+        </w:rPr>
+        <w:t>secrets</w:t>
+      </w:r>
+      <w:proofErr w:type="gramEnd"/>
+      <w:r>
+        <w:rPr>
+          <w:rFonts w:ascii="var(--font-mono)" w:eastAsia="Times New Roman" w:hAnsi="var(--font-mono)" w:cs="Courier New"/>
+          <w:color w:val="008000"/>
+          <w:kern w:val="0"/>
+          <w:sz w:val="20"/>
+          <w:szCs w:val="20"/>
+          <w:lang w:eastAsia="en-IN"/>
+          <w14:ligatures w14:val="none"/>
+        </w:rPr>
+        <w:t>.DOCKER_</w:t>
+      </w:r>
+      <w:proofErr w:type="gramStart"/>
+      <w:r>
+        <w:rPr>
+          <w:rFonts w:ascii="var(--font-mono)" w:eastAsia="Times New Roman" w:hAnsi="var(--font-mono)" w:cs="Courier New"/>
+          <w:color w:val="008000"/>
+          <w:kern w:val="0"/>
+          <w:sz w:val="20"/>
+          <w:szCs w:val="20"/>
+          <w:lang w:eastAsia="en-IN"/>
+          <w14:ligatures w14:val="none"/>
+        </w:rPr>
+        <w:t>PASSWORD</w:t>
+      </w:r>
+      <w:proofErr w:type="spellEnd"/>
+      <w:r>
+        <w:rPr>
+          <w:rFonts w:ascii="var(--font-mono)" w:eastAsia="Times New Roman" w:hAnsi="var(--font-mono)" w:cs="Courier New"/>
+          <w:color w:val="008000"/>
+          <w:kern w:val="0"/>
+          <w:sz w:val="20"/>
+          <w:szCs w:val="20"/>
+          <w:lang w:eastAsia="en-IN"/>
+          <w14:ligatures w14:val="none"/>
+        </w:rPr>
+        <w:t xml:space="preserve"> </w:t>
       </w:r>
       <w:r>
         <w:rPr>
@@ -11768,7 +10443,20 @@
           <w:lang w:eastAsia="en-IN"/>
           <w14:ligatures w14:val="none"/>
         </w:rPr>
-        <w:t>}}</w:t>
+        <w:t>}</w:t>
+      </w:r>
+      <w:proofErr w:type="gramEnd"/>
+      <w:r>
+        <w:rPr>
+          <w:rFonts w:ascii="var(--font-mono)" w:eastAsia="Times New Roman" w:hAnsi="var(--font-mono)" w:cs="Courier New"/>
+          <w:color w:val="2B303B"/>
+          <w:kern w:val="0"/>
+          <w:sz w:val="20"/>
+          <w:szCs w:val="20"/>
+          <w:lang w:eastAsia="en-IN"/>
+          <w14:ligatures w14:val="none"/>
+        </w:rPr>
+        <w:t>}</w:t>
       </w:r>
     </w:p>
     <w:p>
@@ -12214,6 +10902,7 @@
         </w:rPr>
         <w:t>context</w:t>
       </w:r>
+      <w:proofErr w:type="gramStart"/>
       <w:r>
         <w:rPr>
           <w:rFonts w:ascii="var(--font-mono)" w:eastAsia="Times New Roman" w:hAnsi="var(--font-mono)" w:cs="Courier New"/>
@@ -12238,6 +10927,7 @@
         </w:rPr>
         <w:t xml:space="preserve"> .</w:t>
       </w:r>
+      <w:proofErr w:type="gramEnd"/>
     </w:p>
     <w:p>
       <w:pPr>
@@ -12466,8 +11156,152 @@
           <w:lang w:eastAsia="en-IN"/>
           <w14:ligatures w14:val="none"/>
         </w:rPr>
-        <w:t xml:space="preserve">            ${{ secrets.DOCKER_USERNAME }}/${{ env.DOCKER_IMAGE }}:latest</w:t>
-      </w:r>
+        <w:t xml:space="preserve">            $</w:t>
+      </w:r>
+      <w:proofErr w:type="gramStart"/>
+      <w:r>
+        <w:rPr>
+          <w:rFonts w:ascii="var(--font-mono)" w:eastAsia="Times New Roman" w:hAnsi="var(--font-mono)" w:cs="Courier New"/>
+          <w:color w:val="008000"/>
+          <w:kern w:val="0"/>
+          <w:sz w:val="20"/>
+          <w:szCs w:val="20"/>
+          <w:lang w:eastAsia="en-IN"/>
+          <w14:ligatures w14:val="none"/>
+        </w:rPr>
+        <w:t xml:space="preserve">{{ </w:t>
+      </w:r>
+      <w:proofErr w:type="spellStart"/>
+      <w:r>
+        <w:rPr>
+          <w:rFonts w:ascii="var(--font-mono)" w:eastAsia="Times New Roman" w:hAnsi="var(--font-mono)" w:cs="Courier New"/>
+          <w:color w:val="008000"/>
+          <w:kern w:val="0"/>
+          <w:sz w:val="20"/>
+          <w:szCs w:val="20"/>
+          <w:lang w:eastAsia="en-IN"/>
+          <w14:ligatures w14:val="none"/>
+        </w:rPr>
+        <w:t>secrets</w:t>
+      </w:r>
+      <w:proofErr w:type="gramEnd"/>
+      <w:r>
+        <w:rPr>
+          <w:rFonts w:ascii="var(--font-mono)" w:eastAsia="Times New Roman" w:hAnsi="var(--font-mono)" w:cs="Courier New"/>
+          <w:color w:val="008000"/>
+          <w:kern w:val="0"/>
+          <w:sz w:val="20"/>
+          <w:szCs w:val="20"/>
+          <w:lang w:eastAsia="en-IN"/>
+          <w14:ligatures w14:val="none"/>
+        </w:rPr>
+        <w:t>.DOCKER_</w:t>
+      </w:r>
+      <w:proofErr w:type="gramStart"/>
+      <w:r>
+        <w:rPr>
+          <w:rFonts w:ascii="var(--font-mono)" w:eastAsia="Times New Roman" w:hAnsi="var(--font-mono)" w:cs="Courier New"/>
+          <w:color w:val="008000"/>
+          <w:kern w:val="0"/>
+          <w:sz w:val="20"/>
+          <w:szCs w:val="20"/>
+          <w:lang w:eastAsia="en-IN"/>
+          <w14:ligatures w14:val="none"/>
+        </w:rPr>
+        <w:t>USERNAME</w:t>
+      </w:r>
+      <w:proofErr w:type="spellEnd"/>
+      <w:r>
+        <w:rPr>
+          <w:rFonts w:ascii="var(--font-mono)" w:eastAsia="Times New Roman" w:hAnsi="var(--font-mono)" w:cs="Courier New"/>
+          <w:color w:val="008000"/>
+          <w:kern w:val="0"/>
+          <w:sz w:val="20"/>
+          <w:szCs w:val="20"/>
+          <w:lang w:eastAsia="en-IN"/>
+          <w14:ligatures w14:val="none"/>
+        </w:rPr>
+        <w:t xml:space="preserve"> }}/</w:t>
+      </w:r>
+      <w:proofErr w:type="gramEnd"/>
+      <w:r>
+        <w:rPr>
+          <w:rFonts w:ascii="var(--font-mono)" w:eastAsia="Times New Roman" w:hAnsi="var(--font-mono)" w:cs="Courier New"/>
+          <w:color w:val="008000"/>
+          <w:kern w:val="0"/>
+          <w:sz w:val="20"/>
+          <w:szCs w:val="20"/>
+          <w:lang w:eastAsia="en-IN"/>
+          <w14:ligatures w14:val="none"/>
+        </w:rPr>
+        <w:t>$</w:t>
+      </w:r>
+      <w:proofErr w:type="gramStart"/>
+      <w:r>
+        <w:rPr>
+          <w:rFonts w:ascii="var(--font-mono)" w:eastAsia="Times New Roman" w:hAnsi="var(--font-mono)" w:cs="Courier New"/>
+          <w:color w:val="008000"/>
+          <w:kern w:val="0"/>
+          <w:sz w:val="20"/>
+          <w:szCs w:val="20"/>
+          <w:lang w:eastAsia="en-IN"/>
+          <w14:ligatures w14:val="none"/>
+        </w:rPr>
+        <w:t xml:space="preserve">{{ </w:t>
+      </w:r>
+      <w:proofErr w:type="spellStart"/>
+      <w:r>
+        <w:rPr>
+          <w:rFonts w:ascii="var(--font-mono)" w:eastAsia="Times New Roman" w:hAnsi="var(--font-mono)" w:cs="Courier New"/>
+          <w:color w:val="008000"/>
+          <w:kern w:val="0"/>
+          <w:sz w:val="20"/>
+          <w:szCs w:val="20"/>
+          <w:lang w:eastAsia="en-IN"/>
+          <w14:ligatures w14:val="none"/>
+        </w:rPr>
+        <w:t>env</w:t>
+      </w:r>
+      <w:proofErr w:type="gramEnd"/>
+      <w:r>
+        <w:rPr>
+          <w:rFonts w:ascii="var(--font-mono)" w:eastAsia="Times New Roman" w:hAnsi="var(--font-mono)" w:cs="Courier New"/>
+          <w:color w:val="008000"/>
+          <w:kern w:val="0"/>
+          <w:sz w:val="20"/>
+          <w:szCs w:val="20"/>
+          <w:lang w:eastAsia="en-IN"/>
+          <w14:ligatures w14:val="none"/>
+        </w:rPr>
+        <w:t>.DOCKER_</w:t>
+      </w:r>
+      <w:proofErr w:type="gramStart"/>
+      <w:r>
+        <w:rPr>
+          <w:rFonts w:ascii="var(--font-mono)" w:eastAsia="Times New Roman" w:hAnsi="var(--font-mono)" w:cs="Courier New"/>
+          <w:color w:val="008000"/>
+          <w:kern w:val="0"/>
+          <w:sz w:val="20"/>
+          <w:szCs w:val="20"/>
+          <w:lang w:eastAsia="en-IN"/>
+          <w14:ligatures w14:val="none"/>
+        </w:rPr>
+        <w:t>IMAGE</w:t>
+      </w:r>
+      <w:proofErr w:type="spellEnd"/>
+      <w:r>
+        <w:rPr>
+          <w:rFonts w:ascii="var(--font-mono)" w:eastAsia="Times New Roman" w:hAnsi="var(--font-mono)" w:cs="Courier New"/>
+          <w:color w:val="008000"/>
+          <w:kern w:val="0"/>
+          <w:sz w:val="20"/>
+          <w:szCs w:val="20"/>
+          <w:lang w:eastAsia="en-IN"/>
+          <w14:ligatures w14:val="none"/>
+        </w:rPr>
+        <w:t xml:space="preserve"> }}:latest</w:t>
+      </w:r>
+      <w:proofErr w:type="gramEnd"/>
     </w:p>
     <w:p>
       <w:pPr>
@@ -12510,7 +11344,177 @@
           <w:lang w:eastAsia="en-IN"/>
           <w14:ligatures w14:val="none"/>
         </w:rPr>
-        <w:t xml:space="preserve">            ${{ secrets.DOCKER_USERNAME }}/${{ env.DOCKER_IMAGE }}:${{ github.sha }}</w:t>
+        <w:t xml:space="preserve">            $</w:t>
+      </w:r>
+      <w:proofErr w:type="gramStart"/>
+      <w:r>
+        <w:rPr>
+          <w:rFonts w:ascii="var(--font-mono)" w:eastAsia="Times New Roman" w:hAnsi="var(--font-mono)" w:cs="Courier New"/>
+          <w:color w:val="008000"/>
+          <w:kern w:val="0"/>
+          <w:sz w:val="20"/>
+          <w:szCs w:val="20"/>
+          <w:lang w:eastAsia="en-IN"/>
+          <w14:ligatures w14:val="none"/>
+        </w:rPr>
+        <w:t xml:space="preserve">{{ </w:t>
+      </w:r>
+      <w:proofErr w:type="spellStart"/>
+      <w:r>
+        <w:rPr>
+          <w:rFonts w:ascii="var(--font-mono)" w:eastAsia="Times New Roman" w:hAnsi="var(--font-mono)" w:cs="Courier New"/>
+          <w:color w:val="008000"/>
+          <w:kern w:val="0"/>
+          <w:sz w:val="20"/>
+          <w:szCs w:val="20"/>
+          <w:lang w:eastAsia="en-IN"/>
+          <w14:ligatures w14:val="none"/>
+        </w:rPr>
+        <w:t>secrets</w:t>
+      </w:r>
+      <w:proofErr w:type="gramEnd"/>
+      <w:r>
+        <w:rPr>
+          <w:rFonts w:ascii="var(--font-mono)" w:eastAsia="Times New Roman" w:hAnsi="var(--font-mono)" w:cs="Courier New"/>
+          <w:color w:val="008000"/>
+          <w:kern w:val="0"/>
+          <w:sz w:val="20"/>
+          <w:szCs w:val="20"/>
+          <w:lang w:eastAsia="en-IN"/>
+          <w14:ligatures w14:val="none"/>
+        </w:rPr>
+        <w:t>.DOCKER_</w:t>
+      </w:r>
+      <w:proofErr w:type="gramStart"/>
+      <w:r>
+        <w:rPr>
+          <w:rFonts w:ascii="var(--font-mono)" w:eastAsia="Times New Roman" w:hAnsi="var(--font-mono)" w:cs="Courier New"/>
+          <w:color w:val="008000"/>
+          <w:kern w:val="0"/>
+          <w:sz w:val="20"/>
+          <w:szCs w:val="20"/>
+          <w:lang w:eastAsia="en-IN"/>
+          <w14:ligatures w14:val="none"/>
+        </w:rPr>
+        <w:t>USERNAME</w:t>
+      </w:r>
+      <w:proofErr w:type="spellEnd"/>
+      <w:r>
+        <w:rPr>
+          <w:rFonts w:ascii="var(--font-mono)" w:eastAsia="Times New Roman" w:hAnsi="var(--font-mono)" w:cs="Courier New"/>
+          <w:color w:val="008000"/>
+          <w:kern w:val="0"/>
+          <w:sz w:val="20"/>
+          <w:szCs w:val="20"/>
+          <w:lang w:eastAsia="en-IN"/>
+          <w14:ligatures w14:val="none"/>
+        </w:rPr>
+        <w:t xml:space="preserve"> }}/</w:t>
+      </w:r>
+      <w:proofErr w:type="gramEnd"/>
+      <w:r>
+        <w:rPr>
+          <w:rFonts w:ascii="var(--font-mono)" w:eastAsia="Times New Roman" w:hAnsi="var(--font-mono)" w:cs="Courier New"/>
+          <w:color w:val="008000"/>
+          <w:kern w:val="0"/>
+          <w:sz w:val="20"/>
+          <w:szCs w:val="20"/>
+          <w:lang w:eastAsia="en-IN"/>
+          <w14:ligatures w14:val="none"/>
+        </w:rPr>
+        <w:t>$</w:t>
+      </w:r>
+      <w:proofErr w:type="gramStart"/>
+      <w:r>
+        <w:rPr>
+          <w:rFonts w:ascii="var(--font-mono)" w:eastAsia="Times New Roman" w:hAnsi="var(--font-mono)" w:cs="Courier New"/>
+          <w:color w:val="008000"/>
+          <w:kern w:val="0"/>
+          <w:sz w:val="20"/>
+          <w:szCs w:val="20"/>
+          <w:lang w:eastAsia="en-IN"/>
+          <w14:ligatures w14:val="none"/>
+        </w:rPr>
+        <w:t xml:space="preserve">{{ </w:t>
+      </w:r>
+      <w:proofErr w:type="spellStart"/>
+      <w:r>
+        <w:rPr>
+          <w:rFonts w:ascii="var(--font-mono)" w:eastAsia="Times New Roman" w:hAnsi="var(--font-mono)" w:cs="Courier New"/>
+          <w:color w:val="008000"/>
+          <w:kern w:val="0"/>
+          <w:sz w:val="20"/>
+          <w:szCs w:val="20"/>
+          <w:lang w:eastAsia="en-IN"/>
+          <w14:ligatures w14:val="none"/>
+        </w:rPr>
+        <w:t>env</w:t>
+      </w:r>
+      <w:proofErr w:type="gramEnd"/>
+      <w:r>
+        <w:rPr>
+          <w:rFonts w:ascii="var(--font-mono)" w:eastAsia="Times New Roman" w:hAnsi="var(--font-mono)" w:cs="Courier New"/>
+          <w:color w:val="008000"/>
+          <w:kern w:val="0"/>
+          <w:sz w:val="20"/>
+          <w:szCs w:val="20"/>
+          <w:lang w:eastAsia="en-IN"/>
+          <w14:ligatures w14:val="none"/>
+        </w:rPr>
+        <w:t>.DOCKER_</w:t>
+      </w:r>
+      <w:proofErr w:type="gramStart"/>
+      <w:r>
+        <w:rPr>
+          <w:rFonts w:ascii="var(--font-mono)" w:eastAsia="Times New Roman" w:hAnsi="var(--font-mono)" w:cs="Courier New"/>
+          <w:color w:val="008000"/>
+          <w:kern w:val="0"/>
+          <w:sz w:val="20"/>
+          <w:szCs w:val="20"/>
+          <w:lang w:eastAsia="en-IN"/>
+          <w14:ligatures w14:val="none"/>
+        </w:rPr>
+        <w:t>IMAGE</w:t>
+      </w:r>
+      <w:proofErr w:type="spellEnd"/>
+      <w:r>
+        <w:rPr>
+          <w:rFonts w:ascii="var(--font-mono)" w:eastAsia="Times New Roman" w:hAnsi="var(--font-mono)" w:cs="Courier New"/>
+          <w:color w:val="008000"/>
+          <w:kern w:val="0"/>
+          <w:sz w:val="20"/>
+          <w:szCs w:val="20"/>
+          <w:lang w:eastAsia="en-IN"/>
+          <w14:ligatures w14:val="none"/>
+        </w:rPr>
+        <w:t xml:space="preserve"> }}:${{ </w:t>
+      </w:r>
+      <w:proofErr w:type="spellStart"/>
+      <w:r>
+        <w:rPr>
+          <w:rFonts w:ascii="var(--font-mono)" w:eastAsia="Times New Roman" w:hAnsi="var(--font-mono)" w:cs="Courier New"/>
+          <w:color w:val="008000"/>
+          <w:kern w:val="0"/>
+          <w:sz w:val="20"/>
+          <w:szCs w:val="20"/>
+          <w:lang w:eastAsia="en-IN"/>
+          <w14:ligatures w14:val="none"/>
+        </w:rPr>
+        <w:t>github.sha</w:t>
+      </w:r>
+      <w:proofErr w:type="spellEnd"/>
+      <w:proofErr w:type="gramEnd"/>
+      <w:r>
+        <w:rPr>
+          <w:rFonts w:ascii="var(--font-mono)" w:eastAsia="Times New Roman" w:hAnsi="var(--font-mono)" w:cs="Courier New"/>
+          <w:color w:val="008000"/>
+          <w:kern w:val="0"/>
+          <w:sz w:val="20"/>
+          <w:szCs w:val="20"/>
+          <w:lang w:eastAsia="en-IN"/>
+          <w14:ligatures w14:val="none"/>
+        </w:rPr>
+        <w:t xml:space="preserve"> }}</w:t>
       </w:r>
     </w:p>
     <w:p>
@@ -12782,7 +11786,33 @@
           <w:lang w:eastAsia="en-IN"/>
           <w14:ligatures w14:val="none"/>
         </w:rPr>
-        <w:t xml:space="preserve"> appleboy/ssh</w:t>
+        <w:t xml:space="preserve"> </w:t>
+      </w:r>
+      <w:proofErr w:type="spellStart"/>
+      <w:r>
+        <w:rPr>
+          <w:rFonts w:ascii="var(--font-mono)" w:eastAsia="Times New Roman" w:hAnsi="var(--font-mono)" w:cs="Courier New"/>
+          <w:color w:val="008000"/>
+          <w:kern w:val="0"/>
+          <w:sz w:val="20"/>
+          <w:szCs w:val="20"/>
+          <w:lang w:eastAsia="en-IN"/>
+          <w14:ligatures w14:val="none"/>
+        </w:rPr>
+        <w:t>appleboy</w:t>
+      </w:r>
+      <w:proofErr w:type="spellEnd"/>
+      <w:r>
+        <w:rPr>
+          <w:rFonts w:ascii="var(--font-mono)" w:eastAsia="Times New Roman" w:hAnsi="var(--font-mono)" w:cs="Courier New"/>
+          <w:color w:val="008000"/>
+          <w:kern w:val="0"/>
+          <w:sz w:val="20"/>
+          <w:szCs w:val="20"/>
+          <w:lang w:eastAsia="en-IN"/>
+          <w14:ligatures w14:val="none"/>
+        </w:rPr>
+        <w:t>/ssh</w:t>
       </w:r>
       <w:r>
         <w:rPr>
@@ -12956,6 +11986,7 @@
         </w:rPr>
         <w:t xml:space="preserve"> $</w:t>
       </w:r>
+      <w:proofErr w:type="gramStart"/>
       <w:r>
         <w:rPr>
           <w:rFonts w:ascii="var(--font-mono)" w:eastAsia="Times New Roman" w:hAnsi="var(--font-mono)" w:cs="Courier New"/>
@@ -12978,7 +12009,59 @@
           <w:lang w:eastAsia="en-IN"/>
           <w14:ligatures w14:val="none"/>
         </w:rPr>
-        <w:t xml:space="preserve"> secrets.SERVER_HOST </w:t>
+        <w:t xml:space="preserve"> </w:t>
+      </w:r>
+      <w:proofErr w:type="spellStart"/>
+      <w:r>
+        <w:rPr>
+          <w:rFonts w:ascii="var(--font-mono)" w:eastAsia="Times New Roman" w:hAnsi="var(--font-mono)" w:cs="Courier New"/>
+          <w:color w:val="008000"/>
+          <w:kern w:val="0"/>
+          <w:sz w:val="20"/>
+          <w:szCs w:val="20"/>
+          <w:lang w:eastAsia="en-IN"/>
+          <w14:ligatures w14:val="none"/>
+        </w:rPr>
+        <w:t>secrets</w:t>
+      </w:r>
+      <w:proofErr w:type="gramEnd"/>
+      <w:r>
+        <w:rPr>
+          <w:rFonts w:ascii="var(--font-mono)" w:eastAsia="Times New Roman" w:hAnsi="var(--font-mono)" w:cs="Courier New"/>
+          <w:color w:val="008000"/>
+          <w:kern w:val="0"/>
+          <w:sz w:val="20"/>
+          <w:szCs w:val="20"/>
+          <w:lang w:eastAsia="en-IN"/>
+          <w14:ligatures w14:val="none"/>
+        </w:rPr>
+        <w:t>.SERVER_</w:t>
+      </w:r>
+      <w:proofErr w:type="gramStart"/>
+      <w:r>
+        <w:rPr>
+          <w:rFonts w:ascii="var(--font-mono)" w:eastAsia="Times New Roman" w:hAnsi="var(--font-mono)" w:cs="Courier New"/>
+          <w:color w:val="008000"/>
+          <w:kern w:val="0"/>
+          <w:sz w:val="20"/>
+          <w:szCs w:val="20"/>
+          <w:lang w:eastAsia="en-IN"/>
+          <w14:ligatures w14:val="none"/>
+        </w:rPr>
+        <w:t>HOST</w:t>
+      </w:r>
+      <w:proofErr w:type="spellEnd"/>
+      <w:r>
+        <w:rPr>
+          <w:rFonts w:ascii="var(--font-mono)" w:eastAsia="Times New Roman" w:hAnsi="var(--font-mono)" w:cs="Courier New"/>
+          <w:color w:val="008000"/>
+          <w:kern w:val="0"/>
+          <w:sz w:val="20"/>
+          <w:szCs w:val="20"/>
+          <w:lang w:eastAsia="en-IN"/>
+          <w14:ligatures w14:val="none"/>
+        </w:rPr>
+        <w:t xml:space="preserve"> </w:t>
       </w:r>
       <w:r>
         <w:rPr>
@@ -12990,7 +12073,20 @@
           <w:lang w:eastAsia="en-IN"/>
           <w14:ligatures w14:val="none"/>
         </w:rPr>
-        <w:t>}}</w:t>
+        <w:t>}</w:t>
+      </w:r>
+      <w:proofErr w:type="gramEnd"/>
+      <w:r>
+        <w:rPr>
+          <w:rFonts w:ascii="var(--font-mono)" w:eastAsia="Times New Roman" w:hAnsi="var(--font-mono)" w:cs="Courier New"/>
+          <w:color w:val="2B303B"/>
+          <w:kern w:val="0"/>
+          <w:sz w:val="20"/>
+          <w:szCs w:val="20"/>
+          <w:lang w:eastAsia="en-IN"/>
+          <w14:ligatures w14:val="none"/>
+        </w:rPr>
+        <w:t>}</w:t>
       </w:r>
     </w:p>
     <w:p>
@@ -13072,6 +12168,7 @@
         </w:rPr>
         <w:t xml:space="preserve"> $</w:t>
       </w:r>
+      <w:proofErr w:type="gramStart"/>
       <w:r>
         <w:rPr>
           <w:rFonts w:ascii="var(--font-mono)" w:eastAsia="Times New Roman" w:hAnsi="var(--font-mono)" w:cs="Courier New"/>
@@ -13094,7 +12191,59 @@
           <w:lang w:eastAsia="en-IN"/>
           <w14:ligatures w14:val="none"/>
         </w:rPr>
-        <w:t xml:space="preserve"> secrets.SERVER_USER </w:t>
+        <w:t xml:space="preserve"> </w:t>
+      </w:r>
+      <w:proofErr w:type="spellStart"/>
+      <w:r>
+        <w:rPr>
+          <w:rFonts w:ascii="var(--font-mono)" w:eastAsia="Times New Roman" w:hAnsi="var(--font-mono)" w:cs="Courier New"/>
+          <w:color w:val="008000"/>
+          <w:kern w:val="0"/>
+          <w:sz w:val="20"/>
+          <w:szCs w:val="20"/>
+          <w:lang w:eastAsia="en-IN"/>
+          <w14:ligatures w14:val="none"/>
+        </w:rPr>
+        <w:t>secrets</w:t>
+      </w:r>
+      <w:proofErr w:type="gramEnd"/>
+      <w:r>
+        <w:rPr>
+          <w:rFonts w:ascii="var(--font-mono)" w:eastAsia="Times New Roman" w:hAnsi="var(--font-mono)" w:cs="Courier New"/>
+          <w:color w:val="008000"/>
+          <w:kern w:val="0"/>
+          <w:sz w:val="20"/>
+          <w:szCs w:val="20"/>
+          <w:lang w:eastAsia="en-IN"/>
+          <w14:ligatures w14:val="none"/>
+        </w:rPr>
+        <w:t>.SERVER_</w:t>
+      </w:r>
+      <w:proofErr w:type="gramStart"/>
+      <w:r>
+        <w:rPr>
+          <w:rFonts w:ascii="var(--font-mono)" w:eastAsia="Times New Roman" w:hAnsi="var(--font-mono)" w:cs="Courier New"/>
+          <w:color w:val="008000"/>
+          <w:kern w:val="0"/>
+          <w:sz w:val="20"/>
+          <w:szCs w:val="20"/>
+          <w:lang w:eastAsia="en-IN"/>
+          <w14:ligatures w14:val="none"/>
+        </w:rPr>
+        <w:t>USER</w:t>
+      </w:r>
+      <w:proofErr w:type="spellEnd"/>
+      <w:r>
+        <w:rPr>
+          <w:rFonts w:ascii="var(--font-mono)" w:eastAsia="Times New Roman" w:hAnsi="var(--font-mono)" w:cs="Courier New"/>
+          <w:color w:val="008000"/>
+          <w:kern w:val="0"/>
+          <w:sz w:val="20"/>
+          <w:szCs w:val="20"/>
+          <w:lang w:eastAsia="en-IN"/>
+          <w14:ligatures w14:val="none"/>
+        </w:rPr>
+        <w:t xml:space="preserve"> </w:t>
       </w:r>
       <w:r>
         <w:rPr>
@@ -13106,7 +12255,20 @@
           <w:lang w:eastAsia="en-IN"/>
           <w14:ligatures w14:val="none"/>
         </w:rPr>
-        <w:t>}}</w:t>
+        <w:t>}</w:t>
+      </w:r>
+      <w:proofErr w:type="gramEnd"/>
+      <w:r>
+        <w:rPr>
+          <w:rFonts w:ascii="var(--font-mono)" w:eastAsia="Times New Roman" w:hAnsi="var(--font-mono)" w:cs="Courier New"/>
+          <w:color w:val="2B303B"/>
+          <w:kern w:val="0"/>
+          <w:sz w:val="20"/>
+          <w:szCs w:val="20"/>
+          <w:lang w:eastAsia="en-IN"/>
+          <w14:ligatures w14:val="none"/>
+        </w:rPr>
+        <w:t>}</w:t>
       </w:r>
     </w:p>
     <w:p>
@@ -13188,6 +12350,7 @@
         </w:rPr>
         <w:t xml:space="preserve"> $</w:t>
       </w:r>
+      <w:proofErr w:type="gramStart"/>
       <w:r>
         <w:rPr>
           <w:rFonts w:ascii="var(--font-mono)" w:eastAsia="Times New Roman" w:hAnsi="var(--font-mono)" w:cs="Courier New"/>
@@ -13210,7 +12373,59 @@
           <w:lang w:eastAsia="en-IN"/>
           <w14:ligatures w14:val="none"/>
         </w:rPr>
-        <w:t xml:space="preserve"> secrets.SSH_PRIVATE_KEY </w:t>
+        <w:t xml:space="preserve"> </w:t>
+      </w:r>
+      <w:proofErr w:type="spellStart"/>
+      <w:r>
+        <w:rPr>
+          <w:rFonts w:ascii="var(--font-mono)" w:eastAsia="Times New Roman" w:hAnsi="var(--font-mono)" w:cs="Courier New"/>
+          <w:color w:val="008000"/>
+          <w:kern w:val="0"/>
+          <w:sz w:val="20"/>
+          <w:szCs w:val="20"/>
+          <w:lang w:eastAsia="en-IN"/>
+          <w14:ligatures w14:val="none"/>
+        </w:rPr>
+        <w:t>secrets.SSH</w:t>
+      </w:r>
+      <w:proofErr w:type="gramEnd"/>
+      <w:r>
+        <w:rPr>
+          <w:rFonts w:ascii="var(--font-mono)" w:eastAsia="Times New Roman" w:hAnsi="var(--font-mono)" w:cs="Courier New"/>
+          <w:color w:val="008000"/>
+          <w:kern w:val="0"/>
+          <w:sz w:val="20"/>
+          <w:szCs w:val="20"/>
+          <w:lang w:eastAsia="en-IN"/>
+          <w14:ligatures w14:val="none"/>
+        </w:rPr>
+        <w:t>_PRIVATE_</w:t>
+      </w:r>
+      <w:proofErr w:type="gramStart"/>
+      <w:r>
+        <w:rPr>
+          <w:rFonts w:ascii="var(--font-mono)" w:eastAsia="Times New Roman" w:hAnsi="var(--font-mono)" w:cs="Courier New"/>
+          <w:color w:val="008000"/>
+          <w:kern w:val="0"/>
+          <w:sz w:val="20"/>
+          <w:szCs w:val="20"/>
+          <w:lang w:eastAsia="en-IN"/>
+          <w14:ligatures w14:val="none"/>
+        </w:rPr>
+        <w:t>KEY</w:t>
+      </w:r>
+      <w:proofErr w:type="spellEnd"/>
+      <w:r>
+        <w:rPr>
+          <w:rFonts w:ascii="var(--font-mono)" w:eastAsia="Times New Roman" w:hAnsi="var(--font-mono)" w:cs="Courier New"/>
+          <w:color w:val="008000"/>
+          <w:kern w:val="0"/>
+          <w:sz w:val="20"/>
+          <w:szCs w:val="20"/>
+          <w:lang w:eastAsia="en-IN"/>
+          <w14:ligatures w14:val="none"/>
+        </w:rPr>
+        <w:t xml:space="preserve"> </w:t>
       </w:r>
       <w:r>
         <w:rPr>
@@ -13222,7 +12437,20 @@
           <w:lang w:eastAsia="en-IN"/>
           <w14:ligatures w14:val="none"/>
         </w:rPr>
-        <w:t>}}</w:t>
+        <w:t>}</w:t>
+      </w:r>
+      <w:proofErr w:type="gramEnd"/>
+      <w:r>
+        <w:rPr>
+          <w:rFonts w:ascii="var(--font-mono)" w:eastAsia="Times New Roman" w:hAnsi="var(--font-mono)" w:cs="Courier New"/>
+          <w:color w:val="2B303B"/>
+          <w:kern w:val="0"/>
+          <w:sz w:val="20"/>
+          <w:szCs w:val="20"/>
+          <w:lang w:eastAsia="en-IN"/>
+          <w14:ligatures w14:val="none"/>
+        </w:rPr>
+        <w:t>}</w:t>
       </w:r>
     </w:p>
     <w:p>
@@ -13358,8 +12586,152 @@
           <w:lang w:eastAsia="en-IN"/>
           <w14:ligatures w14:val="none"/>
         </w:rPr>
-        <w:t xml:space="preserve">            docker pull ${{ secrets.DOCKER_USERNAME }}/${{ env.DOCKER_IMAGE }}:latest</w:t>
-      </w:r>
+        <w:t xml:space="preserve">            docker pull $</w:t>
+      </w:r>
+      <w:proofErr w:type="gramStart"/>
+      <w:r>
+        <w:rPr>
+          <w:rFonts w:ascii="var(--font-mono)" w:eastAsia="Times New Roman" w:hAnsi="var(--font-mono)" w:cs="Courier New"/>
+          <w:color w:val="008000"/>
+          <w:kern w:val="0"/>
+          <w:sz w:val="20"/>
+          <w:szCs w:val="20"/>
+          <w:lang w:eastAsia="en-IN"/>
+          <w14:ligatures w14:val="none"/>
+        </w:rPr>
+        <w:t xml:space="preserve">{{ </w:t>
+      </w:r>
+      <w:proofErr w:type="spellStart"/>
+      <w:r>
+        <w:rPr>
+          <w:rFonts w:ascii="var(--font-mono)" w:eastAsia="Times New Roman" w:hAnsi="var(--font-mono)" w:cs="Courier New"/>
+          <w:color w:val="008000"/>
+          <w:kern w:val="0"/>
+          <w:sz w:val="20"/>
+          <w:szCs w:val="20"/>
+          <w:lang w:eastAsia="en-IN"/>
+          <w14:ligatures w14:val="none"/>
+        </w:rPr>
+        <w:t>secrets</w:t>
+      </w:r>
+      <w:proofErr w:type="gramEnd"/>
+      <w:r>
+        <w:rPr>
+          <w:rFonts w:ascii="var(--font-mono)" w:eastAsia="Times New Roman" w:hAnsi="var(--font-mono)" w:cs="Courier New"/>
+          <w:color w:val="008000"/>
+          <w:kern w:val="0"/>
+          <w:sz w:val="20"/>
+          <w:szCs w:val="20"/>
+          <w:lang w:eastAsia="en-IN"/>
+          <w14:ligatures w14:val="none"/>
+        </w:rPr>
+        <w:t>.DOCKER_</w:t>
+      </w:r>
+      <w:proofErr w:type="gramStart"/>
+      <w:r>
+        <w:rPr>
+          <w:rFonts w:ascii="var(--font-mono)" w:eastAsia="Times New Roman" w:hAnsi="var(--font-mono)" w:cs="Courier New"/>
+          <w:color w:val="008000"/>
+          <w:kern w:val="0"/>
+          <w:sz w:val="20"/>
+          <w:szCs w:val="20"/>
+          <w:lang w:eastAsia="en-IN"/>
+          <w14:ligatures w14:val="none"/>
+        </w:rPr>
+        <w:t>USERNAME</w:t>
+      </w:r>
+      <w:proofErr w:type="spellEnd"/>
+      <w:r>
+        <w:rPr>
+          <w:rFonts w:ascii="var(--font-mono)" w:eastAsia="Times New Roman" w:hAnsi="var(--font-mono)" w:cs="Courier New"/>
+          <w:color w:val="008000"/>
+          <w:kern w:val="0"/>
+          <w:sz w:val="20"/>
+          <w:szCs w:val="20"/>
+          <w:lang w:eastAsia="en-IN"/>
+          <w14:ligatures w14:val="none"/>
+        </w:rPr>
+        <w:t xml:space="preserve"> }}/</w:t>
+      </w:r>
+      <w:proofErr w:type="gramEnd"/>
+      <w:r>
+        <w:rPr>
+          <w:rFonts w:ascii="var(--font-mono)" w:eastAsia="Times New Roman" w:hAnsi="var(--font-mono)" w:cs="Courier New"/>
+          <w:color w:val="008000"/>
+          <w:kern w:val="0"/>
+          <w:sz w:val="20"/>
+          <w:szCs w:val="20"/>
+          <w:lang w:eastAsia="en-IN"/>
+          <w14:ligatures w14:val="none"/>
+        </w:rPr>
+        <w:t>$</w:t>
+      </w:r>
+      <w:proofErr w:type="gramStart"/>
+      <w:r>
+        <w:rPr>
+          <w:rFonts w:ascii="var(--font-mono)" w:eastAsia="Times New Roman" w:hAnsi="var(--font-mono)" w:cs="Courier New"/>
+          <w:color w:val="008000"/>
+          <w:kern w:val="0"/>
+          <w:sz w:val="20"/>
+          <w:szCs w:val="20"/>
+          <w:lang w:eastAsia="en-IN"/>
+          <w14:ligatures w14:val="none"/>
+        </w:rPr>
+        <w:t xml:space="preserve">{{ </w:t>
+      </w:r>
+      <w:proofErr w:type="spellStart"/>
+      <w:r>
+        <w:rPr>
+          <w:rFonts w:ascii="var(--font-mono)" w:eastAsia="Times New Roman" w:hAnsi="var(--font-mono)" w:cs="Courier New"/>
+          <w:color w:val="008000"/>
+          <w:kern w:val="0"/>
+          <w:sz w:val="20"/>
+          <w:szCs w:val="20"/>
+          <w:lang w:eastAsia="en-IN"/>
+          <w14:ligatures w14:val="none"/>
+        </w:rPr>
+        <w:t>env</w:t>
+      </w:r>
+      <w:proofErr w:type="gramEnd"/>
+      <w:r>
+        <w:rPr>
+          <w:rFonts w:ascii="var(--font-mono)" w:eastAsia="Times New Roman" w:hAnsi="var(--font-mono)" w:cs="Courier New"/>
+          <w:color w:val="008000"/>
+          <w:kern w:val="0"/>
+          <w:sz w:val="20"/>
+          <w:szCs w:val="20"/>
+          <w:lang w:eastAsia="en-IN"/>
+          <w14:ligatures w14:val="none"/>
+        </w:rPr>
+        <w:t>.DOCKER_</w:t>
+      </w:r>
+      <w:proofErr w:type="gramStart"/>
+      <w:r>
+        <w:rPr>
+          <w:rFonts w:ascii="var(--font-mono)" w:eastAsia="Times New Roman" w:hAnsi="var(--font-mono)" w:cs="Courier New"/>
+          <w:color w:val="008000"/>
+          <w:kern w:val="0"/>
+          <w:sz w:val="20"/>
+          <w:szCs w:val="20"/>
+          <w:lang w:eastAsia="en-IN"/>
+          <w14:ligatures w14:val="none"/>
+        </w:rPr>
+        <w:t>IMAGE</w:t>
+      </w:r>
+      <w:proofErr w:type="spellEnd"/>
+      <w:r>
+        <w:rPr>
+          <w:rFonts w:ascii="var(--font-mono)" w:eastAsia="Times New Roman" w:hAnsi="var(--font-mono)" w:cs="Courier New"/>
+          <w:color w:val="008000"/>
+          <w:kern w:val="0"/>
+          <w:sz w:val="20"/>
+          <w:szCs w:val="20"/>
+          <w:lang w:eastAsia="en-IN"/>
+          <w14:ligatures w14:val="none"/>
+        </w:rPr>
+        <w:t xml:space="preserve"> }}:latest</w:t>
+      </w:r>
+      <w:proofErr w:type="gramEnd"/>
     </w:p>
     <w:p>
       <w:pPr>
@@ -13402,6 +12774,7 @@
           <w:lang w:eastAsia="en-IN"/>
           <w14:ligatures w14:val="none"/>
         </w:rPr>
+        <w:lastRenderedPageBreak/>
         <w:t xml:space="preserve">            docker stop my-app || true</w:t>
       </w:r>
     </w:p>
@@ -13490,8 +12863,152 @@
           <w:lang w:eastAsia="en-IN"/>
           <w14:ligatures w14:val="none"/>
         </w:rPr>
-        <w:t xml:space="preserve">              ${{ secrets.DOCKER_USERNAME }}/${{ env.DOCKER_IMAGE }}:latest</w:t>
-      </w:r>
+        <w:t xml:space="preserve">              $</w:t>
+      </w:r>
+      <w:proofErr w:type="gramStart"/>
+      <w:r>
+        <w:rPr>
+          <w:rFonts w:ascii="var(--font-mono)" w:eastAsia="Times New Roman" w:hAnsi="var(--font-mono)" w:cs="Courier New"/>
+          <w:color w:val="008000"/>
+          <w:kern w:val="0"/>
+          <w:sz w:val="20"/>
+          <w:szCs w:val="20"/>
+          <w:lang w:eastAsia="en-IN"/>
+          <w14:ligatures w14:val="none"/>
+        </w:rPr>
+        <w:t xml:space="preserve">{{ </w:t>
+      </w:r>
+      <w:proofErr w:type="spellStart"/>
+      <w:r>
+        <w:rPr>
+          <w:rFonts w:ascii="var(--font-mono)" w:eastAsia="Times New Roman" w:hAnsi="var(--font-mono)" w:cs="Courier New"/>
+          <w:color w:val="008000"/>
+          <w:kern w:val="0"/>
+          <w:sz w:val="20"/>
+          <w:szCs w:val="20"/>
+          <w:lang w:eastAsia="en-IN"/>
+          <w14:ligatures w14:val="none"/>
+        </w:rPr>
+        <w:t>secrets</w:t>
+      </w:r>
+      <w:proofErr w:type="gramEnd"/>
+      <w:r>
+        <w:rPr>
+          <w:rFonts w:ascii="var(--font-mono)" w:eastAsia="Times New Roman" w:hAnsi="var(--font-mono)" w:cs="Courier New"/>
+          <w:color w:val="008000"/>
+          <w:kern w:val="0"/>
+          <w:sz w:val="20"/>
+          <w:szCs w:val="20"/>
+          <w:lang w:eastAsia="en-IN"/>
+          <w14:ligatures w14:val="none"/>
+        </w:rPr>
+        <w:t>.DOCKER_</w:t>
+      </w:r>
+      <w:proofErr w:type="gramStart"/>
+      <w:r>
+        <w:rPr>
+          <w:rFonts w:ascii="var(--font-mono)" w:eastAsia="Times New Roman" w:hAnsi="var(--font-mono)" w:cs="Courier New"/>
+          <w:color w:val="008000"/>
+          <w:kern w:val="0"/>
+          <w:sz w:val="20"/>
+          <w:szCs w:val="20"/>
+          <w:lang w:eastAsia="en-IN"/>
+          <w14:ligatures w14:val="none"/>
+        </w:rPr>
+        <w:t>USERNAME</w:t>
+      </w:r>
+      <w:proofErr w:type="spellEnd"/>
+      <w:r>
+        <w:rPr>
+          <w:rFonts w:ascii="var(--font-mono)" w:eastAsia="Times New Roman" w:hAnsi="var(--font-mono)" w:cs="Courier New"/>
+          <w:color w:val="008000"/>
+          <w:kern w:val="0"/>
+          <w:sz w:val="20"/>
+          <w:szCs w:val="20"/>
+          <w:lang w:eastAsia="en-IN"/>
+          <w14:ligatures w14:val="none"/>
+        </w:rPr>
+        <w:t xml:space="preserve"> }}/</w:t>
+      </w:r>
+      <w:proofErr w:type="gramEnd"/>
+      <w:r>
+        <w:rPr>
+          <w:rFonts w:ascii="var(--font-mono)" w:eastAsia="Times New Roman" w:hAnsi="var(--font-mono)" w:cs="Courier New"/>
+          <w:color w:val="008000"/>
+          <w:kern w:val="0"/>
+          <w:sz w:val="20"/>
+          <w:szCs w:val="20"/>
+          <w:lang w:eastAsia="en-IN"/>
+          <w14:ligatures w14:val="none"/>
+        </w:rPr>
+        <w:t>$</w:t>
+      </w:r>
+      <w:proofErr w:type="gramStart"/>
+      <w:r>
+        <w:rPr>
+          <w:rFonts w:ascii="var(--font-mono)" w:eastAsia="Times New Roman" w:hAnsi="var(--font-mono)" w:cs="Courier New"/>
+          <w:color w:val="008000"/>
+          <w:kern w:val="0"/>
+          <w:sz w:val="20"/>
+          <w:szCs w:val="20"/>
+          <w:lang w:eastAsia="en-IN"/>
+          <w14:ligatures w14:val="none"/>
+        </w:rPr>
+        <w:t xml:space="preserve">{{ </w:t>
+      </w:r>
+      <w:proofErr w:type="spellStart"/>
+      <w:r>
+        <w:rPr>
+          <w:rFonts w:ascii="var(--font-mono)" w:eastAsia="Times New Roman" w:hAnsi="var(--font-mono)" w:cs="Courier New"/>
+          <w:color w:val="008000"/>
+          <w:kern w:val="0"/>
+          <w:sz w:val="20"/>
+          <w:szCs w:val="20"/>
+          <w:lang w:eastAsia="en-IN"/>
+          <w14:ligatures w14:val="none"/>
+        </w:rPr>
+        <w:t>env</w:t>
+      </w:r>
+      <w:proofErr w:type="gramEnd"/>
+      <w:r>
+        <w:rPr>
+          <w:rFonts w:ascii="var(--font-mono)" w:eastAsia="Times New Roman" w:hAnsi="var(--font-mono)" w:cs="Courier New"/>
+          <w:color w:val="008000"/>
+          <w:kern w:val="0"/>
+          <w:sz w:val="20"/>
+          <w:szCs w:val="20"/>
+          <w:lang w:eastAsia="en-IN"/>
+          <w14:ligatures w14:val="none"/>
+        </w:rPr>
+        <w:t>.DOCKER_</w:t>
+      </w:r>
+      <w:proofErr w:type="gramStart"/>
+      <w:r>
+        <w:rPr>
+          <w:rFonts w:ascii="var(--font-mono)" w:eastAsia="Times New Roman" w:hAnsi="var(--font-mono)" w:cs="Courier New"/>
+          <w:color w:val="008000"/>
+          <w:kern w:val="0"/>
+          <w:sz w:val="20"/>
+          <w:szCs w:val="20"/>
+          <w:lang w:eastAsia="en-IN"/>
+          <w14:ligatures w14:val="none"/>
+        </w:rPr>
+        <w:t>IMAGE</w:t>
+      </w:r>
+      <w:proofErr w:type="spellEnd"/>
+      <w:r>
+        <w:rPr>
+          <w:rFonts w:ascii="var(--font-mono)" w:eastAsia="Times New Roman" w:hAnsi="var(--font-mono)" w:cs="Courier New"/>
+          <w:color w:val="008000"/>
+          <w:kern w:val="0"/>
+          <w:sz w:val="20"/>
+          <w:szCs w:val="20"/>
+          <w:lang w:eastAsia="en-IN"/>
+          <w14:ligatures w14:val="none"/>
+        </w:rPr>
+        <w:t xml:space="preserve"> }}:latest</w:t>
+      </w:r>
+      <w:proofErr w:type="gramEnd"/>
     </w:p>
     <w:p>
       <w:pPr>
@@ -13515,7 +13032,7 @@
           <w14:ligatures w14:val="none"/>
         </w:rPr>
         <w:pict w14:anchorId="198A5735">
-          <v:rect id="_x0000_i1480" style="width:0;height:1.5pt" o:hralign="center" o:hrstd="t" o:hr="t" fillcolor="#a0a0a0" stroked="f"/>
+          <v:rect id="_x0000_i1026" style="width:0;height:1.5pt" o:hralign="center" o:hrstd="t" o:hr="t" fillcolor="#a0a0a0" stroked="f"/>
         </w:pict>
       </w:r>
     </w:p>
@@ -13555,1585 +13072,1477 @@
         <w:tblLook w:val="04A0" w:firstRow="1" w:lastRow="0" w:firstColumn="1" w:lastColumn="0" w:noHBand="0" w:noVBand="1"/>
       </w:tblPr>
       <w:tblGrid>
-        <w:gridCol w:w="9016"/>
+        <w:gridCol w:w="2986"/>
+        <w:gridCol w:w="6030"/>
       </w:tblGrid>
       <w:tr>
+        <w:trPr>
+          <w:trHeight w:val="300"/>
+        </w:trPr>
         <w:tc>
           <w:tcPr>
-            <w:tcW w:w="9016" w:type="dxa"/>
+            <w:tcW w:w="3400" w:type="dxa"/>
+            <w:noWrap/>
+            <w:hideMark/>
           </w:tcPr>
-          <w:tbl>
-            <w:tblPr>
-              <w:tblW w:w="0" w:type="auto"/>
-              <w:tblCellSpacing w:w="15" w:type="dxa"/>
-              <w:tblCellMar>
-                <w:top w:w="15" w:type="dxa"/>
-                <w:left w:w="15" w:type="dxa"/>
-                <w:bottom w:w="15" w:type="dxa"/>
-                <w:right w:w="15" w:type="dxa"/>
-              </w:tblCellMar>
-              <w:tblLook w:val="04A0" w:firstRow="1" w:lastRow="0" w:firstColumn="1" w:lastColumn="0" w:noHBand="0" w:noVBand="1"/>
-            </w:tblPr>
-            <w:tblGrid>
-              <w:gridCol w:w="3562"/>
-              <w:gridCol w:w="5238"/>
-            </w:tblGrid>
-            <w:tr>
-              <w:trPr>
-                <w:tblHeader/>
-                <w:tblCellSpacing w:w="15" w:type="dxa"/>
-              </w:trPr>
-              <w:tc>
-                <w:tcPr>
-                  <w:tcW w:w="0" w:type="auto"/>
-                  <w:vAlign w:val="center"/>
-                  <w:hideMark/>
-                </w:tcPr>
-                <w:p>
-                  <w:pPr>
-                    <w:spacing w:after="0" w:line="240" w:lineRule="auto"/>
-                    <w:jc w:val="center"/>
-                    <w:rPr>
-                      <w:rFonts w:ascii="Times New Roman" w:eastAsia="Times New Roman" w:hAnsi="Times New Roman" w:cs="Times New Roman"/>
-                      <w:b/>
-                      <w:bCs/>
-                      <w:kern w:val="0"/>
-                      <w:sz w:val="24"/>
-                      <w:szCs w:val="24"/>
-                      <w:lang w:eastAsia="en-IN"/>
-                      <w14:ligatures w14:val="none"/>
-                    </w:rPr>
-                  </w:pPr>
-                  <w:r>
-                    <w:rPr>
-                      <w:rFonts w:ascii="Times New Roman" w:eastAsia="Times New Roman" w:hAnsi="Times New Roman" w:cs="Times New Roman"/>
-                      <w:b/>
-                      <w:bCs/>
-                      <w:kern w:val="0"/>
-                      <w:sz w:val="24"/>
-                      <w:szCs w:val="24"/>
-                      <w:lang w:eastAsia="en-IN"/>
-                      <w14:ligatures w14:val="none"/>
-                    </w:rPr>
-                    <w:t>Keyword</w:t>
-                  </w:r>
-                </w:p>
-              </w:tc>
-              <w:tc>
-                <w:tcPr>
-                  <w:tcW w:w="0" w:type="auto"/>
-                  <w:vAlign w:val="center"/>
-                  <w:hideMark/>
-                </w:tcPr>
-                <w:p>
-                  <w:pPr>
-                    <w:spacing w:after="0" w:line="240" w:lineRule="auto"/>
-                    <w:jc w:val="center"/>
-                    <w:rPr>
-                      <w:rFonts w:ascii="Times New Roman" w:eastAsia="Times New Roman" w:hAnsi="Times New Roman" w:cs="Times New Roman"/>
-                      <w:b/>
-                      <w:bCs/>
-                      <w:kern w:val="0"/>
-                      <w:sz w:val="24"/>
-                      <w:szCs w:val="24"/>
-                      <w:lang w:eastAsia="en-IN"/>
-                      <w14:ligatures w14:val="none"/>
-                    </w:rPr>
-                  </w:pPr>
-                  <w:r>
-                    <w:rPr>
-                      <w:rFonts w:ascii="Times New Roman" w:eastAsia="Times New Roman" w:hAnsi="Times New Roman" w:cs="Times New Roman"/>
-                      <w:b/>
-                      <w:bCs/>
-                      <w:kern w:val="0"/>
-                      <w:sz w:val="24"/>
-                      <w:szCs w:val="24"/>
-                      <w:lang w:eastAsia="en-IN"/>
-                      <w14:ligatures w14:val="none"/>
-                    </w:rPr>
-                    <w:t>What it means</w:t>
-                  </w:r>
-                </w:p>
-              </w:tc>
-            </w:tr>
-            <w:tr>
-              <w:trPr>
-                <w:tblCellSpacing w:w="15" w:type="dxa"/>
-              </w:trPr>
-              <w:tc>
-                <w:tcPr>
-                  <w:tcW w:w="0" w:type="auto"/>
-                  <w:vAlign w:val="center"/>
-                  <w:hideMark/>
-                </w:tcPr>
-                <w:p>
-                  <w:pPr>
-                    <w:spacing w:after="0" w:line="240" w:lineRule="auto"/>
-                    <w:rPr>
-                      <w:rFonts w:ascii="Times New Roman" w:eastAsia="Times New Roman" w:hAnsi="Times New Roman" w:cs="Times New Roman"/>
-                      <w:kern w:val="0"/>
-                      <w:sz w:val="24"/>
-                      <w:szCs w:val="24"/>
-                      <w:lang w:eastAsia="en-IN"/>
-                      <w14:ligatures w14:val="none"/>
-                    </w:rPr>
-                  </w:pPr>
-                  <w:r>
-                    <w:rPr>
-                      <w:rFonts w:ascii="Courier New" w:eastAsia="Times New Roman" w:hAnsi="Courier New" w:cs="Courier New"/>
-                      <w:kern w:val="0"/>
-                      <w:sz w:val="20"/>
-                      <w:szCs w:val="20"/>
-                      <w:lang w:eastAsia="en-IN"/>
-                      <w14:ligatures w14:val="none"/>
-                    </w:rPr>
-                    <w:t>name:</w:t>
-                  </w:r>
-                </w:p>
-              </w:tc>
-              <w:tc>
-                <w:tcPr>
-                  <w:tcW w:w="0" w:type="auto"/>
-                  <w:vAlign w:val="center"/>
-                  <w:hideMark/>
-                </w:tcPr>
-                <w:p>
-                  <w:pPr>
-                    <w:spacing w:after="0" w:line="240" w:lineRule="auto"/>
-                    <w:rPr>
-                      <w:rFonts w:ascii="Times New Roman" w:eastAsia="Times New Roman" w:hAnsi="Times New Roman" w:cs="Times New Roman"/>
-                      <w:kern w:val="0"/>
-                      <w:sz w:val="24"/>
-                      <w:szCs w:val="24"/>
-                      <w:lang w:eastAsia="en-IN"/>
-                      <w14:ligatures w14:val="none"/>
-                    </w:rPr>
-                  </w:pPr>
-                  <w:r>
-                    <w:rPr>
-                      <w:rFonts w:ascii="Times New Roman" w:eastAsia="Times New Roman" w:hAnsi="Times New Roman" w:cs="Times New Roman"/>
-                      <w:kern w:val="0"/>
-                      <w:sz w:val="24"/>
-                      <w:szCs w:val="24"/>
-                      <w:lang w:eastAsia="en-IN"/>
-                      <w14:ligatures w14:val="none"/>
-                    </w:rPr>
-                    <w:t>Label shown in GitHub UI — can be anything</w:t>
-                  </w:r>
-                </w:p>
-              </w:tc>
-            </w:tr>
-            <w:tr>
-              <w:trPr>
-                <w:tblCellSpacing w:w="15" w:type="dxa"/>
-              </w:trPr>
-              <w:tc>
-                <w:tcPr>
-                  <w:tcW w:w="0" w:type="auto"/>
-                  <w:vAlign w:val="center"/>
-                  <w:hideMark/>
-                </w:tcPr>
-                <w:p>
-                  <w:pPr>
-                    <w:spacing w:after="0" w:line="240" w:lineRule="auto"/>
-                    <w:rPr>
-                      <w:rFonts w:ascii="Times New Roman" w:eastAsia="Times New Roman" w:hAnsi="Times New Roman" w:cs="Times New Roman"/>
-                      <w:kern w:val="0"/>
-                      <w:sz w:val="24"/>
-                      <w:szCs w:val="24"/>
-                      <w:lang w:eastAsia="en-IN"/>
-                      <w14:ligatures w14:val="none"/>
-                    </w:rPr>
-                  </w:pPr>
-                  <w:r>
-                    <w:rPr>
-                      <w:rFonts w:ascii="Courier New" w:eastAsia="Times New Roman" w:hAnsi="Courier New" w:cs="Courier New"/>
-                      <w:kern w:val="0"/>
-                      <w:sz w:val="20"/>
-                      <w:szCs w:val="20"/>
-                      <w:lang w:eastAsia="en-IN"/>
-                      <w14:ligatures w14:val="none"/>
-                    </w:rPr>
-                    <w:t>on:</w:t>
-                  </w:r>
-                </w:p>
-              </w:tc>
-              <w:tc>
-                <w:tcPr>
-                  <w:tcW w:w="0" w:type="auto"/>
-                  <w:vAlign w:val="center"/>
-                  <w:hideMark/>
-                </w:tcPr>
-                <w:p>
-                  <w:pPr>
-                    <w:spacing w:after="0" w:line="240" w:lineRule="auto"/>
-                    <w:rPr>
-                      <w:rFonts w:ascii="Times New Roman" w:eastAsia="Times New Roman" w:hAnsi="Times New Roman" w:cs="Times New Roman"/>
-                      <w:kern w:val="0"/>
-                      <w:sz w:val="24"/>
-                      <w:szCs w:val="24"/>
-                      <w:lang w:eastAsia="en-IN"/>
-                      <w14:ligatures w14:val="none"/>
-                    </w:rPr>
-                  </w:pPr>
-                  <w:r>
-                    <w:rPr>
-                      <w:rFonts w:ascii="Times New Roman" w:eastAsia="Times New Roman" w:hAnsi="Times New Roman" w:cs="Times New Roman"/>
-                      <w:b/>
-                      <w:bCs/>
-                      <w:kern w:val="0"/>
-                      <w:sz w:val="24"/>
-                      <w:szCs w:val="24"/>
-                      <w:lang w:eastAsia="en-IN"/>
-                      <w14:ligatures w14:val="none"/>
-                    </w:rPr>
-                    <w:t>When</w:t>
-                  </w:r>
-                  <w:r>
-                    <w:rPr>
-                      <w:rFonts w:ascii="Times New Roman" w:eastAsia="Times New Roman" w:hAnsi="Times New Roman" w:cs="Times New Roman"/>
-                      <w:kern w:val="0"/>
-                      <w:sz w:val="24"/>
-                      <w:szCs w:val="24"/>
-                      <w:lang w:eastAsia="en-IN"/>
-                      <w14:ligatures w14:val="none"/>
-                    </w:rPr>
-                    <w:t xml:space="preserve"> the workflow fires (the trigger)</w:t>
-                  </w:r>
-                </w:p>
-              </w:tc>
-            </w:tr>
-            <w:tr>
-              <w:trPr>
-                <w:tblCellSpacing w:w="15" w:type="dxa"/>
-              </w:trPr>
-              <w:tc>
-                <w:tcPr>
-                  <w:tcW w:w="0" w:type="auto"/>
-                  <w:vAlign w:val="center"/>
-                  <w:hideMark/>
-                </w:tcPr>
-                <w:p>
-                  <w:pPr>
-                    <w:spacing w:after="0" w:line="240" w:lineRule="auto"/>
-                    <w:rPr>
-                      <w:rFonts w:ascii="Times New Roman" w:eastAsia="Times New Roman" w:hAnsi="Times New Roman" w:cs="Times New Roman"/>
-                      <w:kern w:val="0"/>
-                      <w:sz w:val="24"/>
-                      <w:szCs w:val="24"/>
-                      <w:lang w:eastAsia="en-IN"/>
-                      <w14:ligatures w14:val="none"/>
-                    </w:rPr>
-                  </w:pPr>
-                  <w:r>
-                    <w:rPr>
-                      <w:rFonts w:ascii="Courier New" w:eastAsia="Times New Roman" w:hAnsi="Courier New" w:cs="Courier New"/>
-                      <w:kern w:val="0"/>
-                      <w:sz w:val="20"/>
-                      <w:szCs w:val="20"/>
-                      <w:lang w:eastAsia="en-IN"/>
-                      <w14:ligatures w14:val="none"/>
-                    </w:rPr>
-                    <w:t>push:</w:t>
-                  </w:r>
-                </w:p>
-              </w:tc>
-              <w:tc>
-                <w:tcPr>
-                  <w:tcW w:w="0" w:type="auto"/>
-                  <w:vAlign w:val="center"/>
-                  <w:hideMark/>
-                </w:tcPr>
-                <w:p>
-                  <w:pPr>
-                    <w:spacing w:after="0" w:line="240" w:lineRule="auto"/>
-                    <w:rPr>
-                      <w:rFonts w:ascii="Times New Roman" w:eastAsia="Times New Roman" w:hAnsi="Times New Roman" w:cs="Times New Roman"/>
-                      <w:kern w:val="0"/>
-                      <w:sz w:val="24"/>
-                      <w:szCs w:val="24"/>
-                      <w:lang w:eastAsia="en-IN"/>
-                      <w14:ligatures w14:val="none"/>
-                    </w:rPr>
-                  </w:pPr>
-                  <w:r>
-                    <w:rPr>
-                      <w:rFonts w:ascii="Times New Roman" w:eastAsia="Times New Roman" w:hAnsi="Times New Roman" w:cs="Times New Roman"/>
-                      <w:kern w:val="0"/>
-                      <w:sz w:val="24"/>
-                      <w:szCs w:val="24"/>
-                      <w:lang w:eastAsia="en-IN"/>
-                      <w14:ligatures w14:val="none"/>
-                    </w:rPr>
-                    <w:t xml:space="preserve">Fires when someone runs </w:t>
-                  </w:r>
-                  <w:r>
-                    <w:rPr>
-                      <w:rFonts w:ascii="Courier New" w:eastAsia="Times New Roman" w:hAnsi="Courier New" w:cs="Courier New"/>
-                      <w:kern w:val="0"/>
-                      <w:sz w:val="20"/>
-                      <w:szCs w:val="20"/>
-                      <w:lang w:eastAsia="en-IN"/>
-                      <w14:ligatures w14:val="none"/>
-                    </w:rPr>
-                    <w:t>git push</w:t>
-                  </w:r>
-                </w:p>
-              </w:tc>
-            </w:tr>
-            <w:tr>
-              <w:trPr>
-                <w:tblCellSpacing w:w="15" w:type="dxa"/>
-              </w:trPr>
-              <w:tc>
-                <w:tcPr>
-                  <w:tcW w:w="0" w:type="auto"/>
-                  <w:vAlign w:val="center"/>
-                  <w:hideMark/>
-                </w:tcPr>
-                <w:p>
-                  <w:pPr>
-                    <w:spacing w:after="0" w:line="240" w:lineRule="auto"/>
-                    <w:rPr>
-                      <w:rFonts w:ascii="Times New Roman" w:eastAsia="Times New Roman" w:hAnsi="Times New Roman" w:cs="Times New Roman"/>
-                      <w:kern w:val="0"/>
-                      <w:sz w:val="24"/>
-                      <w:szCs w:val="24"/>
-                      <w:lang w:eastAsia="en-IN"/>
-                      <w14:ligatures w14:val="none"/>
-                    </w:rPr>
-                  </w:pPr>
-                  <w:r>
-                    <w:rPr>
-                      <w:rFonts w:ascii="Courier New" w:eastAsia="Times New Roman" w:hAnsi="Courier New" w:cs="Courier New"/>
-                      <w:kern w:val="0"/>
-                      <w:sz w:val="20"/>
-                      <w:szCs w:val="20"/>
-                      <w:lang w:eastAsia="en-IN"/>
-                      <w14:ligatures w14:val="none"/>
-                    </w:rPr>
-                    <w:t>pull_request:</w:t>
-                  </w:r>
-                </w:p>
-              </w:tc>
-              <w:tc>
-                <w:tcPr>
-                  <w:tcW w:w="0" w:type="auto"/>
-                  <w:vAlign w:val="center"/>
-                  <w:hideMark/>
-                </w:tcPr>
-                <w:p>
-                  <w:pPr>
-                    <w:spacing w:after="0" w:line="240" w:lineRule="auto"/>
-                    <w:rPr>
-                      <w:rFonts w:ascii="Times New Roman" w:eastAsia="Times New Roman" w:hAnsi="Times New Roman" w:cs="Times New Roman"/>
-                      <w:kern w:val="0"/>
-                      <w:sz w:val="24"/>
-                      <w:szCs w:val="24"/>
-                      <w:lang w:eastAsia="en-IN"/>
-                      <w14:ligatures w14:val="none"/>
-                    </w:rPr>
-                  </w:pPr>
-                  <w:r>
-                    <w:rPr>
-                      <w:rFonts w:ascii="Times New Roman" w:eastAsia="Times New Roman" w:hAnsi="Times New Roman" w:cs="Times New Roman"/>
-                      <w:kern w:val="0"/>
-                      <w:sz w:val="24"/>
-                      <w:szCs w:val="24"/>
-                      <w:lang w:eastAsia="en-IN"/>
-                      <w14:ligatures w14:val="none"/>
-                    </w:rPr>
-                    <w:t>Fires when a PR is opened/updated</w:t>
-                  </w:r>
-                </w:p>
-              </w:tc>
-            </w:tr>
-            <w:tr>
-              <w:trPr>
-                <w:tblCellSpacing w:w="15" w:type="dxa"/>
-              </w:trPr>
-              <w:tc>
-                <w:tcPr>
-                  <w:tcW w:w="0" w:type="auto"/>
-                  <w:vAlign w:val="center"/>
-                  <w:hideMark/>
-                </w:tcPr>
-                <w:p>
-                  <w:pPr>
-                    <w:spacing w:after="0" w:line="240" w:lineRule="auto"/>
-                    <w:rPr>
-                      <w:rFonts w:ascii="Times New Roman" w:eastAsia="Times New Roman" w:hAnsi="Times New Roman" w:cs="Times New Roman"/>
-                      <w:kern w:val="0"/>
-                      <w:sz w:val="24"/>
-                      <w:szCs w:val="24"/>
-                      <w:lang w:eastAsia="en-IN"/>
-                      <w14:ligatures w14:val="none"/>
-                    </w:rPr>
-                  </w:pPr>
-                  <w:r>
-                    <w:rPr>
-                      <w:rFonts w:ascii="Courier New" w:eastAsia="Times New Roman" w:hAnsi="Courier New" w:cs="Courier New"/>
-                      <w:kern w:val="0"/>
-                      <w:sz w:val="20"/>
-                      <w:szCs w:val="20"/>
-                      <w:lang w:eastAsia="en-IN"/>
-                      <w14:ligatures w14:val="none"/>
-                    </w:rPr>
-                    <w:t>workflow_dispatch:</w:t>
-                  </w:r>
-                </w:p>
-              </w:tc>
-              <w:tc>
-                <w:tcPr>
-                  <w:tcW w:w="0" w:type="auto"/>
-                  <w:vAlign w:val="center"/>
-                  <w:hideMark/>
-                </w:tcPr>
-                <w:p>
-                  <w:pPr>
-                    <w:spacing w:after="0" w:line="240" w:lineRule="auto"/>
-                    <w:rPr>
-                      <w:rFonts w:ascii="Times New Roman" w:eastAsia="Times New Roman" w:hAnsi="Times New Roman" w:cs="Times New Roman"/>
-                      <w:kern w:val="0"/>
-                      <w:sz w:val="24"/>
-                      <w:szCs w:val="24"/>
-                      <w:lang w:eastAsia="en-IN"/>
-                      <w14:ligatures w14:val="none"/>
-                    </w:rPr>
-                  </w:pPr>
-                  <w:r>
-                    <w:rPr>
-                      <w:rFonts w:ascii="Times New Roman" w:eastAsia="Times New Roman" w:hAnsi="Times New Roman" w:cs="Times New Roman"/>
-                      <w:kern w:val="0"/>
-                      <w:sz w:val="24"/>
-                      <w:szCs w:val="24"/>
-                      <w:lang w:eastAsia="en-IN"/>
-                      <w14:ligatures w14:val="none"/>
-                    </w:rPr>
-                    <w:t>Adds a "Run workflow" button in the UI</w:t>
-                  </w:r>
-                </w:p>
-              </w:tc>
-            </w:tr>
-            <w:tr>
-              <w:trPr>
-                <w:tblCellSpacing w:w="15" w:type="dxa"/>
-              </w:trPr>
-              <w:tc>
-                <w:tcPr>
-                  <w:tcW w:w="0" w:type="auto"/>
-                  <w:vAlign w:val="center"/>
-                  <w:hideMark/>
-                </w:tcPr>
-                <w:p>
-                  <w:pPr>
-                    <w:spacing w:after="0" w:line="240" w:lineRule="auto"/>
-                    <w:rPr>
-                      <w:rFonts w:ascii="Times New Roman" w:eastAsia="Times New Roman" w:hAnsi="Times New Roman" w:cs="Times New Roman"/>
-                      <w:kern w:val="0"/>
-                      <w:sz w:val="24"/>
-                      <w:szCs w:val="24"/>
-                      <w:lang w:eastAsia="en-IN"/>
-                      <w14:ligatures w14:val="none"/>
-                    </w:rPr>
-                  </w:pPr>
-                  <w:r>
-                    <w:rPr>
-                      <w:rFonts w:ascii="Courier New" w:eastAsia="Times New Roman" w:hAnsi="Courier New" w:cs="Courier New"/>
-                      <w:kern w:val="0"/>
-                      <w:sz w:val="20"/>
-                      <w:szCs w:val="20"/>
-                      <w:lang w:eastAsia="en-IN"/>
-                      <w14:ligatures w14:val="none"/>
-                    </w:rPr>
-                    <w:t>branches:</w:t>
-                  </w:r>
-                </w:p>
-              </w:tc>
-              <w:tc>
-                <w:tcPr>
-                  <w:tcW w:w="0" w:type="auto"/>
-                  <w:vAlign w:val="center"/>
-                  <w:hideMark/>
-                </w:tcPr>
-                <w:p>
-                  <w:pPr>
-                    <w:spacing w:after="0" w:line="240" w:lineRule="auto"/>
-                    <w:rPr>
-                      <w:rFonts w:ascii="Times New Roman" w:eastAsia="Times New Roman" w:hAnsi="Times New Roman" w:cs="Times New Roman"/>
-                      <w:kern w:val="0"/>
-                      <w:sz w:val="24"/>
-                      <w:szCs w:val="24"/>
-                      <w:lang w:eastAsia="en-IN"/>
-                      <w14:ligatures w14:val="none"/>
-                    </w:rPr>
-                  </w:pPr>
-                  <w:r>
-                    <w:rPr>
-                      <w:rFonts w:ascii="Times New Roman" w:eastAsia="Times New Roman" w:hAnsi="Times New Roman" w:cs="Times New Roman"/>
-                      <w:kern w:val="0"/>
-                      <w:sz w:val="24"/>
-                      <w:szCs w:val="24"/>
-                      <w:lang w:eastAsia="en-IN"/>
-                      <w14:ligatures w14:val="none"/>
-                    </w:rPr>
-                    <w:t>Only trigger for these branches</w:t>
-                  </w:r>
-                </w:p>
-              </w:tc>
-            </w:tr>
-            <w:tr>
-              <w:trPr>
-                <w:tblCellSpacing w:w="15" w:type="dxa"/>
-              </w:trPr>
-              <w:tc>
-                <w:tcPr>
-                  <w:tcW w:w="0" w:type="auto"/>
-                  <w:vAlign w:val="center"/>
-                  <w:hideMark/>
-                </w:tcPr>
-                <w:p>
-                  <w:pPr>
-                    <w:spacing w:after="0" w:line="240" w:lineRule="auto"/>
-                    <w:rPr>
-                      <w:rFonts w:ascii="Times New Roman" w:eastAsia="Times New Roman" w:hAnsi="Times New Roman" w:cs="Times New Roman"/>
-                      <w:kern w:val="0"/>
-                      <w:sz w:val="24"/>
-                      <w:szCs w:val="24"/>
-                      <w:lang w:eastAsia="en-IN"/>
-                      <w14:ligatures w14:val="none"/>
-                    </w:rPr>
-                  </w:pPr>
-                  <w:r>
-                    <w:rPr>
-                      <w:rFonts w:ascii="Courier New" w:eastAsia="Times New Roman" w:hAnsi="Courier New" w:cs="Courier New"/>
-                      <w:kern w:val="0"/>
-                      <w:sz w:val="20"/>
-                      <w:szCs w:val="20"/>
-                      <w:lang w:eastAsia="en-IN"/>
-                      <w14:ligatures w14:val="none"/>
-                    </w:rPr>
-                    <w:t>env:</w:t>
-                  </w:r>
-                </w:p>
-              </w:tc>
-              <w:tc>
-                <w:tcPr>
-                  <w:tcW w:w="0" w:type="auto"/>
-                  <w:vAlign w:val="center"/>
-                  <w:hideMark/>
-                </w:tcPr>
-                <w:p>
-                  <w:pPr>
-                    <w:spacing w:after="0" w:line="240" w:lineRule="auto"/>
-                    <w:rPr>
-                      <w:rFonts w:ascii="Times New Roman" w:eastAsia="Times New Roman" w:hAnsi="Times New Roman" w:cs="Times New Roman"/>
-                      <w:kern w:val="0"/>
-                      <w:sz w:val="24"/>
-                      <w:szCs w:val="24"/>
-                      <w:lang w:eastAsia="en-IN"/>
-                      <w14:ligatures w14:val="none"/>
-                    </w:rPr>
-                  </w:pPr>
-                  <w:r>
-                    <w:rPr>
-                      <w:rFonts w:ascii="Times New Roman" w:eastAsia="Times New Roman" w:hAnsi="Times New Roman" w:cs="Times New Roman"/>
-                      <w:kern w:val="0"/>
-                      <w:sz w:val="24"/>
-                      <w:szCs w:val="24"/>
-                      <w:lang w:eastAsia="en-IN"/>
-                      <w14:ligatures w14:val="none"/>
-                    </w:rPr>
-                    <w:t>Variables available to all jobs</w:t>
-                  </w:r>
-                </w:p>
-              </w:tc>
-            </w:tr>
-            <w:tr>
-              <w:trPr>
-                <w:tblCellSpacing w:w="15" w:type="dxa"/>
-              </w:trPr>
-              <w:tc>
-                <w:tcPr>
-                  <w:tcW w:w="0" w:type="auto"/>
-                  <w:vAlign w:val="center"/>
-                  <w:hideMark/>
-                </w:tcPr>
-                <w:p>
-                  <w:pPr>
-                    <w:spacing w:after="0" w:line="240" w:lineRule="auto"/>
-                    <w:rPr>
-                      <w:rFonts w:ascii="Times New Roman" w:eastAsia="Times New Roman" w:hAnsi="Times New Roman" w:cs="Times New Roman"/>
-                      <w:kern w:val="0"/>
-                      <w:sz w:val="24"/>
-                      <w:szCs w:val="24"/>
-                      <w:lang w:eastAsia="en-IN"/>
-                      <w14:ligatures w14:val="none"/>
-                    </w:rPr>
-                  </w:pPr>
-                  <w:r>
-                    <w:rPr>
-                      <w:rFonts w:ascii="Courier New" w:eastAsia="Times New Roman" w:hAnsi="Courier New" w:cs="Courier New"/>
-                      <w:kern w:val="0"/>
-                      <w:sz w:val="20"/>
-                      <w:szCs w:val="20"/>
-                      <w:lang w:eastAsia="en-IN"/>
-                      <w14:ligatures w14:val="none"/>
-                    </w:rPr>
-                    <w:lastRenderedPageBreak/>
-                    <w:t>jobs:</w:t>
-                  </w:r>
-                </w:p>
-              </w:tc>
-              <w:tc>
-                <w:tcPr>
-                  <w:tcW w:w="0" w:type="auto"/>
-                  <w:vAlign w:val="center"/>
-                  <w:hideMark/>
-                </w:tcPr>
-                <w:p>
-                  <w:pPr>
-                    <w:spacing w:after="0" w:line="240" w:lineRule="auto"/>
-                    <w:rPr>
-                      <w:rFonts w:ascii="Times New Roman" w:eastAsia="Times New Roman" w:hAnsi="Times New Roman" w:cs="Times New Roman"/>
-                      <w:kern w:val="0"/>
-                      <w:sz w:val="24"/>
-                      <w:szCs w:val="24"/>
-                      <w:lang w:eastAsia="en-IN"/>
-                      <w14:ligatures w14:val="none"/>
-                    </w:rPr>
-                  </w:pPr>
-                  <w:r>
-                    <w:rPr>
-                      <w:rFonts w:ascii="Times New Roman" w:eastAsia="Times New Roman" w:hAnsi="Times New Roman" w:cs="Times New Roman"/>
-                      <w:kern w:val="0"/>
-                      <w:sz w:val="24"/>
-                      <w:szCs w:val="24"/>
-                      <w:lang w:eastAsia="en-IN"/>
-                      <w14:ligatures w14:val="none"/>
-                    </w:rPr>
-                    <w:t>Container for all jobs</w:t>
-                  </w:r>
-                </w:p>
-              </w:tc>
-            </w:tr>
-            <w:tr>
-              <w:trPr>
-                <w:tblCellSpacing w:w="15" w:type="dxa"/>
-              </w:trPr>
-              <w:tc>
-                <w:tcPr>
-                  <w:tcW w:w="0" w:type="auto"/>
-                  <w:vAlign w:val="center"/>
-                  <w:hideMark/>
-                </w:tcPr>
-                <w:p>
-                  <w:pPr>
-                    <w:spacing w:after="0" w:line="240" w:lineRule="auto"/>
-                    <w:rPr>
-                      <w:rFonts w:ascii="Times New Roman" w:eastAsia="Times New Roman" w:hAnsi="Times New Roman" w:cs="Times New Roman"/>
-                      <w:kern w:val="0"/>
-                      <w:sz w:val="24"/>
-                      <w:szCs w:val="24"/>
-                      <w:lang w:eastAsia="en-IN"/>
-                      <w14:ligatures w14:val="none"/>
-                    </w:rPr>
-                  </w:pPr>
-                  <w:r>
-                    <w:rPr>
-                      <w:rFonts w:ascii="Courier New" w:eastAsia="Times New Roman" w:hAnsi="Courier New" w:cs="Courier New"/>
-                      <w:kern w:val="0"/>
-                      <w:sz w:val="20"/>
-                      <w:szCs w:val="20"/>
-                      <w:lang w:eastAsia="en-IN"/>
-                      <w14:ligatures w14:val="none"/>
-                    </w:rPr>
-                    <w:t>runs-on:</w:t>
-                  </w:r>
-                </w:p>
-              </w:tc>
-              <w:tc>
-                <w:tcPr>
-                  <w:tcW w:w="0" w:type="auto"/>
-                  <w:vAlign w:val="center"/>
-                  <w:hideMark/>
-                </w:tcPr>
-                <w:p>
-                  <w:pPr>
-                    <w:spacing w:after="0" w:line="240" w:lineRule="auto"/>
-                    <w:rPr>
-                      <w:rFonts w:ascii="Times New Roman" w:eastAsia="Times New Roman" w:hAnsi="Times New Roman" w:cs="Times New Roman"/>
-                      <w:kern w:val="0"/>
-                      <w:sz w:val="24"/>
-                      <w:szCs w:val="24"/>
-                      <w:lang w:eastAsia="en-IN"/>
-                      <w14:ligatures w14:val="none"/>
-                    </w:rPr>
-                  </w:pPr>
-                  <w:r>
-                    <w:rPr>
-                      <w:rFonts w:ascii="Times New Roman" w:eastAsia="Times New Roman" w:hAnsi="Times New Roman" w:cs="Times New Roman"/>
-                      <w:kern w:val="0"/>
-                      <w:sz w:val="24"/>
-                      <w:szCs w:val="24"/>
-                      <w:lang w:eastAsia="en-IN"/>
-                      <w14:ligatures w14:val="none"/>
-                    </w:rPr>
-                    <w:t>The OS/machine to run this job on</w:t>
-                  </w:r>
-                </w:p>
-              </w:tc>
-            </w:tr>
-            <w:tr>
-              <w:trPr>
-                <w:tblCellSpacing w:w="15" w:type="dxa"/>
-              </w:trPr>
-              <w:tc>
-                <w:tcPr>
-                  <w:tcW w:w="0" w:type="auto"/>
-                  <w:vAlign w:val="center"/>
-                  <w:hideMark/>
-                </w:tcPr>
-                <w:p>
-                  <w:pPr>
-                    <w:spacing w:after="0" w:line="240" w:lineRule="auto"/>
-                    <w:rPr>
-                      <w:rFonts w:ascii="Times New Roman" w:eastAsia="Times New Roman" w:hAnsi="Times New Roman" w:cs="Times New Roman"/>
-                      <w:kern w:val="0"/>
-                      <w:sz w:val="24"/>
-                      <w:szCs w:val="24"/>
-                      <w:lang w:eastAsia="en-IN"/>
-                      <w14:ligatures w14:val="none"/>
-                    </w:rPr>
-                  </w:pPr>
-                  <w:r>
-                    <w:rPr>
-                      <w:rFonts w:ascii="Courier New" w:eastAsia="Times New Roman" w:hAnsi="Courier New" w:cs="Courier New"/>
-                      <w:kern w:val="0"/>
-                      <w:sz w:val="20"/>
-                      <w:szCs w:val="20"/>
-                      <w:lang w:eastAsia="en-IN"/>
-                      <w14:ligatures w14:val="none"/>
-                    </w:rPr>
-                    <w:t>needs:</w:t>
-                  </w:r>
-                </w:p>
-              </w:tc>
-              <w:tc>
-                <w:tcPr>
-                  <w:tcW w:w="0" w:type="auto"/>
-                  <w:vAlign w:val="center"/>
-                  <w:hideMark/>
-                </w:tcPr>
-                <w:p>
-                  <w:pPr>
-                    <w:spacing w:after="0" w:line="240" w:lineRule="auto"/>
-                    <w:rPr>
-                      <w:rFonts w:ascii="Times New Roman" w:eastAsia="Times New Roman" w:hAnsi="Times New Roman" w:cs="Times New Roman"/>
-                      <w:kern w:val="0"/>
-                      <w:sz w:val="24"/>
-                      <w:szCs w:val="24"/>
-                      <w:lang w:eastAsia="en-IN"/>
-                      <w14:ligatures w14:val="none"/>
-                    </w:rPr>
-                  </w:pPr>
-                  <w:r>
-                    <w:rPr>
-                      <w:rFonts w:ascii="Times New Roman" w:eastAsia="Times New Roman" w:hAnsi="Times New Roman" w:cs="Times New Roman"/>
-                      <w:kern w:val="0"/>
-                      <w:sz w:val="24"/>
-                      <w:szCs w:val="24"/>
-                      <w:lang w:eastAsia="en-IN"/>
-                      <w14:ligatures w14:val="none"/>
-                    </w:rPr>
-                    <w:t>This job won't start until that job passes</w:t>
-                  </w:r>
-                </w:p>
-              </w:tc>
-            </w:tr>
-            <w:tr>
-              <w:trPr>
-                <w:tblCellSpacing w:w="15" w:type="dxa"/>
-              </w:trPr>
-              <w:tc>
-                <w:tcPr>
-                  <w:tcW w:w="0" w:type="auto"/>
-                  <w:vAlign w:val="center"/>
-                  <w:hideMark/>
-                </w:tcPr>
-                <w:p>
-                  <w:pPr>
-                    <w:spacing w:after="0" w:line="240" w:lineRule="auto"/>
-                    <w:rPr>
-                      <w:rFonts w:ascii="Times New Roman" w:eastAsia="Times New Roman" w:hAnsi="Times New Roman" w:cs="Times New Roman"/>
-                      <w:kern w:val="0"/>
-                      <w:sz w:val="24"/>
-                      <w:szCs w:val="24"/>
-                      <w:lang w:eastAsia="en-IN"/>
-                      <w14:ligatures w14:val="none"/>
-                    </w:rPr>
-                  </w:pPr>
-                  <w:r>
-                    <w:rPr>
-                      <w:rFonts w:ascii="Courier New" w:eastAsia="Times New Roman" w:hAnsi="Courier New" w:cs="Courier New"/>
-                      <w:kern w:val="0"/>
-                      <w:sz w:val="20"/>
-                      <w:szCs w:val="20"/>
-                      <w:lang w:eastAsia="en-IN"/>
-                      <w14:ligatures w14:val="none"/>
-                    </w:rPr>
-                    <w:t>if:</w:t>
-                  </w:r>
-                </w:p>
-              </w:tc>
-              <w:tc>
-                <w:tcPr>
-                  <w:tcW w:w="0" w:type="auto"/>
-                  <w:vAlign w:val="center"/>
-                  <w:hideMark/>
-                </w:tcPr>
-                <w:p>
-                  <w:pPr>
-                    <w:spacing w:after="0" w:line="240" w:lineRule="auto"/>
-                    <w:rPr>
-                      <w:rFonts w:ascii="Times New Roman" w:eastAsia="Times New Roman" w:hAnsi="Times New Roman" w:cs="Times New Roman"/>
-                      <w:kern w:val="0"/>
-                      <w:sz w:val="24"/>
-                      <w:szCs w:val="24"/>
-                      <w:lang w:eastAsia="en-IN"/>
-                      <w14:ligatures w14:val="none"/>
-                    </w:rPr>
-                  </w:pPr>
-                  <w:r>
-                    <w:rPr>
-                      <w:rFonts w:ascii="Times New Roman" w:eastAsia="Times New Roman" w:hAnsi="Times New Roman" w:cs="Times New Roman"/>
-                      <w:kern w:val="0"/>
-                      <w:sz w:val="24"/>
-                      <w:szCs w:val="24"/>
-                      <w:lang w:eastAsia="en-IN"/>
-                      <w14:ligatures w14:val="none"/>
-                    </w:rPr>
-                    <w:t>Conditional — only run this job if true</w:t>
-                  </w:r>
-                </w:p>
-              </w:tc>
-            </w:tr>
-            <w:tr>
-              <w:trPr>
-                <w:tblCellSpacing w:w="15" w:type="dxa"/>
-              </w:trPr>
-              <w:tc>
-                <w:tcPr>
-                  <w:tcW w:w="0" w:type="auto"/>
-                  <w:vAlign w:val="center"/>
-                  <w:hideMark/>
-                </w:tcPr>
-                <w:p>
-                  <w:pPr>
-                    <w:spacing w:after="0" w:line="240" w:lineRule="auto"/>
-                    <w:rPr>
-                      <w:rFonts w:ascii="Times New Roman" w:eastAsia="Times New Roman" w:hAnsi="Times New Roman" w:cs="Times New Roman"/>
-                      <w:kern w:val="0"/>
-                      <w:sz w:val="24"/>
-                      <w:szCs w:val="24"/>
-                      <w:lang w:eastAsia="en-IN"/>
-                      <w14:ligatures w14:val="none"/>
-                    </w:rPr>
-                  </w:pPr>
-                  <w:r>
-                    <w:rPr>
-                      <w:rFonts w:ascii="Courier New" w:eastAsia="Times New Roman" w:hAnsi="Courier New" w:cs="Courier New"/>
-                      <w:kern w:val="0"/>
-                      <w:sz w:val="20"/>
-                      <w:szCs w:val="20"/>
-                      <w:lang w:eastAsia="en-IN"/>
-                      <w14:ligatures w14:val="none"/>
-                    </w:rPr>
-                    <w:t>steps:</w:t>
-                  </w:r>
-                </w:p>
-              </w:tc>
-              <w:tc>
-                <w:tcPr>
-                  <w:tcW w:w="0" w:type="auto"/>
-                  <w:vAlign w:val="center"/>
-                  <w:hideMark/>
-                </w:tcPr>
-                <w:p>
-                  <w:pPr>
-                    <w:spacing w:after="0" w:line="240" w:lineRule="auto"/>
-                    <w:rPr>
-                      <w:rFonts w:ascii="Times New Roman" w:eastAsia="Times New Roman" w:hAnsi="Times New Roman" w:cs="Times New Roman"/>
-                      <w:kern w:val="0"/>
-                      <w:sz w:val="24"/>
-                      <w:szCs w:val="24"/>
-                      <w:lang w:eastAsia="en-IN"/>
-                      <w14:ligatures w14:val="none"/>
-                    </w:rPr>
-                  </w:pPr>
-                  <w:r>
-                    <w:rPr>
-                      <w:rFonts w:ascii="Times New Roman" w:eastAsia="Times New Roman" w:hAnsi="Times New Roman" w:cs="Times New Roman"/>
-                      <w:kern w:val="0"/>
-                      <w:sz w:val="24"/>
-                      <w:szCs w:val="24"/>
-                      <w:lang w:eastAsia="en-IN"/>
-                      <w14:ligatures w14:val="none"/>
-                    </w:rPr>
-                    <w:t>Ordered list of things to do</w:t>
-                  </w:r>
-                </w:p>
-              </w:tc>
-            </w:tr>
-            <w:tr>
-              <w:trPr>
-                <w:tblCellSpacing w:w="15" w:type="dxa"/>
-              </w:trPr>
-              <w:tc>
-                <w:tcPr>
-                  <w:tcW w:w="0" w:type="auto"/>
-                  <w:vAlign w:val="center"/>
-                  <w:hideMark/>
-                </w:tcPr>
-                <w:p>
-                  <w:pPr>
-                    <w:spacing w:after="0" w:line="240" w:lineRule="auto"/>
-                    <w:rPr>
-                      <w:rFonts w:ascii="Times New Roman" w:eastAsia="Times New Roman" w:hAnsi="Times New Roman" w:cs="Times New Roman"/>
-                      <w:kern w:val="0"/>
-                      <w:sz w:val="24"/>
-                      <w:szCs w:val="24"/>
-                      <w:lang w:eastAsia="en-IN"/>
-                      <w14:ligatures w14:val="none"/>
-                    </w:rPr>
-                  </w:pPr>
-                  <w:r>
-                    <w:rPr>
-                      <w:rFonts w:ascii="Courier New" w:eastAsia="Times New Roman" w:hAnsi="Courier New" w:cs="Courier New"/>
-                      <w:kern w:val="0"/>
-                      <w:sz w:val="20"/>
-                      <w:szCs w:val="20"/>
-                      <w:lang w:eastAsia="en-IN"/>
-                      <w14:ligatures w14:val="none"/>
-                    </w:rPr>
-                    <w:t>uses:</w:t>
-                  </w:r>
-                </w:p>
-              </w:tc>
-              <w:tc>
-                <w:tcPr>
-                  <w:tcW w:w="0" w:type="auto"/>
-                  <w:vAlign w:val="center"/>
-                  <w:hideMark/>
-                </w:tcPr>
-                <w:p>
-                  <w:pPr>
-                    <w:spacing w:after="0" w:line="240" w:lineRule="auto"/>
-                    <w:rPr>
-                      <w:rFonts w:ascii="Times New Roman" w:eastAsia="Times New Roman" w:hAnsi="Times New Roman" w:cs="Times New Roman"/>
-                      <w:kern w:val="0"/>
-                      <w:sz w:val="24"/>
-                      <w:szCs w:val="24"/>
-                      <w:lang w:eastAsia="en-IN"/>
-                      <w14:ligatures w14:val="none"/>
-                    </w:rPr>
-                  </w:pPr>
-                  <w:r>
-                    <w:rPr>
-                      <w:rFonts w:ascii="Times New Roman" w:eastAsia="Times New Roman" w:hAnsi="Times New Roman" w:cs="Times New Roman"/>
-                      <w:kern w:val="0"/>
-                      <w:sz w:val="24"/>
-                      <w:szCs w:val="24"/>
-                      <w:lang w:eastAsia="en-IN"/>
-                      <w14:ligatures w14:val="none"/>
-                    </w:rPr>
-                    <w:t>Plug in a reusable pre-built action</w:t>
-                  </w:r>
-                </w:p>
-              </w:tc>
-            </w:tr>
-            <w:tr>
-              <w:trPr>
-                <w:tblCellSpacing w:w="15" w:type="dxa"/>
-              </w:trPr>
-              <w:tc>
-                <w:tcPr>
-                  <w:tcW w:w="0" w:type="auto"/>
-                  <w:vAlign w:val="center"/>
-                  <w:hideMark/>
-                </w:tcPr>
-                <w:p>
-                  <w:pPr>
-                    <w:spacing w:after="0" w:line="240" w:lineRule="auto"/>
-                    <w:rPr>
-                      <w:rFonts w:ascii="Times New Roman" w:eastAsia="Times New Roman" w:hAnsi="Times New Roman" w:cs="Times New Roman"/>
-                      <w:kern w:val="0"/>
-                      <w:sz w:val="24"/>
-                      <w:szCs w:val="24"/>
-                      <w:lang w:eastAsia="en-IN"/>
-                      <w14:ligatures w14:val="none"/>
-                    </w:rPr>
-                  </w:pPr>
-                  <w:r>
-                    <w:rPr>
-                      <w:rFonts w:ascii="Courier New" w:eastAsia="Times New Roman" w:hAnsi="Courier New" w:cs="Courier New"/>
-                      <w:kern w:val="0"/>
-                      <w:sz w:val="20"/>
-                      <w:szCs w:val="20"/>
-                      <w:lang w:eastAsia="en-IN"/>
-                      <w14:ligatures w14:val="none"/>
-                    </w:rPr>
-                    <w:t>with:</w:t>
-                  </w:r>
-                </w:p>
-              </w:tc>
-              <w:tc>
-                <w:tcPr>
-                  <w:tcW w:w="0" w:type="auto"/>
-                  <w:vAlign w:val="center"/>
-                  <w:hideMark/>
-                </w:tcPr>
-                <w:p>
-                  <w:pPr>
-                    <w:spacing w:after="0" w:line="240" w:lineRule="auto"/>
-                    <w:rPr>
-                      <w:rFonts w:ascii="Times New Roman" w:eastAsia="Times New Roman" w:hAnsi="Times New Roman" w:cs="Times New Roman"/>
-                      <w:kern w:val="0"/>
-                      <w:sz w:val="24"/>
-                      <w:szCs w:val="24"/>
-                      <w:lang w:eastAsia="en-IN"/>
-                      <w14:ligatures w14:val="none"/>
-                    </w:rPr>
-                  </w:pPr>
-                  <w:r>
-                    <w:rPr>
-                      <w:rFonts w:ascii="Times New Roman" w:eastAsia="Times New Roman" w:hAnsi="Times New Roman" w:cs="Times New Roman"/>
-                      <w:kern w:val="0"/>
-                      <w:sz w:val="24"/>
-                      <w:szCs w:val="24"/>
-                      <w:lang w:eastAsia="en-IN"/>
-                      <w14:ligatures w14:val="none"/>
-                    </w:rPr>
-                    <w:t xml:space="preserve">Pass inputs/options into a </w:t>
-                  </w:r>
-                  <w:r>
-                    <w:rPr>
-                      <w:rFonts w:ascii="Courier New" w:eastAsia="Times New Roman" w:hAnsi="Courier New" w:cs="Courier New"/>
-                      <w:kern w:val="0"/>
-                      <w:sz w:val="20"/>
-                      <w:szCs w:val="20"/>
-                      <w:lang w:eastAsia="en-IN"/>
-                      <w14:ligatures w14:val="none"/>
-                    </w:rPr>
-                    <w:t>uses</w:t>
-                  </w:r>
-                  <w:r>
-                    <w:rPr>
-                      <w:rFonts w:ascii="Times New Roman" w:eastAsia="Times New Roman" w:hAnsi="Times New Roman" w:cs="Times New Roman"/>
-                      <w:kern w:val="0"/>
-                      <w:sz w:val="24"/>
-                      <w:szCs w:val="24"/>
-                      <w:lang w:eastAsia="en-IN"/>
-                      <w14:ligatures w14:val="none"/>
-                    </w:rPr>
-                    <w:t xml:space="preserve"> action</w:t>
-                  </w:r>
-                </w:p>
-              </w:tc>
-            </w:tr>
-            <w:tr>
-              <w:trPr>
-                <w:tblCellSpacing w:w="15" w:type="dxa"/>
-              </w:trPr>
-              <w:tc>
-                <w:tcPr>
-                  <w:tcW w:w="0" w:type="auto"/>
-                  <w:vAlign w:val="center"/>
-                  <w:hideMark/>
-                </w:tcPr>
-                <w:p>
-                  <w:pPr>
-                    <w:spacing w:after="0" w:line="240" w:lineRule="auto"/>
-                    <w:rPr>
-                      <w:rFonts w:ascii="Times New Roman" w:eastAsia="Times New Roman" w:hAnsi="Times New Roman" w:cs="Times New Roman"/>
-                      <w:kern w:val="0"/>
-                      <w:sz w:val="24"/>
-                      <w:szCs w:val="24"/>
-                      <w:lang w:eastAsia="en-IN"/>
-                      <w14:ligatures w14:val="none"/>
-                    </w:rPr>
-                  </w:pPr>
-                  <w:r>
-                    <w:rPr>
-                      <w:rFonts w:ascii="Courier New" w:eastAsia="Times New Roman" w:hAnsi="Courier New" w:cs="Courier New"/>
-                      <w:kern w:val="0"/>
-                      <w:sz w:val="20"/>
-                      <w:szCs w:val="20"/>
-                      <w:lang w:eastAsia="en-IN"/>
-                      <w14:ligatures w14:val="none"/>
-                    </w:rPr>
-                    <w:t>run:</w:t>
-                  </w:r>
-                </w:p>
-              </w:tc>
-              <w:tc>
-                <w:tcPr>
-                  <w:tcW w:w="0" w:type="auto"/>
-                  <w:vAlign w:val="center"/>
-                  <w:hideMark/>
-                </w:tcPr>
-                <w:p>
-                  <w:pPr>
-                    <w:spacing w:after="0" w:line="240" w:lineRule="auto"/>
-                    <w:rPr>
-                      <w:rFonts w:ascii="Times New Roman" w:eastAsia="Times New Roman" w:hAnsi="Times New Roman" w:cs="Times New Roman"/>
-                      <w:kern w:val="0"/>
-                      <w:sz w:val="24"/>
-                      <w:szCs w:val="24"/>
-                      <w:lang w:eastAsia="en-IN"/>
-                      <w14:ligatures w14:val="none"/>
-                    </w:rPr>
-                  </w:pPr>
-                  <w:r>
-                    <w:rPr>
-                      <w:rFonts w:ascii="Times New Roman" w:eastAsia="Times New Roman" w:hAnsi="Times New Roman" w:cs="Times New Roman"/>
-                      <w:kern w:val="0"/>
-                      <w:sz w:val="24"/>
-                      <w:szCs w:val="24"/>
-                      <w:lang w:eastAsia="en-IN"/>
-                      <w14:ligatures w14:val="none"/>
-                    </w:rPr>
-                    <w:t>Run a raw shell command</w:t>
-                  </w:r>
-                </w:p>
-              </w:tc>
-            </w:tr>
-            <w:tr>
-              <w:trPr>
-                <w:tblCellSpacing w:w="15" w:type="dxa"/>
-              </w:trPr>
-              <w:tc>
-                <w:tcPr>
-                  <w:tcW w:w="0" w:type="auto"/>
-                  <w:vAlign w:val="center"/>
-                  <w:hideMark/>
-                </w:tcPr>
-                <w:p>
-                  <w:pPr>
-                    <w:spacing w:after="0" w:line="240" w:lineRule="auto"/>
-                    <w:rPr>
-                      <w:rFonts w:ascii="Times New Roman" w:eastAsia="Times New Roman" w:hAnsi="Times New Roman" w:cs="Times New Roman"/>
-                      <w:kern w:val="0"/>
-                      <w:sz w:val="24"/>
-                      <w:szCs w:val="24"/>
-                      <w:lang w:eastAsia="en-IN"/>
-                      <w14:ligatures w14:val="none"/>
-                    </w:rPr>
-                  </w:pPr>
-                  <w:r>
-                    <w:rPr>
-                      <w:rFonts w:ascii="Courier New" w:eastAsia="Times New Roman" w:hAnsi="Courier New" w:cs="Courier New"/>
-                      <w:kern w:val="0"/>
-                      <w:sz w:val="20"/>
-                      <w:szCs w:val="20"/>
-                      <w:lang w:eastAsia="en-IN"/>
-                      <w14:ligatures w14:val="none"/>
-                    </w:rPr>
-                    <w:t>secrets.XYZ</w:t>
-                  </w:r>
-                </w:p>
-              </w:tc>
-              <w:tc>
-                <w:tcPr>
-                  <w:tcW w:w="0" w:type="auto"/>
-                  <w:vAlign w:val="center"/>
-                  <w:hideMark/>
-                </w:tcPr>
-                <w:p>
-                  <w:pPr>
-                    <w:spacing w:after="0" w:line="240" w:lineRule="auto"/>
-                    <w:rPr>
-                      <w:rFonts w:ascii="Times New Roman" w:eastAsia="Times New Roman" w:hAnsi="Times New Roman" w:cs="Times New Roman"/>
-                      <w:kern w:val="0"/>
-                      <w:sz w:val="24"/>
-                      <w:szCs w:val="24"/>
-                      <w:lang w:eastAsia="en-IN"/>
-                      <w14:ligatures w14:val="none"/>
-                    </w:rPr>
-                  </w:pPr>
-                  <w:r>
-                    <w:rPr>
-                      <w:rFonts w:ascii="Times New Roman" w:eastAsia="Times New Roman" w:hAnsi="Times New Roman" w:cs="Times New Roman"/>
-                      <w:kern w:val="0"/>
-                      <w:sz w:val="24"/>
-                      <w:szCs w:val="24"/>
-                      <w:lang w:eastAsia="en-IN"/>
-                      <w14:ligatures w14:val="none"/>
-                    </w:rPr>
-                    <w:t>Encrypted secret stored in GitHub settings</w:t>
-                  </w:r>
-                </w:p>
-              </w:tc>
-            </w:tr>
-            <w:tr>
-              <w:trPr>
-                <w:tblCellSpacing w:w="15" w:type="dxa"/>
-              </w:trPr>
-              <w:tc>
-                <w:tcPr>
-                  <w:tcW w:w="0" w:type="auto"/>
-                  <w:vAlign w:val="center"/>
-                  <w:hideMark/>
-                </w:tcPr>
-                <w:p>
-                  <w:pPr>
-                    <w:spacing w:after="0" w:line="240" w:lineRule="auto"/>
-                    <w:rPr>
-                      <w:rFonts w:ascii="Times New Roman" w:eastAsia="Times New Roman" w:hAnsi="Times New Roman" w:cs="Times New Roman"/>
-                      <w:kern w:val="0"/>
-                      <w:sz w:val="24"/>
-                      <w:szCs w:val="24"/>
-                      <w:lang w:eastAsia="en-IN"/>
-                      <w14:ligatures w14:val="none"/>
-                    </w:rPr>
-                  </w:pPr>
-                  <w:r>
-                    <w:rPr>
-                      <w:rFonts w:ascii="Courier New" w:eastAsia="Times New Roman" w:hAnsi="Courier New" w:cs="Courier New"/>
-                      <w:kern w:val="0"/>
-                      <w:sz w:val="20"/>
-                      <w:szCs w:val="20"/>
-                      <w:lang w:eastAsia="en-IN"/>
-                      <w14:ligatures w14:val="none"/>
-                    </w:rPr>
-                    <w:t>github.sha</w:t>
-                  </w:r>
-                </w:p>
-              </w:tc>
-              <w:tc>
-                <w:tcPr>
-                  <w:tcW w:w="0" w:type="auto"/>
-                  <w:vAlign w:val="center"/>
-                  <w:hideMark/>
-                </w:tcPr>
-                <w:p>
-                  <w:pPr>
-                    <w:spacing w:after="0" w:line="240" w:lineRule="auto"/>
-                    <w:rPr>
-                      <w:rFonts w:ascii="Times New Roman" w:eastAsia="Times New Roman" w:hAnsi="Times New Roman" w:cs="Times New Roman"/>
-                      <w:kern w:val="0"/>
-                      <w:sz w:val="24"/>
-                      <w:szCs w:val="24"/>
-                      <w:lang w:eastAsia="en-IN"/>
-                      <w14:ligatures w14:val="none"/>
-                    </w:rPr>
-                  </w:pPr>
-                  <w:r>
-                    <w:rPr>
-                      <w:rFonts w:ascii="Times New Roman" w:eastAsia="Times New Roman" w:hAnsi="Times New Roman" w:cs="Times New Roman"/>
-                      <w:kern w:val="0"/>
-                      <w:sz w:val="24"/>
-                      <w:szCs w:val="24"/>
-                      <w:lang w:eastAsia="en-IN"/>
-                      <w14:ligatures w14:val="none"/>
-                    </w:rPr>
-                    <w:t>The commit hash of the current push</w:t>
-                  </w:r>
-                </w:p>
-              </w:tc>
-            </w:tr>
-            <w:tr>
-              <w:trPr>
-                <w:tblCellSpacing w:w="15" w:type="dxa"/>
-              </w:trPr>
-              <w:tc>
-                <w:tcPr>
-                  <w:tcW w:w="0" w:type="auto"/>
-                  <w:vAlign w:val="center"/>
-                  <w:hideMark/>
-                </w:tcPr>
-                <w:p>
-                  <w:pPr>
-                    <w:spacing w:after="0" w:line="240" w:lineRule="auto"/>
-                    <w:rPr>
-                      <w:rFonts w:ascii="Times New Roman" w:eastAsia="Times New Roman" w:hAnsi="Times New Roman" w:cs="Times New Roman"/>
-                      <w:kern w:val="0"/>
-                      <w:sz w:val="24"/>
-                      <w:szCs w:val="24"/>
-                      <w:lang w:eastAsia="en-IN"/>
-                      <w14:ligatures w14:val="none"/>
-                    </w:rPr>
-                  </w:pPr>
-                  <w:r>
-                    <w:rPr>
-                      <w:rFonts w:ascii="Courier New" w:eastAsia="Times New Roman" w:hAnsi="Courier New" w:cs="Courier New"/>
-                      <w:kern w:val="0"/>
-                      <w:sz w:val="20"/>
-                      <w:szCs w:val="20"/>
-                      <w:lang w:eastAsia="en-IN"/>
-                      <w14:ligatures w14:val="none"/>
-                    </w:rPr>
-                    <w:t>github.ref</w:t>
-                  </w:r>
-                </w:p>
-              </w:tc>
-              <w:tc>
-                <w:tcPr>
-                  <w:tcW w:w="0" w:type="auto"/>
-                  <w:vAlign w:val="center"/>
-                  <w:hideMark/>
-                </w:tcPr>
-                <w:p>
-                  <w:pPr>
-                    <w:spacing w:after="0" w:line="240" w:lineRule="auto"/>
-                    <w:rPr>
-                      <w:rFonts w:ascii="Times New Roman" w:eastAsia="Times New Roman" w:hAnsi="Times New Roman" w:cs="Times New Roman"/>
-                      <w:kern w:val="0"/>
-                      <w:sz w:val="24"/>
-                      <w:szCs w:val="24"/>
-                      <w:lang w:eastAsia="en-IN"/>
-                      <w14:ligatures w14:val="none"/>
-                    </w:rPr>
-                  </w:pPr>
-                  <w:r>
-                    <w:rPr>
-                      <w:rFonts w:ascii="Times New Roman" w:eastAsia="Times New Roman" w:hAnsi="Times New Roman" w:cs="Times New Roman"/>
-                      <w:kern w:val="0"/>
-                      <w:sz w:val="24"/>
-                      <w:szCs w:val="24"/>
-                      <w:lang w:eastAsia="en-IN"/>
-                      <w14:ligatures w14:val="none"/>
-                    </w:rPr>
-                    <w:t>The branch/tag that triggered the run</w:t>
-                  </w:r>
-                </w:p>
-              </w:tc>
-            </w:tr>
-            <w:tr>
-              <w:trPr>
-                <w:tblCellSpacing w:w="15" w:type="dxa"/>
-              </w:trPr>
-              <w:tc>
-                <w:tcPr>
-                  <w:tcW w:w="0" w:type="auto"/>
-                  <w:vAlign w:val="center"/>
-                  <w:hideMark/>
-                </w:tcPr>
-                <w:p>
-                  <w:pPr>
-                    <w:spacing w:after="0" w:line="240" w:lineRule="auto"/>
-                    <w:rPr>
-                      <w:rFonts w:ascii="Times New Roman" w:eastAsia="Times New Roman" w:hAnsi="Times New Roman" w:cs="Times New Roman"/>
-                      <w:kern w:val="0"/>
-                      <w:sz w:val="24"/>
-                      <w:szCs w:val="24"/>
-                      <w:lang w:eastAsia="en-IN"/>
-                      <w14:ligatures w14:val="none"/>
-                    </w:rPr>
-                  </w:pPr>
-                  <w:r>
-                    <w:rPr>
-                      <w:rFonts w:ascii="Courier New" w:eastAsia="Times New Roman" w:hAnsi="Courier New" w:cs="Courier New"/>
-                      <w:kern w:val="0"/>
-                      <w:sz w:val="20"/>
-                      <w:szCs w:val="20"/>
-                      <w:lang w:eastAsia="en-IN"/>
-                      <w14:ligatures w14:val="none"/>
-                    </w:rPr>
-                    <w:t>actions/checkout@v4</w:t>
-                  </w:r>
-                </w:p>
-              </w:tc>
-              <w:tc>
-                <w:tcPr>
-                  <w:tcW w:w="0" w:type="auto"/>
-                  <w:vAlign w:val="center"/>
-                  <w:hideMark/>
-                </w:tcPr>
-                <w:p>
-                  <w:pPr>
-                    <w:spacing w:after="0" w:line="240" w:lineRule="auto"/>
-                    <w:rPr>
-                      <w:rFonts w:ascii="Times New Roman" w:eastAsia="Times New Roman" w:hAnsi="Times New Roman" w:cs="Times New Roman"/>
-                      <w:kern w:val="0"/>
-                      <w:sz w:val="24"/>
-                      <w:szCs w:val="24"/>
-                      <w:lang w:eastAsia="en-IN"/>
-                      <w14:ligatures w14:val="none"/>
-                    </w:rPr>
-                  </w:pPr>
-                  <w:r>
-                    <w:rPr>
-                      <w:rFonts w:ascii="Times New Roman" w:eastAsia="Times New Roman" w:hAnsi="Times New Roman" w:cs="Times New Roman"/>
-                      <w:kern w:val="0"/>
-                      <w:sz w:val="24"/>
-                      <w:szCs w:val="24"/>
-                      <w:lang w:eastAsia="en-IN"/>
-                      <w14:ligatures w14:val="none"/>
-                    </w:rPr>
-                    <w:t>Official action to clone your repo onto the runner</w:t>
-                  </w:r>
-                </w:p>
-              </w:tc>
-            </w:tr>
-            <w:tr>
-              <w:trPr>
-                <w:tblCellSpacing w:w="15" w:type="dxa"/>
-              </w:trPr>
-              <w:tc>
-                <w:tcPr>
-                  <w:tcW w:w="0" w:type="auto"/>
-                  <w:vAlign w:val="center"/>
-                  <w:hideMark/>
-                </w:tcPr>
-                <w:p>
-                  <w:pPr>
-                    <w:spacing w:after="0" w:line="240" w:lineRule="auto"/>
-                    <w:rPr>
-                      <w:rFonts w:ascii="Times New Roman" w:eastAsia="Times New Roman" w:hAnsi="Times New Roman" w:cs="Times New Roman"/>
-                      <w:kern w:val="0"/>
-                      <w:sz w:val="24"/>
-                      <w:szCs w:val="24"/>
-                      <w:lang w:eastAsia="en-IN"/>
-                      <w14:ligatures w14:val="none"/>
-                    </w:rPr>
-                  </w:pPr>
-                  <w:r>
-                    <w:rPr>
-                      <w:rFonts w:ascii="Courier New" w:eastAsia="Times New Roman" w:hAnsi="Courier New" w:cs="Courier New"/>
-                      <w:kern w:val="0"/>
-                      <w:sz w:val="20"/>
-                      <w:szCs w:val="20"/>
-                      <w:lang w:eastAsia="en-IN"/>
-                      <w14:ligatures w14:val="none"/>
-                    </w:rPr>
-                    <w:t>upload-artifact</w:t>
-                  </w:r>
-                  <w:r>
-                    <w:rPr>
-                      <w:rFonts w:ascii="Times New Roman" w:eastAsia="Times New Roman" w:hAnsi="Times New Roman" w:cs="Times New Roman"/>
-                      <w:kern w:val="0"/>
-                      <w:sz w:val="24"/>
-                      <w:szCs w:val="24"/>
-                      <w:lang w:eastAsia="en-IN"/>
-                      <w14:ligatures w14:val="none"/>
-                    </w:rPr>
-                    <w:t xml:space="preserve"> / </w:t>
-                  </w:r>
-                  <w:r>
-                    <w:rPr>
-                      <w:rFonts w:ascii="Courier New" w:eastAsia="Times New Roman" w:hAnsi="Courier New" w:cs="Courier New"/>
-                      <w:kern w:val="0"/>
-                      <w:sz w:val="20"/>
-                      <w:szCs w:val="20"/>
-                      <w:lang w:eastAsia="en-IN"/>
-                      <w14:ligatures w14:val="none"/>
-                    </w:rPr>
-                    <w:t>download-artifact</w:t>
-                  </w:r>
-                </w:p>
-              </w:tc>
-              <w:tc>
-                <w:tcPr>
-                  <w:tcW w:w="0" w:type="auto"/>
-                  <w:vAlign w:val="center"/>
-                  <w:hideMark/>
-                </w:tcPr>
-                <w:p>
-                  <w:pPr>
-                    <w:spacing w:after="0" w:line="240" w:lineRule="auto"/>
-                    <w:rPr>
-                      <w:rFonts w:ascii="Times New Roman" w:eastAsia="Times New Roman" w:hAnsi="Times New Roman" w:cs="Times New Roman"/>
-                      <w:kern w:val="0"/>
-                      <w:sz w:val="24"/>
-                      <w:szCs w:val="24"/>
-                      <w:lang w:eastAsia="en-IN"/>
-                      <w14:ligatures w14:val="none"/>
-                    </w:rPr>
-                  </w:pPr>
-                  <w:r>
-                    <w:rPr>
-                      <w:rFonts w:ascii="Times New Roman" w:eastAsia="Times New Roman" w:hAnsi="Times New Roman" w:cs="Times New Roman"/>
-                      <w:kern w:val="0"/>
-                      <w:sz w:val="24"/>
-                      <w:szCs w:val="24"/>
-                      <w:lang w:eastAsia="en-IN"/>
-                      <w14:ligatures w14:val="none"/>
-                    </w:rPr>
-                    <w:t>Pass files between jobs</w:t>
-                  </w:r>
-                </w:p>
-              </w:tc>
-            </w:tr>
-            <w:tr>
-              <w:trPr>
-                <w:tblCellSpacing w:w="15" w:type="dxa"/>
-              </w:trPr>
-              <w:tc>
-                <w:tcPr>
-                  <w:tcW w:w="0" w:type="auto"/>
-                  <w:vAlign w:val="center"/>
-                  <w:hideMark/>
-                </w:tcPr>
-                <w:p>
-                  <w:pPr>
-                    <w:spacing w:after="0" w:line="240" w:lineRule="auto"/>
-                    <w:rPr>
-                      <w:rFonts w:ascii="Times New Roman" w:eastAsia="Times New Roman" w:hAnsi="Times New Roman" w:cs="Times New Roman"/>
-                      <w:kern w:val="0"/>
-                      <w:sz w:val="24"/>
-                      <w:szCs w:val="24"/>
-                      <w:lang w:eastAsia="en-IN"/>
-                      <w14:ligatures w14:val="none"/>
-                    </w:rPr>
-                  </w:pPr>
-                  <w:r>
-                    <w:rPr>
-                      <w:rFonts w:ascii="Courier New" w:eastAsia="Times New Roman" w:hAnsi="Courier New" w:cs="Courier New"/>
-                      <w:kern w:val="0"/>
-                      <w:sz w:val="20"/>
-                      <w:szCs w:val="20"/>
-                      <w:lang w:eastAsia="en-IN"/>
-                      <w14:ligatures w14:val="none"/>
-                    </w:rPr>
-                    <w:t>environment:</w:t>
-                  </w:r>
-                </w:p>
-              </w:tc>
-              <w:tc>
-                <w:tcPr>
-                  <w:tcW w:w="0" w:type="auto"/>
-                  <w:vAlign w:val="center"/>
-                  <w:hideMark/>
-                </w:tcPr>
-                <w:p>
-                  <w:pPr>
-                    <w:spacing w:after="0" w:line="240" w:lineRule="auto"/>
-                    <w:rPr>
-                      <w:rFonts w:ascii="Times New Roman" w:eastAsia="Times New Roman" w:hAnsi="Times New Roman" w:cs="Times New Roman"/>
-                      <w:kern w:val="0"/>
-                      <w:sz w:val="24"/>
-                      <w:szCs w:val="24"/>
-                      <w:lang w:eastAsia="en-IN"/>
-                      <w14:ligatures w14:val="none"/>
-                    </w:rPr>
-                  </w:pPr>
-                  <w:r>
-                    <w:rPr>
-                      <w:rFonts w:ascii="Times New Roman" w:eastAsia="Times New Roman" w:hAnsi="Times New Roman" w:cs="Times New Roman"/>
-                      <w:kern w:val="0"/>
-                      <w:sz w:val="24"/>
-                      <w:szCs w:val="24"/>
-                      <w:lang w:eastAsia="en-IN"/>
-                      <w14:ligatures w14:val="none"/>
-                    </w:rPr>
-                    <w:t>Ties the job to a deployment environment with optional approval gates</w:t>
-                  </w:r>
-                </w:p>
-              </w:tc>
-            </w:tr>
-          </w:tbl>
-          <w:p/>
+          <w:p>
+            <w:pPr>
+              <w:rPr>
+                <w:rFonts w:ascii="Times New Roman" w:eastAsia="Times New Roman" w:hAnsi="Times New Roman" w:cs="Times New Roman"/>
+                <w:b/>
+                <w:bCs/>
+                <w:kern w:val="0"/>
+                <w:sz w:val="24"/>
+                <w:szCs w:val="24"/>
+                <w:lang w:eastAsia="en-IN"/>
+                <w14:ligatures w14:val="none"/>
+              </w:rPr>
+            </w:pPr>
+            <w:r>
+              <w:rPr>
+                <w:rFonts w:ascii="Times New Roman" w:eastAsia="Times New Roman" w:hAnsi="Times New Roman" w:cs="Times New Roman"/>
+                <w:b/>
+                <w:bCs/>
+                <w:kern w:val="0"/>
+                <w:sz w:val="24"/>
+                <w:szCs w:val="24"/>
+                <w:lang w:eastAsia="en-IN"/>
+                <w14:ligatures w14:val="none"/>
+              </w:rPr>
+              <w:t>Keyword</w:t>
+            </w:r>
+          </w:p>
+        </w:tc>
+        <w:tc>
+          <w:tcPr>
+            <w:tcW w:w="6900" w:type="dxa"/>
+            <w:noWrap/>
+            <w:hideMark/>
+          </w:tcPr>
+          <w:p>
+            <w:pPr>
+              <w:rPr>
+                <w:rFonts w:ascii="Times New Roman" w:eastAsia="Times New Roman" w:hAnsi="Times New Roman" w:cs="Times New Roman"/>
+                <w:b/>
+                <w:bCs/>
+                <w:kern w:val="0"/>
+                <w:sz w:val="24"/>
+                <w:szCs w:val="24"/>
+                <w:lang w:eastAsia="en-IN"/>
+                <w14:ligatures w14:val="none"/>
+              </w:rPr>
+            </w:pPr>
+            <w:r>
+              <w:rPr>
+                <w:rFonts w:ascii="Times New Roman" w:eastAsia="Times New Roman" w:hAnsi="Times New Roman" w:cs="Times New Roman"/>
+                <w:b/>
+                <w:bCs/>
+                <w:kern w:val="0"/>
+                <w:sz w:val="24"/>
+                <w:szCs w:val="24"/>
+                <w:lang w:eastAsia="en-IN"/>
+                <w14:ligatures w14:val="none"/>
+              </w:rPr>
+              <w:t>What it means</w:t>
+            </w:r>
+          </w:p>
+        </w:tc>
+      </w:tr>
+      <w:tr>
+        <w:trPr>
+          <w:trHeight w:val="300"/>
+        </w:trPr>
+        <w:tc>
+          <w:tcPr>
+            <w:tcW w:w="3400" w:type="dxa"/>
+            <w:noWrap/>
+            <w:hideMark/>
+          </w:tcPr>
+          <w:p>
+            <w:pPr>
+              <w:rPr>
+                <w:rFonts w:ascii="Times New Roman" w:eastAsia="Times New Roman" w:hAnsi="Times New Roman" w:cs="Times New Roman"/>
+                <w:kern w:val="0"/>
+                <w:sz w:val="24"/>
+                <w:szCs w:val="24"/>
+                <w:lang w:eastAsia="en-IN"/>
+                <w14:ligatures w14:val="none"/>
+              </w:rPr>
+            </w:pPr>
+            <w:r>
+              <w:rPr>
+                <w:rFonts w:ascii="Times New Roman" w:eastAsia="Times New Roman" w:hAnsi="Times New Roman" w:cs="Times New Roman"/>
+                <w:kern w:val="0"/>
+                <w:sz w:val="24"/>
+                <w:szCs w:val="24"/>
+                <w:lang w:eastAsia="en-IN"/>
+                <w14:ligatures w14:val="none"/>
+              </w:rPr>
+              <w:t>name:</w:t>
+            </w:r>
+          </w:p>
+        </w:tc>
+        <w:tc>
+          <w:tcPr>
+            <w:tcW w:w="6900" w:type="dxa"/>
+            <w:noWrap/>
+            <w:hideMark/>
+          </w:tcPr>
+          <w:p>
+            <w:pPr>
+              <w:rPr>
+                <w:rFonts w:ascii="Times New Roman" w:eastAsia="Times New Roman" w:hAnsi="Times New Roman" w:cs="Times New Roman"/>
+                <w:kern w:val="0"/>
+                <w:sz w:val="24"/>
+                <w:szCs w:val="24"/>
+                <w:lang w:eastAsia="en-IN"/>
+                <w14:ligatures w14:val="none"/>
+              </w:rPr>
+            </w:pPr>
+            <w:r>
+              <w:rPr>
+                <w:rFonts w:ascii="Times New Roman" w:eastAsia="Times New Roman" w:hAnsi="Times New Roman" w:cs="Times New Roman"/>
+                <w:kern w:val="0"/>
+                <w:sz w:val="24"/>
+                <w:szCs w:val="24"/>
+                <w:lang w:eastAsia="en-IN"/>
+                <w14:ligatures w14:val="none"/>
+              </w:rPr>
+              <w:t>Label shown in GitHub UI — can be anything</w:t>
+            </w:r>
+          </w:p>
+        </w:tc>
+      </w:tr>
+      <w:tr>
+        <w:trPr>
+          <w:trHeight w:val="300"/>
+        </w:trPr>
+        <w:tc>
+          <w:tcPr>
+            <w:tcW w:w="3400" w:type="dxa"/>
+            <w:noWrap/>
+            <w:hideMark/>
+          </w:tcPr>
+          <w:p>
+            <w:pPr>
+              <w:rPr>
+                <w:rFonts w:ascii="Times New Roman" w:eastAsia="Times New Roman" w:hAnsi="Times New Roman" w:cs="Times New Roman"/>
+                <w:kern w:val="0"/>
+                <w:sz w:val="24"/>
+                <w:szCs w:val="24"/>
+                <w:lang w:eastAsia="en-IN"/>
+                <w14:ligatures w14:val="none"/>
+              </w:rPr>
+            </w:pPr>
+            <w:r>
+              <w:rPr>
+                <w:rFonts w:ascii="Times New Roman" w:eastAsia="Times New Roman" w:hAnsi="Times New Roman" w:cs="Times New Roman"/>
+                <w:kern w:val="0"/>
+                <w:sz w:val="24"/>
+                <w:szCs w:val="24"/>
+                <w:lang w:eastAsia="en-IN"/>
+                <w14:ligatures w14:val="none"/>
+              </w:rPr>
+              <w:t>on:</w:t>
+            </w:r>
+          </w:p>
+        </w:tc>
+        <w:tc>
+          <w:tcPr>
+            <w:tcW w:w="6900" w:type="dxa"/>
+            <w:noWrap/>
+            <w:hideMark/>
+          </w:tcPr>
+          <w:p>
+            <w:pPr>
+              <w:rPr>
+                <w:rFonts w:ascii="Times New Roman" w:eastAsia="Times New Roman" w:hAnsi="Times New Roman" w:cs="Times New Roman"/>
+                <w:kern w:val="0"/>
+                <w:sz w:val="24"/>
+                <w:szCs w:val="24"/>
+                <w:lang w:eastAsia="en-IN"/>
+                <w14:ligatures w14:val="none"/>
+              </w:rPr>
+            </w:pPr>
+            <w:r>
+              <w:rPr>
+                <w:rFonts w:ascii="Times New Roman" w:eastAsia="Times New Roman" w:hAnsi="Times New Roman" w:cs="Times New Roman"/>
+                <w:kern w:val="0"/>
+                <w:sz w:val="24"/>
+                <w:szCs w:val="24"/>
+                <w:lang w:eastAsia="en-IN"/>
+                <w14:ligatures w14:val="none"/>
+              </w:rPr>
+              <w:t>When the workflow fires (the trigger)</w:t>
+            </w:r>
+          </w:p>
+        </w:tc>
+      </w:tr>
+      <w:tr>
+        <w:trPr>
+          <w:trHeight w:val="300"/>
+        </w:trPr>
+        <w:tc>
+          <w:tcPr>
+            <w:tcW w:w="3400" w:type="dxa"/>
+            <w:noWrap/>
+            <w:hideMark/>
+          </w:tcPr>
+          <w:p>
+            <w:pPr>
+              <w:rPr>
+                <w:rFonts w:ascii="Times New Roman" w:eastAsia="Times New Roman" w:hAnsi="Times New Roman" w:cs="Times New Roman"/>
+                <w:kern w:val="0"/>
+                <w:sz w:val="24"/>
+                <w:szCs w:val="24"/>
+                <w:lang w:eastAsia="en-IN"/>
+                <w14:ligatures w14:val="none"/>
+              </w:rPr>
+            </w:pPr>
+            <w:r>
+              <w:rPr>
+                <w:rFonts w:ascii="Times New Roman" w:eastAsia="Times New Roman" w:hAnsi="Times New Roman" w:cs="Times New Roman"/>
+                <w:kern w:val="0"/>
+                <w:sz w:val="24"/>
+                <w:szCs w:val="24"/>
+                <w:lang w:eastAsia="en-IN"/>
+                <w14:ligatures w14:val="none"/>
+              </w:rPr>
+              <w:t>push:</w:t>
+            </w:r>
+          </w:p>
+        </w:tc>
+        <w:tc>
+          <w:tcPr>
+            <w:tcW w:w="6900" w:type="dxa"/>
+            <w:noWrap/>
+            <w:hideMark/>
+          </w:tcPr>
+          <w:p>
+            <w:pPr>
+              <w:rPr>
+                <w:rFonts w:ascii="Times New Roman" w:eastAsia="Times New Roman" w:hAnsi="Times New Roman" w:cs="Times New Roman"/>
+                <w:kern w:val="0"/>
+                <w:sz w:val="24"/>
+                <w:szCs w:val="24"/>
+                <w:lang w:eastAsia="en-IN"/>
+                <w14:ligatures w14:val="none"/>
+              </w:rPr>
+            </w:pPr>
+            <w:r>
+              <w:rPr>
+                <w:rFonts w:ascii="Times New Roman" w:eastAsia="Times New Roman" w:hAnsi="Times New Roman" w:cs="Times New Roman"/>
+                <w:kern w:val="0"/>
+                <w:sz w:val="24"/>
+                <w:szCs w:val="24"/>
+                <w:lang w:eastAsia="en-IN"/>
+                <w14:ligatures w14:val="none"/>
+              </w:rPr>
+              <w:t>Fires when someone runs git push</w:t>
+            </w:r>
+          </w:p>
+        </w:tc>
+      </w:tr>
+      <w:tr>
+        <w:trPr>
+          <w:trHeight w:val="300"/>
+        </w:trPr>
+        <w:tc>
+          <w:tcPr>
+            <w:tcW w:w="3400" w:type="dxa"/>
+            <w:noWrap/>
+            <w:hideMark/>
+          </w:tcPr>
+          <w:p>
+            <w:pPr>
+              <w:rPr>
+                <w:rFonts w:ascii="Times New Roman" w:eastAsia="Times New Roman" w:hAnsi="Times New Roman" w:cs="Times New Roman"/>
+                <w:kern w:val="0"/>
+                <w:sz w:val="24"/>
+                <w:szCs w:val="24"/>
+                <w:lang w:eastAsia="en-IN"/>
+                <w14:ligatures w14:val="none"/>
+              </w:rPr>
+            </w:pPr>
+            <w:proofErr w:type="spellStart"/>
+            <w:r>
+              <w:rPr>
+                <w:rFonts w:ascii="Times New Roman" w:eastAsia="Times New Roman" w:hAnsi="Times New Roman" w:cs="Times New Roman"/>
+                <w:kern w:val="0"/>
+                <w:sz w:val="24"/>
+                <w:szCs w:val="24"/>
+                <w:lang w:eastAsia="en-IN"/>
+                <w14:ligatures w14:val="none"/>
+              </w:rPr>
+              <w:t>pull_request</w:t>
+            </w:r>
+            <w:proofErr w:type="spellEnd"/>
+            <w:r>
+              <w:rPr>
+                <w:rFonts w:ascii="Times New Roman" w:eastAsia="Times New Roman" w:hAnsi="Times New Roman" w:cs="Times New Roman"/>
+                <w:kern w:val="0"/>
+                <w:sz w:val="24"/>
+                <w:szCs w:val="24"/>
+                <w:lang w:eastAsia="en-IN"/>
+                <w14:ligatures w14:val="none"/>
+              </w:rPr>
+              <w:t>:</w:t>
+            </w:r>
+          </w:p>
+        </w:tc>
+        <w:tc>
+          <w:tcPr>
+            <w:tcW w:w="6900" w:type="dxa"/>
+            <w:noWrap/>
+            <w:hideMark/>
+          </w:tcPr>
+          <w:p>
+            <w:pPr>
+              <w:rPr>
+                <w:rFonts w:ascii="Times New Roman" w:eastAsia="Times New Roman" w:hAnsi="Times New Roman" w:cs="Times New Roman"/>
+                <w:kern w:val="0"/>
+                <w:sz w:val="24"/>
+                <w:szCs w:val="24"/>
+                <w:lang w:eastAsia="en-IN"/>
+                <w14:ligatures w14:val="none"/>
+              </w:rPr>
+            </w:pPr>
+            <w:r>
+              <w:rPr>
+                <w:rFonts w:ascii="Times New Roman" w:eastAsia="Times New Roman" w:hAnsi="Times New Roman" w:cs="Times New Roman"/>
+                <w:kern w:val="0"/>
+                <w:sz w:val="24"/>
+                <w:szCs w:val="24"/>
+                <w:lang w:eastAsia="en-IN"/>
+                <w14:ligatures w14:val="none"/>
+              </w:rPr>
+              <w:t>Fires when a PR is opened/updated</w:t>
+            </w:r>
+          </w:p>
+        </w:tc>
+      </w:tr>
+      <w:tr>
+        <w:trPr>
+          <w:trHeight w:val="300"/>
+        </w:trPr>
+        <w:tc>
+          <w:tcPr>
+            <w:tcW w:w="3400" w:type="dxa"/>
+            <w:noWrap/>
+            <w:hideMark/>
+          </w:tcPr>
+          <w:p>
+            <w:pPr>
+              <w:rPr>
+                <w:rFonts w:ascii="Times New Roman" w:eastAsia="Times New Roman" w:hAnsi="Times New Roman" w:cs="Times New Roman"/>
+                <w:kern w:val="0"/>
+                <w:sz w:val="24"/>
+                <w:szCs w:val="24"/>
+                <w:lang w:eastAsia="en-IN"/>
+                <w14:ligatures w14:val="none"/>
+              </w:rPr>
+            </w:pPr>
+            <w:proofErr w:type="spellStart"/>
+            <w:r>
+              <w:rPr>
+                <w:rFonts w:ascii="Times New Roman" w:eastAsia="Times New Roman" w:hAnsi="Times New Roman" w:cs="Times New Roman"/>
+                <w:kern w:val="0"/>
+                <w:sz w:val="24"/>
+                <w:szCs w:val="24"/>
+                <w:lang w:eastAsia="en-IN"/>
+                <w14:ligatures w14:val="none"/>
+              </w:rPr>
+              <w:t>workflow_dispatch</w:t>
+            </w:r>
+            <w:proofErr w:type="spellEnd"/>
+            <w:r>
+              <w:rPr>
+                <w:rFonts w:ascii="Times New Roman" w:eastAsia="Times New Roman" w:hAnsi="Times New Roman" w:cs="Times New Roman"/>
+                <w:kern w:val="0"/>
+                <w:sz w:val="24"/>
+                <w:szCs w:val="24"/>
+                <w:lang w:eastAsia="en-IN"/>
+                <w14:ligatures w14:val="none"/>
+              </w:rPr>
+              <w:t>:</w:t>
+            </w:r>
+          </w:p>
+        </w:tc>
+        <w:tc>
+          <w:tcPr>
+            <w:tcW w:w="6900" w:type="dxa"/>
+            <w:noWrap/>
+            <w:hideMark/>
+          </w:tcPr>
+          <w:p>
+            <w:pPr>
+              <w:rPr>
+                <w:rFonts w:ascii="Times New Roman" w:eastAsia="Times New Roman" w:hAnsi="Times New Roman" w:cs="Times New Roman"/>
+                <w:kern w:val="0"/>
+                <w:sz w:val="24"/>
+                <w:szCs w:val="24"/>
+                <w:lang w:eastAsia="en-IN"/>
+                <w14:ligatures w14:val="none"/>
+              </w:rPr>
+            </w:pPr>
+            <w:r>
+              <w:rPr>
+                <w:rFonts w:ascii="Times New Roman" w:eastAsia="Times New Roman" w:hAnsi="Times New Roman" w:cs="Times New Roman"/>
+                <w:kern w:val="0"/>
+                <w:sz w:val="24"/>
+                <w:szCs w:val="24"/>
+                <w:lang w:eastAsia="en-IN"/>
+                <w14:ligatures w14:val="none"/>
+              </w:rPr>
+              <w:t>Adds a "Run workflow" button in the UI</w:t>
+            </w:r>
+          </w:p>
+        </w:tc>
+      </w:tr>
+      <w:tr>
+        <w:trPr>
+          <w:trHeight w:val="300"/>
+        </w:trPr>
+        <w:tc>
+          <w:tcPr>
+            <w:tcW w:w="3400" w:type="dxa"/>
+            <w:noWrap/>
+            <w:hideMark/>
+          </w:tcPr>
+          <w:p>
+            <w:pPr>
+              <w:rPr>
+                <w:rFonts w:ascii="Times New Roman" w:eastAsia="Times New Roman" w:hAnsi="Times New Roman" w:cs="Times New Roman"/>
+                <w:kern w:val="0"/>
+                <w:sz w:val="24"/>
+                <w:szCs w:val="24"/>
+                <w:lang w:eastAsia="en-IN"/>
+                <w14:ligatures w14:val="none"/>
+              </w:rPr>
+            </w:pPr>
+            <w:r>
+              <w:rPr>
+                <w:rFonts w:ascii="Times New Roman" w:eastAsia="Times New Roman" w:hAnsi="Times New Roman" w:cs="Times New Roman"/>
+                <w:kern w:val="0"/>
+                <w:sz w:val="24"/>
+                <w:szCs w:val="24"/>
+                <w:lang w:eastAsia="en-IN"/>
+                <w14:ligatures w14:val="none"/>
+              </w:rPr>
+              <w:t>branches:</w:t>
+            </w:r>
+          </w:p>
+        </w:tc>
+        <w:tc>
+          <w:tcPr>
+            <w:tcW w:w="6900" w:type="dxa"/>
+            <w:noWrap/>
+            <w:hideMark/>
+          </w:tcPr>
+          <w:p>
+            <w:pPr>
+              <w:rPr>
+                <w:rFonts w:ascii="Times New Roman" w:eastAsia="Times New Roman" w:hAnsi="Times New Roman" w:cs="Times New Roman"/>
+                <w:kern w:val="0"/>
+                <w:sz w:val="24"/>
+                <w:szCs w:val="24"/>
+                <w:lang w:eastAsia="en-IN"/>
+                <w14:ligatures w14:val="none"/>
+              </w:rPr>
+            </w:pPr>
+            <w:r>
+              <w:rPr>
+                <w:rFonts w:ascii="Times New Roman" w:eastAsia="Times New Roman" w:hAnsi="Times New Roman" w:cs="Times New Roman"/>
+                <w:kern w:val="0"/>
+                <w:sz w:val="24"/>
+                <w:szCs w:val="24"/>
+                <w:lang w:eastAsia="en-IN"/>
+                <w14:ligatures w14:val="none"/>
+              </w:rPr>
+              <w:t>Only trigger for these branches</w:t>
+            </w:r>
+          </w:p>
+        </w:tc>
+      </w:tr>
+      <w:tr>
+        <w:trPr>
+          <w:trHeight w:val="300"/>
+        </w:trPr>
+        <w:tc>
+          <w:tcPr>
+            <w:tcW w:w="3400" w:type="dxa"/>
+            <w:noWrap/>
+            <w:hideMark/>
+          </w:tcPr>
+          <w:p>
+            <w:pPr>
+              <w:rPr>
+                <w:rFonts w:ascii="Times New Roman" w:eastAsia="Times New Roman" w:hAnsi="Times New Roman" w:cs="Times New Roman"/>
+                <w:kern w:val="0"/>
+                <w:sz w:val="24"/>
+                <w:szCs w:val="24"/>
+                <w:lang w:eastAsia="en-IN"/>
+                <w14:ligatures w14:val="none"/>
+              </w:rPr>
+            </w:pPr>
+            <w:r>
+              <w:rPr>
+                <w:rFonts w:ascii="Times New Roman" w:eastAsia="Times New Roman" w:hAnsi="Times New Roman" w:cs="Times New Roman"/>
+                <w:kern w:val="0"/>
+                <w:sz w:val="24"/>
+                <w:szCs w:val="24"/>
+                <w:lang w:eastAsia="en-IN"/>
+                <w14:ligatures w14:val="none"/>
+              </w:rPr>
+              <w:t>env:</w:t>
+            </w:r>
+          </w:p>
+        </w:tc>
+        <w:tc>
+          <w:tcPr>
+            <w:tcW w:w="6900" w:type="dxa"/>
+            <w:noWrap/>
+            <w:hideMark/>
+          </w:tcPr>
+          <w:p>
+            <w:pPr>
+              <w:rPr>
+                <w:rFonts w:ascii="Times New Roman" w:eastAsia="Times New Roman" w:hAnsi="Times New Roman" w:cs="Times New Roman"/>
+                <w:kern w:val="0"/>
+                <w:sz w:val="24"/>
+                <w:szCs w:val="24"/>
+                <w:lang w:eastAsia="en-IN"/>
+                <w14:ligatures w14:val="none"/>
+              </w:rPr>
+            </w:pPr>
+            <w:r>
+              <w:rPr>
+                <w:rFonts w:ascii="Times New Roman" w:eastAsia="Times New Roman" w:hAnsi="Times New Roman" w:cs="Times New Roman"/>
+                <w:kern w:val="0"/>
+                <w:sz w:val="24"/>
+                <w:szCs w:val="24"/>
+                <w:lang w:eastAsia="en-IN"/>
+                <w14:ligatures w14:val="none"/>
+              </w:rPr>
+              <w:t>Variables available to all jobs</w:t>
+            </w:r>
+          </w:p>
+        </w:tc>
+      </w:tr>
+      <w:tr>
+        <w:trPr>
+          <w:trHeight w:val="300"/>
+        </w:trPr>
+        <w:tc>
+          <w:tcPr>
+            <w:tcW w:w="3400" w:type="dxa"/>
+            <w:noWrap/>
+            <w:hideMark/>
+          </w:tcPr>
+          <w:p>
+            <w:pPr>
+              <w:rPr>
+                <w:rFonts w:ascii="Times New Roman" w:eastAsia="Times New Roman" w:hAnsi="Times New Roman" w:cs="Times New Roman"/>
+                <w:kern w:val="0"/>
+                <w:sz w:val="24"/>
+                <w:szCs w:val="24"/>
+                <w:lang w:eastAsia="en-IN"/>
+                <w14:ligatures w14:val="none"/>
+              </w:rPr>
+            </w:pPr>
+            <w:r>
+              <w:rPr>
+                <w:rFonts w:ascii="Times New Roman" w:eastAsia="Times New Roman" w:hAnsi="Times New Roman" w:cs="Times New Roman"/>
+                <w:kern w:val="0"/>
+                <w:sz w:val="24"/>
+                <w:szCs w:val="24"/>
+                <w:lang w:eastAsia="en-IN"/>
+                <w14:ligatures w14:val="none"/>
+              </w:rPr>
+              <w:t>jobs:</w:t>
+            </w:r>
+          </w:p>
+        </w:tc>
+        <w:tc>
+          <w:tcPr>
+            <w:tcW w:w="6900" w:type="dxa"/>
+            <w:noWrap/>
+            <w:hideMark/>
+          </w:tcPr>
+          <w:p>
+            <w:pPr>
+              <w:rPr>
+                <w:rFonts w:ascii="Times New Roman" w:eastAsia="Times New Roman" w:hAnsi="Times New Roman" w:cs="Times New Roman"/>
+                <w:kern w:val="0"/>
+                <w:sz w:val="24"/>
+                <w:szCs w:val="24"/>
+                <w:lang w:eastAsia="en-IN"/>
+                <w14:ligatures w14:val="none"/>
+              </w:rPr>
+            </w:pPr>
+            <w:r>
+              <w:rPr>
+                <w:rFonts w:ascii="Times New Roman" w:eastAsia="Times New Roman" w:hAnsi="Times New Roman" w:cs="Times New Roman"/>
+                <w:kern w:val="0"/>
+                <w:sz w:val="24"/>
+                <w:szCs w:val="24"/>
+                <w:lang w:eastAsia="en-IN"/>
+                <w14:ligatures w14:val="none"/>
+              </w:rPr>
+              <w:t>Container for all jobs</w:t>
+            </w:r>
+          </w:p>
+        </w:tc>
+      </w:tr>
+      <w:tr>
+        <w:trPr>
+          <w:trHeight w:val="300"/>
+        </w:trPr>
+        <w:tc>
+          <w:tcPr>
+            <w:tcW w:w="3400" w:type="dxa"/>
+            <w:noWrap/>
+            <w:hideMark/>
+          </w:tcPr>
+          <w:p>
+            <w:pPr>
+              <w:rPr>
+                <w:rFonts w:ascii="Times New Roman" w:eastAsia="Times New Roman" w:hAnsi="Times New Roman" w:cs="Times New Roman"/>
+                <w:kern w:val="0"/>
+                <w:sz w:val="24"/>
+                <w:szCs w:val="24"/>
+                <w:lang w:eastAsia="en-IN"/>
+                <w14:ligatures w14:val="none"/>
+              </w:rPr>
+            </w:pPr>
+            <w:r>
+              <w:rPr>
+                <w:rFonts w:ascii="Times New Roman" w:eastAsia="Times New Roman" w:hAnsi="Times New Roman" w:cs="Times New Roman"/>
+                <w:kern w:val="0"/>
+                <w:sz w:val="24"/>
+                <w:szCs w:val="24"/>
+                <w:lang w:eastAsia="en-IN"/>
+                <w14:ligatures w14:val="none"/>
+              </w:rPr>
+              <w:t>runs-on:</w:t>
+            </w:r>
+          </w:p>
+        </w:tc>
+        <w:tc>
+          <w:tcPr>
+            <w:tcW w:w="6900" w:type="dxa"/>
+            <w:noWrap/>
+            <w:hideMark/>
+          </w:tcPr>
+          <w:p>
+            <w:pPr>
+              <w:rPr>
+                <w:rFonts w:ascii="Times New Roman" w:eastAsia="Times New Roman" w:hAnsi="Times New Roman" w:cs="Times New Roman"/>
+                <w:kern w:val="0"/>
+                <w:sz w:val="24"/>
+                <w:szCs w:val="24"/>
+                <w:lang w:eastAsia="en-IN"/>
+                <w14:ligatures w14:val="none"/>
+              </w:rPr>
+            </w:pPr>
+            <w:r>
+              <w:rPr>
+                <w:rFonts w:ascii="Times New Roman" w:eastAsia="Times New Roman" w:hAnsi="Times New Roman" w:cs="Times New Roman"/>
+                <w:kern w:val="0"/>
+                <w:sz w:val="24"/>
+                <w:szCs w:val="24"/>
+                <w:lang w:eastAsia="en-IN"/>
+                <w14:ligatures w14:val="none"/>
+              </w:rPr>
+              <w:t>The OS/machine to run this job on</w:t>
+            </w:r>
+          </w:p>
+        </w:tc>
+      </w:tr>
+      <w:tr>
+        <w:trPr>
+          <w:trHeight w:val="300"/>
+        </w:trPr>
+        <w:tc>
+          <w:tcPr>
+            <w:tcW w:w="3400" w:type="dxa"/>
+            <w:noWrap/>
+            <w:hideMark/>
+          </w:tcPr>
+          <w:p>
+            <w:pPr>
+              <w:rPr>
+                <w:rFonts w:ascii="Times New Roman" w:eastAsia="Times New Roman" w:hAnsi="Times New Roman" w:cs="Times New Roman"/>
+                <w:kern w:val="0"/>
+                <w:sz w:val="24"/>
+                <w:szCs w:val="24"/>
+                <w:lang w:eastAsia="en-IN"/>
+                <w14:ligatures w14:val="none"/>
+              </w:rPr>
+            </w:pPr>
+            <w:r>
+              <w:rPr>
+                <w:rFonts w:ascii="Times New Roman" w:eastAsia="Times New Roman" w:hAnsi="Times New Roman" w:cs="Times New Roman"/>
+                <w:kern w:val="0"/>
+                <w:sz w:val="24"/>
+                <w:szCs w:val="24"/>
+                <w:lang w:eastAsia="en-IN"/>
+                <w14:ligatures w14:val="none"/>
+              </w:rPr>
+              <w:t>needs:</w:t>
+            </w:r>
+          </w:p>
+        </w:tc>
+        <w:tc>
+          <w:tcPr>
+            <w:tcW w:w="6900" w:type="dxa"/>
+            <w:noWrap/>
+            <w:hideMark/>
+          </w:tcPr>
+          <w:p>
+            <w:pPr>
+              <w:rPr>
+                <w:rFonts w:ascii="Times New Roman" w:eastAsia="Times New Roman" w:hAnsi="Times New Roman" w:cs="Times New Roman"/>
+                <w:kern w:val="0"/>
+                <w:sz w:val="24"/>
+                <w:szCs w:val="24"/>
+                <w:lang w:eastAsia="en-IN"/>
+                <w14:ligatures w14:val="none"/>
+              </w:rPr>
+            </w:pPr>
+            <w:r>
+              <w:rPr>
+                <w:rFonts w:ascii="Times New Roman" w:eastAsia="Times New Roman" w:hAnsi="Times New Roman" w:cs="Times New Roman"/>
+                <w:kern w:val="0"/>
+                <w:sz w:val="24"/>
+                <w:szCs w:val="24"/>
+                <w:lang w:eastAsia="en-IN"/>
+                <w14:ligatures w14:val="none"/>
+              </w:rPr>
+              <w:t>This job won't start until that job passes</w:t>
+            </w:r>
+          </w:p>
+        </w:tc>
+      </w:tr>
+      <w:tr>
+        <w:trPr>
+          <w:trHeight w:val="300"/>
+        </w:trPr>
+        <w:tc>
+          <w:tcPr>
+            <w:tcW w:w="3400" w:type="dxa"/>
+            <w:noWrap/>
+            <w:hideMark/>
+          </w:tcPr>
+          <w:p>
+            <w:pPr>
+              <w:rPr>
+                <w:rFonts w:ascii="Times New Roman" w:eastAsia="Times New Roman" w:hAnsi="Times New Roman" w:cs="Times New Roman"/>
+                <w:kern w:val="0"/>
+                <w:sz w:val="24"/>
+                <w:szCs w:val="24"/>
+                <w:lang w:eastAsia="en-IN"/>
+                <w14:ligatures w14:val="none"/>
+              </w:rPr>
+            </w:pPr>
+            <w:r>
+              <w:rPr>
+                <w:rFonts w:ascii="Times New Roman" w:eastAsia="Times New Roman" w:hAnsi="Times New Roman" w:cs="Times New Roman"/>
+                <w:kern w:val="0"/>
+                <w:sz w:val="24"/>
+                <w:szCs w:val="24"/>
+                <w:lang w:eastAsia="en-IN"/>
+                <w14:ligatures w14:val="none"/>
+              </w:rPr>
+              <w:t>if:</w:t>
+            </w:r>
+          </w:p>
+        </w:tc>
+        <w:tc>
+          <w:tcPr>
+            <w:tcW w:w="6900" w:type="dxa"/>
+            <w:noWrap/>
+            <w:hideMark/>
+          </w:tcPr>
+          <w:p>
+            <w:pPr>
+              <w:rPr>
+                <w:rFonts w:ascii="Times New Roman" w:eastAsia="Times New Roman" w:hAnsi="Times New Roman" w:cs="Times New Roman"/>
+                <w:kern w:val="0"/>
+                <w:sz w:val="24"/>
+                <w:szCs w:val="24"/>
+                <w:lang w:eastAsia="en-IN"/>
+                <w14:ligatures w14:val="none"/>
+              </w:rPr>
+            </w:pPr>
+            <w:r>
+              <w:rPr>
+                <w:rFonts w:ascii="Times New Roman" w:eastAsia="Times New Roman" w:hAnsi="Times New Roman" w:cs="Times New Roman"/>
+                <w:kern w:val="0"/>
+                <w:sz w:val="24"/>
+                <w:szCs w:val="24"/>
+                <w:lang w:eastAsia="en-IN"/>
+                <w14:ligatures w14:val="none"/>
+              </w:rPr>
+              <w:t>Conditional — only run this job if true</w:t>
+            </w:r>
+          </w:p>
+        </w:tc>
+      </w:tr>
+      <w:tr>
+        <w:trPr>
+          <w:trHeight w:val="300"/>
+        </w:trPr>
+        <w:tc>
+          <w:tcPr>
+            <w:tcW w:w="3400" w:type="dxa"/>
+            <w:noWrap/>
+            <w:hideMark/>
+          </w:tcPr>
+          <w:p>
+            <w:pPr>
+              <w:rPr>
+                <w:rFonts w:ascii="Times New Roman" w:eastAsia="Times New Roman" w:hAnsi="Times New Roman" w:cs="Times New Roman"/>
+                <w:kern w:val="0"/>
+                <w:sz w:val="24"/>
+                <w:szCs w:val="24"/>
+                <w:lang w:eastAsia="en-IN"/>
+                <w14:ligatures w14:val="none"/>
+              </w:rPr>
+            </w:pPr>
+            <w:r>
+              <w:rPr>
+                <w:rFonts w:ascii="Times New Roman" w:eastAsia="Times New Roman" w:hAnsi="Times New Roman" w:cs="Times New Roman"/>
+                <w:kern w:val="0"/>
+                <w:sz w:val="24"/>
+                <w:szCs w:val="24"/>
+                <w:lang w:eastAsia="en-IN"/>
+                <w14:ligatures w14:val="none"/>
+              </w:rPr>
+              <w:t>steps:</w:t>
+            </w:r>
+          </w:p>
+        </w:tc>
+        <w:tc>
+          <w:tcPr>
+            <w:tcW w:w="6900" w:type="dxa"/>
+            <w:noWrap/>
+            <w:hideMark/>
+          </w:tcPr>
+          <w:p>
+            <w:pPr>
+              <w:rPr>
+                <w:rFonts w:ascii="Times New Roman" w:eastAsia="Times New Roman" w:hAnsi="Times New Roman" w:cs="Times New Roman"/>
+                <w:kern w:val="0"/>
+                <w:sz w:val="24"/>
+                <w:szCs w:val="24"/>
+                <w:lang w:eastAsia="en-IN"/>
+                <w14:ligatures w14:val="none"/>
+              </w:rPr>
+            </w:pPr>
+            <w:r>
+              <w:rPr>
+                <w:rFonts w:ascii="Times New Roman" w:eastAsia="Times New Roman" w:hAnsi="Times New Roman" w:cs="Times New Roman"/>
+                <w:kern w:val="0"/>
+                <w:sz w:val="24"/>
+                <w:szCs w:val="24"/>
+                <w:lang w:eastAsia="en-IN"/>
+                <w14:ligatures w14:val="none"/>
+              </w:rPr>
+              <w:t>Ordered list of things to do</w:t>
+            </w:r>
+          </w:p>
+        </w:tc>
+      </w:tr>
+      <w:tr>
+        <w:trPr>
+          <w:trHeight w:val="300"/>
+        </w:trPr>
+        <w:tc>
+          <w:tcPr>
+            <w:tcW w:w="3400" w:type="dxa"/>
+            <w:noWrap/>
+            <w:hideMark/>
+          </w:tcPr>
+          <w:p>
+            <w:pPr>
+              <w:rPr>
+                <w:rFonts w:ascii="Times New Roman" w:eastAsia="Times New Roman" w:hAnsi="Times New Roman" w:cs="Times New Roman"/>
+                <w:kern w:val="0"/>
+                <w:sz w:val="24"/>
+                <w:szCs w:val="24"/>
+                <w:lang w:eastAsia="en-IN"/>
+                <w14:ligatures w14:val="none"/>
+              </w:rPr>
+            </w:pPr>
+            <w:r>
+              <w:rPr>
+                <w:rFonts w:ascii="Times New Roman" w:eastAsia="Times New Roman" w:hAnsi="Times New Roman" w:cs="Times New Roman"/>
+                <w:kern w:val="0"/>
+                <w:sz w:val="24"/>
+                <w:szCs w:val="24"/>
+                <w:lang w:eastAsia="en-IN"/>
+                <w14:ligatures w14:val="none"/>
+              </w:rPr>
+              <w:t>uses:</w:t>
+            </w:r>
+          </w:p>
+        </w:tc>
+        <w:tc>
+          <w:tcPr>
+            <w:tcW w:w="6900" w:type="dxa"/>
+            <w:noWrap/>
+            <w:hideMark/>
+          </w:tcPr>
+          <w:p>
+            <w:pPr>
+              <w:rPr>
+                <w:rFonts w:ascii="Times New Roman" w:eastAsia="Times New Roman" w:hAnsi="Times New Roman" w:cs="Times New Roman"/>
+                <w:kern w:val="0"/>
+                <w:sz w:val="24"/>
+                <w:szCs w:val="24"/>
+                <w:lang w:eastAsia="en-IN"/>
+                <w14:ligatures w14:val="none"/>
+              </w:rPr>
+            </w:pPr>
+            <w:r>
+              <w:rPr>
+                <w:rFonts w:ascii="Times New Roman" w:eastAsia="Times New Roman" w:hAnsi="Times New Roman" w:cs="Times New Roman"/>
+                <w:kern w:val="0"/>
+                <w:sz w:val="24"/>
+                <w:szCs w:val="24"/>
+                <w:lang w:eastAsia="en-IN"/>
+                <w14:ligatures w14:val="none"/>
+              </w:rPr>
+              <w:t>Plug in a reusable pre-built action</w:t>
+            </w:r>
+          </w:p>
+        </w:tc>
+      </w:tr>
+      <w:tr>
+        <w:trPr>
+          <w:trHeight w:val="300"/>
+        </w:trPr>
+        <w:tc>
+          <w:tcPr>
+            <w:tcW w:w="3400" w:type="dxa"/>
+            <w:noWrap/>
+            <w:hideMark/>
+          </w:tcPr>
+          <w:p>
+            <w:pPr>
+              <w:rPr>
+                <w:rFonts w:ascii="Times New Roman" w:eastAsia="Times New Roman" w:hAnsi="Times New Roman" w:cs="Times New Roman"/>
+                <w:kern w:val="0"/>
+                <w:sz w:val="24"/>
+                <w:szCs w:val="24"/>
+                <w:lang w:eastAsia="en-IN"/>
+                <w14:ligatures w14:val="none"/>
+              </w:rPr>
+            </w:pPr>
+            <w:r>
+              <w:rPr>
+                <w:rFonts w:ascii="Times New Roman" w:eastAsia="Times New Roman" w:hAnsi="Times New Roman" w:cs="Times New Roman"/>
+                <w:kern w:val="0"/>
+                <w:sz w:val="24"/>
+                <w:szCs w:val="24"/>
+                <w:lang w:eastAsia="en-IN"/>
+                <w14:ligatures w14:val="none"/>
+              </w:rPr>
+              <w:t>with:</w:t>
+            </w:r>
+          </w:p>
+        </w:tc>
+        <w:tc>
+          <w:tcPr>
+            <w:tcW w:w="6900" w:type="dxa"/>
+            <w:noWrap/>
+            <w:hideMark/>
+          </w:tcPr>
+          <w:p>
+            <w:pPr>
+              <w:rPr>
+                <w:rFonts w:ascii="Times New Roman" w:eastAsia="Times New Roman" w:hAnsi="Times New Roman" w:cs="Times New Roman"/>
+                <w:kern w:val="0"/>
+                <w:sz w:val="24"/>
+                <w:szCs w:val="24"/>
+                <w:lang w:eastAsia="en-IN"/>
+                <w14:ligatures w14:val="none"/>
+              </w:rPr>
+            </w:pPr>
+            <w:r>
+              <w:rPr>
+                <w:rFonts w:ascii="Times New Roman" w:eastAsia="Times New Roman" w:hAnsi="Times New Roman" w:cs="Times New Roman"/>
+                <w:kern w:val="0"/>
+                <w:sz w:val="24"/>
+                <w:szCs w:val="24"/>
+                <w:lang w:eastAsia="en-IN"/>
+                <w14:ligatures w14:val="none"/>
+              </w:rPr>
+              <w:t>Pass inputs/options into a uses action</w:t>
+            </w:r>
+          </w:p>
+        </w:tc>
+      </w:tr>
+      <w:tr>
+        <w:trPr>
+          <w:trHeight w:val="300"/>
+        </w:trPr>
+        <w:tc>
+          <w:tcPr>
+            <w:tcW w:w="3400" w:type="dxa"/>
+            <w:noWrap/>
+            <w:hideMark/>
+          </w:tcPr>
+          <w:p>
+            <w:pPr>
+              <w:rPr>
+                <w:rFonts w:ascii="Times New Roman" w:eastAsia="Times New Roman" w:hAnsi="Times New Roman" w:cs="Times New Roman"/>
+                <w:kern w:val="0"/>
+                <w:sz w:val="24"/>
+                <w:szCs w:val="24"/>
+                <w:lang w:eastAsia="en-IN"/>
+                <w14:ligatures w14:val="none"/>
+              </w:rPr>
+            </w:pPr>
+            <w:r>
+              <w:rPr>
+                <w:rFonts w:ascii="Times New Roman" w:eastAsia="Times New Roman" w:hAnsi="Times New Roman" w:cs="Times New Roman"/>
+                <w:kern w:val="0"/>
+                <w:sz w:val="24"/>
+                <w:szCs w:val="24"/>
+                <w:lang w:eastAsia="en-IN"/>
+                <w14:ligatures w14:val="none"/>
+              </w:rPr>
+              <w:t>run:</w:t>
+            </w:r>
+          </w:p>
+        </w:tc>
+        <w:tc>
+          <w:tcPr>
+            <w:tcW w:w="6900" w:type="dxa"/>
+            <w:noWrap/>
+            <w:hideMark/>
+          </w:tcPr>
+          <w:p>
+            <w:pPr>
+              <w:rPr>
+                <w:rFonts w:ascii="Times New Roman" w:eastAsia="Times New Roman" w:hAnsi="Times New Roman" w:cs="Times New Roman"/>
+                <w:kern w:val="0"/>
+                <w:sz w:val="24"/>
+                <w:szCs w:val="24"/>
+                <w:lang w:eastAsia="en-IN"/>
+                <w14:ligatures w14:val="none"/>
+              </w:rPr>
+            </w:pPr>
+            <w:r>
+              <w:rPr>
+                <w:rFonts w:ascii="Times New Roman" w:eastAsia="Times New Roman" w:hAnsi="Times New Roman" w:cs="Times New Roman"/>
+                <w:kern w:val="0"/>
+                <w:sz w:val="24"/>
+                <w:szCs w:val="24"/>
+                <w:lang w:eastAsia="en-IN"/>
+                <w14:ligatures w14:val="none"/>
+              </w:rPr>
+              <w:t>Run a raw shell command</w:t>
+            </w:r>
+          </w:p>
+        </w:tc>
+      </w:tr>
+      <w:tr>
+        <w:trPr>
+          <w:trHeight w:val="300"/>
+        </w:trPr>
+        <w:tc>
+          <w:tcPr>
+            <w:tcW w:w="3400" w:type="dxa"/>
+            <w:noWrap/>
+            <w:hideMark/>
+          </w:tcPr>
+          <w:p>
+            <w:pPr>
+              <w:rPr>
+                <w:rFonts w:ascii="Times New Roman" w:eastAsia="Times New Roman" w:hAnsi="Times New Roman" w:cs="Times New Roman"/>
+                <w:kern w:val="0"/>
+                <w:sz w:val="24"/>
+                <w:szCs w:val="24"/>
+                <w:lang w:eastAsia="en-IN"/>
+                <w14:ligatures w14:val="none"/>
+              </w:rPr>
+            </w:pPr>
+            <w:proofErr w:type="spellStart"/>
+            <w:r>
+              <w:rPr>
+                <w:rFonts w:ascii="Times New Roman" w:eastAsia="Times New Roman" w:hAnsi="Times New Roman" w:cs="Times New Roman"/>
+                <w:kern w:val="0"/>
+                <w:sz w:val="24"/>
+                <w:szCs w:val="24"/>
+                <w:lang w:eastAsia="en-IN"/>
+                <w14:ligatures w14:val="none"/>
+              </w:rPr>
+              <w:t>secrets.XYZ</w:t>
+            </w:r>
+            <w:proofErr w:type="spellEnd"/>
+          </w:p>
+        </w:tc>
+        <w:tc>
+          <w:tcPr>
+            <w:tcW w:w="6900" w:type="dxa"/>
+            <w:noWrap/>
+            <w:hideMark/>
+          </w:tcPr>
+          <w:p>
+            <w:pPr>
+              <w:rPr>
+                <w:rFonts w:ascii="Times New Roman" w:eastAsia="Times New Roman" w:hAnsi="Times New Roman" w:cs="Times New Roman"/>
+                <w:kern w:val="0"/>
+                <w:sz w:val="24"/>
+                <w:szCs w:val="24"/>
+                <w:lang w:eastAsia="en-IN"/>
+                <w14:ligatures w14:val="none"/>
+              </w:rPr>
+            </w:pPr>
+            <w:r>
+              <w:rPr>
+                <w:rFonts w:ascii="Times New Roman" w:eastAsia="Times New Roman" w:hAnsi="Times New Roman" w:cs="Times New Roman"/>
+                <w:kern w:val="0"/>
+                <w:sz w:val="24"/>
+                <w:szCs w:val="24"/>
+                <w:lang w:eastAsia="en-IN"/>
+                <w14:ligatures w14:val="none"/>
+              </w:rPr>
+              <w:t>Encrypted secret stored in GitHub settings</w:t>
+            </w:r>
+          </w:p>
+        </w:tc>
+      </w:tr>
+      <w:tr>
+        <w:trPr>
+          <w:trHeight w:val="300"/>
+        </w:trPr>
+        <w:tc>
+          <w:tcPr>
+            <w:tcW w:w="3400" w:type="dxa"/>
+            <w:noWrap/>
+            <w:hideMark/>
+          </w:tcPr>
+          <w:p>
+            <w:pPr>
+              <w:rPr>
+                <w:rFonts w:ascii="Times New Roman" w:eastAsia="Times New Roman" w:hAnsi="Times New Roman" w:cs="Times New Roman"/>
+                <w:kern w:val="0"/>
+                <w:sz w:val="24"/>
+                <w:szCs w:val="24"/>
+                <w:lang w:eastAsia="en-IN"/>
+                <w14:ligatures w14:val="none"/>
+              </w:rPr>
+            </w:pPr>
+            <w:proofErr w:type="spellStart"/>
+            <w:r>
+              <w:rPr>
+                <w:rFonts w:ascii="Times New Roman" w:eastAsia="Times New Roman" w:hAnsi="Times New Roman" w:cs="Times New Roman"/>
+                <w:kern w:val="0"/>
+                <w:sz w:val="24"/>
+                <w:szCs w:val="24"/>
+                <w:lang w:eastAsia="en-IN"/>
+                <w14:ligatures w14:val="none"/>
+              </w:rPr>
+              <w:t>github.sha</w:t>
+            </w:r>
+            <w:proofErr w:type="spellEnd"/>
+          </w:p>
+        </w:tc>
+        <w:tc>
+          <w:tcPr>
+            <w:tcW w:w="6900" w:type="dxa"/>
+            <w:noWrap/>
+            <w:hideMark/>
+          </w:tcPr>
+          <w:p>
+            <w:pPr>
+              <w:rPr>
+                <w:rFonts w:ascii="Times New Roman" w:eastAsia="Times New Roman" w:hAnsi="Times New Roman" w:cs="Times New Roman"/>
+                <w:kern w:val="0"/>
+                <w:sz w:val="24"/>
+                <w:szCs w:val="24"/>
+                <w:lang w:eastAsia="en-IN"/>
+                <w14:ligatures w14:val="none"/>
+              </w:rPr>
+            </w:pPr>
+            <w:r>
+              <w:rPr>
+                <w:rFonts w:ascii="Times New Roman" w:eastAsia="Times New Roman" w:hAnsi="Times New Roman" w:cs="Times New Roman"/>
+                <w:kern w:val="0"/>
+                <w:sz w:val="24"/>
+                <w:szCs w:val="24"/>
+                <w:lang w:eastAsia="en-IN"/>
+                <w14:ligatures w14:val="none"/>
+              </w:rPr>
+              <w:t>The commit hash of the current push</w:t>
+            </w:r>
+          </w:p>
+        </w:tc>
+      </w:tr>
+      <w:tr>
+        <w:trPr>
+          <w:trHeight w:val="300"/>
+        </w:trPr>
+        <w:tc>
+          <w:tcPr>
+            <w:tcW w:w="3400" w:type="dxa"/>
+            <w:noWrap/>
+            <w:hideMark/>
+          </w:tcPr>
+          <w:p>
+            <w:pPr>
+              <w:rPr>
+                <w:rFonts w:ascii="Times New Roman" w:eastAsia="Times New Roman" w:hAnsi="Times New Roman" w:cs="Times New Roman"/>
+                <w:kern w:val="0"/>
+                <w:sz w:val="24"/>
+                <w:szCs w:val="24"/>
+                <w:lang w:eastAsia="en-IN"/>
+                <w14:ligatures w14:val="none"/>
+              </w:rPr>
+            </w:pPr>
+            <w:proofErr w:type="spellStart"/>
+            <w:r>
+              <w:rPr>
+                <w:rFonts w:ascii="Times New Roman" w:eastAsia="Times New Roman" w:hAnsi="Times New Roman" w:cs="Times New Roman"/>
+                <w:kern w:val="0"/>
+                <w:sz w:val="24"/>
+                <w:szCs w:val="24"/>
+                <w:lang w:eastAsia="en-IN"/>
+                <w14:ligatures w14:val="none"/>
+              </w:rPr>
+              <w:t>github.ref</w:t>
+            </w:r>
+            <w:proofErr w:type="spellEnd"/>
+          </w:p>
+        </w:tc>
+        <w:tc>
+          <w:tcPr>
+            <w:tcW w:w="6900" w:type="dxa"/>
+            <w:noWrap/>
+            <w:hideMark/>
+          </w:tcPr>
+          <w:p>
+            <w:pPr>
+              <w:rPr>
+                <w:rFonts w:ascii="Times New Roman" w:eastAsia="Times New Roman" w:hAnsi="Times New Roman" w:cs="Times New Roman"/>
+                <w:kern w:val="0"/>
+                <w:sz w:val="24"/>
+                <w:szCs w:val="24"/>
+                <w:lang w:eastAsia="en-IN"/>
+                <w14:ligatures w14:val="none"/>
+              </w:rPr>
+            </w:pPr>
+            <w:r>
+              <w:rPr>
+                <w:rFonts w:ascii="Times New Roman" w:eastAsia="Times New Roman" w:hAnsi="Times New Roman" w:cs="Times New Roman"/>
+                <w:kern w:val="0"/>
+                <w:sz w:val="24"/>
+                <w:szCs w:val="24"/>
+                <w:lang w:eastAsia="en-IN"/>
+                <w14:ligatures w14:val="none"/>
+              </w:rPr>
+              <w:t>The branch/tag that triggered the run</w:t>
+            </w:r>
+          </w:p>
+        </w:tc>
+      </w:tr>
+      <w:tr>
+        <w:trPr>
+          <w:trHeight w:val="300"/>
+        </w:trPr>
+        <w:tc>
+          <w:tcPr>
+            <w:tcW w:w="3400" w:type="dxa"/>
+            <w:noWrap/>
+            <w:hideMark/>
+          </w:tcPr>
+          <w:p>
+            <w:pPr>
+              <w:rPr>
+                <w:rFonts w:ascii="Times New Roman" w:eastAsia="Times New Roman" w:hAnsi="Times New Roman" w:cs="Times New Roman"/>
+                <w:kern w:val="0"/>
+                <w:sz w:val="24"/>
+                <w:szCs w:val="24"/>
+                <w:lang w:eastAsia="en-IN"/>
+                <w14:ligatures w14:val="none"/>
+              </w:rPr>
+            </w:pPr>
+            <w:r>
+              <w:rPr>
+                <w:rFonts w:ascii="Times New Roman" w:eastAsia="Times New Roman" w:hAnsi="Times New Roman" w:cs="Times New Roman"/>
+                <w:kern w:val="0"/>
+                <w:sz w:val="24"/>
+                <w:szCs w:val="24"/>
+                <w:lang w:eastAsia="en-IN"/>
+                <w14:ligatures w14:val="none"/>
+              </w:rPr>
+              <w:t>actions/checkout@v4</w:t>
+            </w:r>
+          </w:p>
+        </w:tc>
+        <w:tc>
+          <w:tcPr>
+            <w:tcW w:w="6900" w:type="dxa"/>
+            <w:noWrap/>
+            <w:hideMark/>
+          </w:tcPr>
+          <w:p>
+            <w:pPr>
+              <w:rPr>
+                <w:rFonts w:ascii="Times New Roman" w:eastAsia="Times New Roman" w:hAnsi="Times New Roman" w:cs="Times New Roman"/>
+                <w:kern w:val="0"/>
+                <w:sz w:val="24"/>
+                <w:szCs w:val="24"/>
+                <w:lang w:eastAsia="en-IN"/>
+                <w14:ligatures w14:val="none"/>
+              </w:rPr>
+            </w:pPr>
+            <w:r>
+              <w:rPr>
+                <w:rFonts w:ascii="Times New Roman" w:eastAsia="Times New Roman" w:hAnsi="Times New Roman" w:cs="Times New Roman"/>
+                <w:kern w:val="0"/>
+                <w:sz w:val="24"/>
+                <w:szCs w:val="24"/>
+                <w:lang w:eastAsia="en-IN"/>
+                <w14:ligatures w14:val="none"/>
+              </w:rPr>
+              <w:t>Official action to clone your repo onto the runner</w:t>
+            </w:r>
+          </w:p>
+        </w:tc>
+      </w:tr>
+      <w:tr>
+        <w:trPr>
+          <w:trHeight w:val="300"/>
+        </w:trPr>
+        <w:tc>
+          <w:tcPr>
+            <w:tcW w:w="3400" w:type="dxa"/>
+            <w:noWrap/>
+            <w:hideMark/>
+          </w:tcPr>
+          <w:p>
+            <w:pPr>
+              <w:rPr>
+                <w:rFonts w:ascii="Times New Roman" w:eastAsia="Times New Roman" w:hAnsi="Times New Roman" w:cs="Times New Roman"/>
+                <w:kern w:val="0"/>
+                <w:sz w:val="24"/>
+                <w:szCs w:val="24"/>
+                <w:lang w:eastAsia="en-IN"/>
+                <w14:ligatures w14:val="none"/>
+              </w:rPr>
+            </w:pPr>
+            <w:r>
+              <w:rPr>
+                <w:rFonts w:ascii="Times New Roman" w:eastAsia="Times New Roman" w:hAnsi="Times New Roman" w:cs="Times New Roman"/>
+                <w:kern w:val="0"/>
+                <w:sz w:val="24"/>
+                <w:szCs w:val="24"/>
+                <w:lang w:eastAsia="en-IN"/>
+                <w14:ligatures w14:val="none"/>
+              </w:rPr>
+              <w:t>upload-artifact / download-artifact</w:t>
+            </w:r>
+          </w:p>
+        </w:tc>
+        <w:tc>
+          <w:tcPr>
+            <w:tcW w:w="6900" w:type="dxa"/>
+            <w:noWrap/>
+            <w:hideMark/>
+          </w:tcPr>
+          <w:p>
+            <w:pPr>
+              <w:rPr>
+                <w:rFonts w:ascii="Times New Roman" w:eastAsia="Times New Roman" w:hAnsi="Times New Roman" w:cs="Times New Roman"/>
+                <w:kern w:val="0"/>
+                <w:sz w:val="24"/>
+                <w:szCs w:val="24"/>
+                <w:lang w:eastAsia="en-IN"/>
+                <w14:ligatures w14:val="none"/>
+              </w:rPr>
+            </w:pPr>
+            <w:r>
+              <w:rPr>
+                <w:rFonts w:ascii="Times New Roman" w:eastAsia="Times New Roman" w:hAnsi="Times New Roman" w:cs="Times New Roman"/>
+                <w:kern w:val="0"/>
+                <w:sz w:val="24"/>
+                <w:szCs w:val="24"/>
+                <w:lang w:eastAsia="en-IN"/>
+                <w14:ligatures w14:val="none"/>
+              </w:rPr>
+              <w:t>Pass files between jobs</w:t>
+            </w:r>
+          </w:p>
+        </w:tc>
+      </w:tr>
+      <w:tr>
+        <w:trPr>
+          <w:trHeight w:val="300"/>
+        </w:trPr>
+        <w:tc>
+          <w:tcPr>
+            <w:tcW w:w="3400" w:type="dxa"/>
+            <w:noWrap/>
+            <w:hideMark/>
+          </w:tcPr>
+          <w:p>
+            <w:pPr>
+              <w:rPr>
+                <w:rFonts w:ascii="Times New Roman" w:eastAsia="Times New Roman" w:hAnsi="Times New Roman" w:cs="Times New Roman"/>
+                <w:kern w:val="0"/>
+                <w:sz w:val="24"/>
+                <w:szCs w:val="24"/>
+                <w:lang w:eastAsia="en-IN"/>
+                <w14:ligatures w14:val="none"/>
+              </w:rPr>
+            </w:pPr>
+            <w:r>
+              <w:rPr>
+                <w:rFonts w:ascii="Times New Roman" w:eastAsia="Times New Roman" w:hAnsi="Times New Roman" w:cs="Times New Roman"/>
+                <w:kern w:val="0"/>
+                <w:sz w:val="24"/>
+                <w:szCs w:val="24"/>
+                <w:lang w:eastAsia="en-IN"/>
+                <w14:ligatures w14:val="none"/>
+              </w:rPr>
+              <w:t>environment:</w:t>
+            </w:r>
+          </w:p>
+        </w:tc>
+        <w:tc>
+          <w:tcPr>
+            <w:tcW w:w="6900" w:type="dxa"/>
+            <w:noWrap/>
+            <w:hideMark/>
+          </w:tcPr>
+          <w:p>
+            <w:pPr>
+              <w:rPr>
+                <w:rFonts w:ascii="Times New Roman" w:eastAsia="Times New Roman" w:hAnsi="Times New Roman" w:cs="Times New Roman"/>
+                <w:kern w:val="0"/>
+                <w:sz w:val="24"/>
+                <w:szCs w:val="24"/>
+                <w:lang w:eastAsia="en-IN"/>
+                <w14:ligatures w14:val="none"/>
+              </w:rPr>
+            </w:pPr>
+            <w:r>
+              <w:rPr>
+                <w:rFonts w:ascii="Times New Roman" w:eastAsia="Times New Roman" w:hAnsi="Times New Roman" w:cs="Times New Roman"/>
+                <w:kern w:val="0"/>
+                <w:sz w:val="24"/>
+                <w:szCs w:val="24"/>
+                <w:lang w:eastAsia="en-IN"/>
+                <w14:ligatures w14:val="none"/>
+              </w:rPr>
+              <w:t>Ties the job to a deployment environment with optional approval gates</w:t>
+            </w:r>
+          </w:p>
         </w:tc>
       </w:tr>
     </w:tbl>
@@ -15158,9 +14567,8 @@
           <w:lang w:eastAsia="en-IN"/>
           <w14:ligatures w14:val="none"/>
         </w:rPr>
-        <w:lastRenderedPageBreak/>
         <w:pict w14:anchorId="6B403C81">
-          <v:rect id="_x0000_i1481" style="width:0;height:1.5pt" o:hralign="center" o:hrstd="t" o:hr="t" fillcolor="#a0a0a0" stroked="f"/>
+          <v:rect id="_x0000_i1027" style="width:0;height:1.5pt" o:hralign="center" o:hrstd="t" o:hr="t" fillcolor="#a0a0a0" stroked="f"/>
         </w:pict>
       </w:r>
     </w:p>
@@ -15229,8 +14637,45 @@
           <w:lang w:eastAsia="en-IN"/>
           <w14:ligatures w14:val="none"/>
         </w:rPr>
-        <w:t>.github/workflows/ci-cd.yml</w:t>
-      </w:r>
+        <w:t>.</w:t>
+      </w:r>
+      <w:proofErr w:type="spellStart"/>
+      <w:r>
+        <w:rPr>
+          <w:rFonts w:ascii="Courier New" w:eastAsia="Times New Roman" w:hAnsi="Courier New" w:cs="Courier New"/>
+          <w:kern w:val="0"/>
+          <w:sz w:val="20"/>
+          <w:szCs w:val="20"/>
+          <w:lang w:eastAsia="en-IN"/>
+          <w14:ligatures w14:val="none"/>
+        </w:rPr>
+        <w:t>github</w:t>
+      </w:r>
+      <w:proofErr w:type="spellEnd"/>
+      <w:r>
+        <w:rPr>
+          <w:rFonts w:ascii="Courier New" w:eastAsia="Times New Roman" w:hAnsi="Courier New" w:cs="Courier New"/>
+          <w:kern w:val="0"/>
+          <w:sz w:val="20"/>
+          <w:szCs w:val="20"/>
+          <w:lang w:eastAsia="en-IN"/>
+          <w14:ligatures w14:val="none"/>
+        </w:rPr>
+        <w:t>/workflows/ci-</w:t>
+      </w:r>
+      <w:proofErr w:type="spellStart"/>
+      <w:r>
+        <w:rPr>
+          <w:rFonts w:ascii="Courier New" w:eastAsia="Times New Roman" w:hAnsi="Courier New" w:cs="Courier New"/>
+          <w:kern w:val="0"/>
+          <w:sz w:val="20"/>
+          <w:szCs w:val="20"/>
+          <w:lang w:eastAsia="en-IN"/>
+          <w14:ligatures w14:val="none"/>
+        </w:rPr>
+        <w:t>cd.yml</w:t>
+      </w:r>
+      <w:proofErr w:type="spellEnd"/>
       <w:r>
         <w:rPr>
           <w:rFonts w:ascii="Times New Roman" w:eastAsia="Times New Roman" w:hAnsi="Times New Roman" w:cs="Times New Roman"/>
@@ -19104,7 +18549,6 @@
   <w:style w:type="character" w:default="1" w:styleId="DefaultParagraphFont">
     <w:name w:val="Default Paragraph Font"/>
     <w:uiPriority w:val="1"/>
-    <w:semiHidden/>
     <w:unhideWhenUsed/>
   </w:style>
   <w:style w:type="table" w:default="1" w:styleId="TableNormal">
